--- a/igs/TKB_clinicalprocess_healthcond_description/input/images/SjD_TP_GetFunctionalStatus_2.0.docx
+++ b/igs/TKB_clinicalprocess_healthcond_description/input/images/SjD_TP_GetFunctionalStatus_2.0.docx
@@ -1,6 +1,6 @@
 
 <file path=word/document.xml><?xml version="1.0" encoding="utf-8"?>
-<w:document xmlns:wpc="http://schemas.microsoft.com/office/word/2010/wordprocessingCanvas" xmlns:cx="http://schemas.microsoft.com/office/drawing/2014/chartex" xmlns:cx1="http://schemas.microsoft.com/office/drawing/2015/9/8/chartex" xmlns:cx2="http://schemas.microsoft.com/office/drawing/2015/10/21/chartex" xmlns:cx3="http://schemas.microsoft.com/office/drawing/2016/5/9/chartex" xmlns:cx4="http://schemas.microsoft.com/office/drawing/2016/5/10/chartex" xmlns:cx5="http://schemas.microsoft.com/office/drawing/2016/5/11/chartex" xmlns:cx6="http://schemas.microsoft.com/office/drawing/2016/5/12/chartex" xmlns:cx7="http://schemas.microsoft.com/office/drawing/2016/5/13/chartex" xmlns:cx8="http://schemas.microsoft.com/office/drawing/2016/5/14/chartex" xmlns:mc="http://schemas.openxmlformats.org/markup-compatibility/2006" xmlns:aink="http://schemas.microsoft.com/office/drawing/2016/ink" xmlns:am3d="http://schemas.microsoft.com/office/drawing/2017/model3d" xmlns:o="urn:schemas-microsoft-com:office:office" xmlns:oel="http://schemas.microsoft.com/office/2019/extlst" xmlns:r="http://schemas.openxmlformats.org/officeDocument/2006/relationships" xmlns:m="http://schemas.openxmlformats.org/officeDocument/2006/math" xmlns:v="urn:schemas-microsoft-com:vml" xmlns:wp14="http://schemas.microsoft.com/office/word/2010/wordprocessingDrawing" xmlns:wp="http://schemas.openxmlformats.org/drawingml/2006/wordprocessingDrawing" xmlns:w10="urn:schemas-microsoft-com:office:word" xmlns:w="http://schemas.openxmlformats.org/wordprocessingml/2006/main" xmlns:w14="http://schemas.microsoft.com/office/word/2010/wordml" xmlns:w15="http://schemas.microsoft.com/office/word/2012/wordml" xmlns:w16cex="http://schemas.microsoft.com/office/word/2018/wordml/cex" xmlns:w16cid="http://schemas.microsoft.com/office/word/2016/wordml/cid" xmlns:w16="http://schemas.microsoft.com/office/word/2018/wordml" xmlns:w16sdtdh="http://schemas.microsoft.com/office/word/2020/wordml/sdtdatahash" xmlns:w16se="http://schemas.microsoft.com/office/word/2015/wordml/symex" xmlns:wpg="http://schemas.microsoft.com/office/word/2010/wordprocessingGroup" xmlns:wpi="http://schemas.microsoft.com/office/word/2010/wordprocessingInk" xmlns:wne="http://schemas.microsoft.com/office/word/2006/wordml" xmlns:wps="http://schemas.microsoft.com/office/word/2010/wordprocessingShape" mc:Ignorable="w14 w15 w16se w16cid w16 w16cex w16sdtdh wp14">
+<w:document xmlns:wpc="http://schemas.microsoft.com/office/word/2010/wordprocessingCanvas" xmlns:cx="http://schemas.microsoft.com/office/drawing/2014/chartex" xmlns:cx1="http://schemas.microsoft.com/office/drawing/2015/9/8/chartex" xmlns:cx2="http://schemas.microsoft.com/office/drawing/2015/10/21/chartex" xmlns:cx3="http://schemas.microsoft.com/office/drawing/2016/5/9/chartex" xmlns:cx4="http://schemas.microsoft.com/office/drawing/2016/5/10/chartex" xmlns:cx5="http://schemas.microsoft.com/office/drawing/2016/5/11/chartex" xmlns:cx6="http://schemas.microsoft.com/office/drawing/2016/5/12/chartex" xmlns:cx7="http://schemas.microsoft.com/office/drawing/2016/5/13/chartex" xmlns:cx8="http://schemas.microsoft.com/office/drawing/2016/5/14/chartex" xmlns:mc="http://schemas.openxmlformats.org/markup-compatibility/2006" xmlns:aink="http://schemas.microsoft.com/office/drawing/2016/ink" xmlns:am3d="http://schemas.microsoft.com/office/drawing/2017/model3d" xmlns:o="urn:schemas-microsoft-com:office:office" xmlns:oel="http://schemas.microsoft.com/office/2019/extlst" xmlns:r="http://schemas.openxmlformats.org/officeDocument/2006/relationships" xmlns:m="http://schemas.openxmlformats.org/officeDocument/2006/math" xmlns:v="urn:schemas-microsoft-com:vml" xmlns:wp14="http://schemas.microsoft.com/office/word/2010/wordprocessingDrawing" xmlns:wp="http://schemas.openxmlformats.org/drawingml/2006/wordprocessingDrawing" xmlns:w10="urn:schemas-microsoft-com:office:word" xmlns:w="http://schemas.openxmlformats.org/wordprocessingml/2006/main" xmlns:w14="http://schemas.microsoft.com/office/word/2010/wordml" xmlns:w15="http://schemas.microsoft.com/office/word/2012/wordml" xmlns:w16cex="http://schemas.microsoft.com/office/word/2018/wordml/cex" xmlns:w16cid="http://schemas.microsoft.com/office/word/2016/wordml/cid" xmlns:w16="http://schemas.microsoft.com/office/word/2018/wordml" xmlns:w16du="http://schemas.microsoft.com/office/word/2023/wordml/word16du" xmlns:w16sdtdh="http://schemas.microsoft.com/office/word/2020/wordml/sdtdatahash" xmlns:w16sdtfl="http://schemas.microsoft.com/office/word/2024/wordml/sdtformatlock" xmlns:w16se="http://schemas.microsoft.com/office/word/2015/wordml/symex" xmlns:wpg="http://schemas.microsoft.com/office/word/2010/wordprocessingGroup" xmlns:wpi="http://schemas.microsoft.com/office/word/2010/wordprocessingInk" xmlns:wne="http://schemas.microsoft.com/office/word/2006/wordml" xmlns:wps="http://schemas.microsoft.com/office/word/2010/wordprocessingShape" mc:Ignorable="w14 w15 w16se w16cid w16 w16cex w16sdtdh w16sdtfl w16du wp14">
   <w:body>
     <w:sdt>
       <w:sdtPr>
@@ -87,12 +87,21 @@
                   <w:color w:val="FFFFFF" w:themeColor="background1"/>
                 </w:rPr>
               </w:pPr>
+              <w:proofErr w:type="spellStart"/>
               <w:r>
                 <w:rPr>
                   <w:color w:val="FFFFFF" w:themeColor="background1"/>
                   <w:lang w:val="da-DK"/>
                 </w:rPr>
-                <w:t>GetFunctionalStatus 2.0</w:t>
+                <w:t>GetFunctionalStatus</w:t>
+              </w:r>
+              <w:proofErr w:type="spellEnd"/>
+              <w:r>
+                <w:rPr>
+                  <w:color w:val="FFFFFF" w:themeColor="background1"/>
+                  <w:lang w:val="da-DK"/>
+                </w:rPr>
+                <w:t xml:space="preserve"> 2.0</w:t>
               </w:r>
             </w:p>
           </w:sdtContent>
@@ -262,8 +271,8 @@
             <w:rPr>
               <w:b w:val="0"/>
               <w:kern w:val="2"/>
-              <w:sz w:val="22"/>
-              <w:szCs w:val="22"/>
+              <w:sz w:val="24"/>
+              <w:szCs w:val="24"/>
               <w14:ligatures w14:val="standardContextual"/>
             </w:rPr>
           </w:pPr>
@@ -285,7 +294,7 @@
             </w:rPr>
             <w:fldChar w:fldCharType="separate"/>
           </w:r>
-          <w:hyperlink w:anchor="_Toc146287822" w:history="1">
+          <w:hyperlink w:anchor="_Toc202170814" w:history="1">
             <w:r>
               <w:rPr>
                 <w:rStyle w:val="Hyperlnk"/>
@@ -308,7 +317,7 @@
               <w:rPr>
                 <w:webHidden/>
               </w:rPr>
-              <w:instrText xml:space="preserve"> PAGEREF _Toc146287822 \h </w:instrText>
+              <w:instrText xml:space="preserve"> PAGEREF _Toc202170814 \h </w:instrText>
             </w:r>
             <w:r>
               <w:rPr>
@@ -343,13 +352,13 @@
             </w:tabs>
             <w:rPr>
               <w:kern w:val="2"/>
-              <w:sz w:val="22"/>
-              <w:szCs w:val="22"/>
+              <w:sz w:val="24"/>
+              <w:szCs w:val="24"/>
               <w:lang w:eastAsia="sv-SE"/>
               <w14:ligatures w14:val="standardContextual"/>
             </w:rPr>
           </w:pPr>
-          <w:hyperlink w:anchor="_Toc146287823" w:history="1">
+          <w:hyperlink w:anchor="_Toc202170815" w:history="1">
             <w:r>
               <w:rPr>
                 <w:rStyle w:val="Hyperlnk"/>
@@ -359,8 +368,8 @@
             <w:r>
               <w:rPr>
                 <w:kern w:val="2"/>
-                <w:sz w:val="22"/>
-                <w:szCs w:val="22"/>
+                <w:sz w:val="24"/>
+                <w:szCs w:val="24"/>
                 <w:lang w:eastAsia="sv-SE"/>
                 <w14:ligatures w14:val="standardContextual"/>
               </w:rPr>
@@ -388,7 +397,7 @@
               <w:rPr>
                 <w:webHidden/>
               </w:rPr>
-              <w:instrText xml:space="preserve"> PAGEREF _Toc146287823 \h </w:instrText>
+              <w:instrText xml:space="preserve"> PAGEREF _Toc202170815 \h </w:instrText>
             </w:r>
             <w:r>
               <w:rPr>
@@ -423,13 +432,13 @@
             </w:tabs>
             <w:rPr>
               <w:kern w:val="2"/>
-              <w:sz w:val="22"/>
-              <w:szCs w:val="22"/>
+              <w:sz w:val="24"/>
+              <w:szCs w:val="24"/>
               <w:lang w:eastAsia="sv-SE"/>
               <w14:ligatures w14:val="standardContextual"/>
             </w:rPr>
           </w:pPr>
-          <w:hyperlink w:anchor="_Toc146287824" w:history="1">
+          <w:hyperlink w:anchor="_Toc202170816" w:history="1">
             <w:r>
               <w:rPr>
                 <w:rStyle w:val="Hyperlnk"/>
@@ -439,8 +448,8 @@
             <w:r>
               <w:rPr>
                 <w:kern w:val="2"/>
-                <w:sz w:val="22"/>
-                <w:szCs w:val="22"/>
+                <w:sz w:val="24"/>
+                <w:szCs w:val="24"/>
                 <w:lang w:eastAsia="sv-SE"/>
                 <w14:ligatures w14:val="standardContextual"/>
               </w:rPr>
@@ -468,7 +477,7 @@
               <w:rPr>
                 <w:webHidden/>
               </w:rPr>
-              <w:instrText xml:space="preserve"> PAGEREF _Toc146287824 \h </w:instrText>
+              <w:instrText xml:space="preserve"> PAGEREF _Toc202170816 \h </w:instrText>
             </w:r>
             <w:r>
               <w:rPr>
@@ -503,13 +512,13 @@
             </w:tabs>
             <w:rPr>
               <w:kern w:val="2"/>
-              <w:sz w:val="22"/>
-              <w:szCs w:val="22"/>
+              <w:sz w:val="24"/>
+              <w:szCs w:val="24"/>
               <w:lang w:eastAsia="sv-SE"/>
               <w14:ligatures w14:val="standardContextual"/>
             </w:rPr>
           </w:pPr>
-          <w:hyperlink w:anchor="_Toc146287825" w:history="1">
+          <w:hyperlink w:anchor="_Toc202170817" w:history="1">
             <w:r>
               <w:rPr>
                 <w:rStyle w:val="Hyperlnk"/>
@@ -519,8 +528,8 @@
             <w:r>
               <w:rPr>
                 <w:kern w:val="2"/>
-                <w:sz w:val="22"/>
-                <w:szCs w:val="22"/>
+                <w:sz w:val="24"/>
+                <w:szCs w:val="24"/>
                 <w:lang w:eastAsia="sv-SE"/>
                 <w14:ligatures w14:val="standardContextual"/>
               </w:rPr>
@@ -548,7 +557,7 @@
               <w:rPr>
                 <w:webHidden/>
               </w:rPr>
-              <w:instrText xml:space="preserve"> PAGEREF _Toc146287825 \h </w:instrText>
+              <w:instrText xml:space="preserve"> PAGEREF _Toc202170817 \h </w:instrText>
             </w:r>
             <w:r>
               <w:rPr>
@@ -583,13 +592,13 @@
             </w:tabs>
             <w:rPr>
               <w:kern w:val="2"/>
-              <w:sz w:val="22"/>
-              <w:szCs w:val="22"/>
+              <w:sz w:val="24"/>
+              <w:szCs w:val="24"/>
               <w:lang w:eastAsia="sv-SE"/>
               <w14:ligatures w14:val="standardContextual"/>
             </w:rPr>
           </w:pPr>
-          <w:hyperlink w:anchor="_Toc146287826" w:history="1">
+          <w:hyperlink w:anchor="_Toc202170818" w:history="1">
             <w:r>
               <w:rPr>
                 <w:rStyle w:val="Hyperlnk"/>
@@ -599,8 +608,8 @@
             <w:r>
               <w:rPr>
                 <w:kern w:val="2"/>
-                <w:sz w:val="22"/>
-                <w:szCs w:val="22"/>
+                <w:sz w:val="24"/>
+                <w:szCs w:val="24"/>
                 <w:lang w:eastAsia="sv-SE"/>
                 <w14:ligatures w14:val="standardContextual"/>
               </w:rPr>
@@ -628,7 +637,7 @@
               <w:rPr>
                 <w:webHidden/>
               </w:rPr>
-              <w:instrText xml:space="preserve"> PAGEREF _Toc146287826 \h </w:instrText>
+              <w:instrText xml:space="preserve"> PAGEREF _Toc202170818 \h </w:instrText>
             </w:r>
             <w:r>
               <w:rPr>
@@ -661,12 +670,12 @@
             <w:rPr>
               <w:b w:val="0"/>
               <w:kern w:val="2"/>
-              <w:sz w:val="22"/>
-              <w:szCs w:val="22"/>
+              <w:sz w:val="24"/>
+              <w:szCs w:val="24"/>
               <w14:ligatures w14:val="standardContextual"/>
             </w:rPr>
           </w:pPr>
-          <w:hyperlink w:anchor="_Toc146287827" w:history="1">
+          <w:hyperlink w:anchor="_Toc202170819" w:history="1">
             <w:r>
               <w:rPr>
                 <w:rStyle w:val="Hyperlnk"/>
@@ -677,8 +686,8 @@
               <w:rPr>
                 <w:b w:val="0"/>
                 <w:kern w:val="2"/>
-                <w:sz w:val="22"/>
-                <w:szCs w:val="22"/>
+                <w:sz w:val="24"/>
+                <w:szCs w:val="24"/>
                 <w14:ligatures w14:val="standardContextual"/>
               </w:rPr>
               <w:tab/>
@@ -705,7 +714,7 @@
               <w:rPr>
                 <w:webHidden/>
               </w:rPr>
-              <w:instrText xml:space="preserve"> PAGEREF _Toc146287827 \h </w:instrText>
+              <w:instrText xml:space="preserve"> PAGEREF _Toc202170819 \h </w:instrText>
             </w:r>
             <w:r>
               <w:rPr>
@@ -740,13 +749,13 @@
             </w:tabs>
             <w:rPr>
               <w:kern w:val="2"/>
-              <w:sz w:val="22"/>
-              <w:szCs w:val="22"/>
+              <w:sz w:val="24"/>
+              <w:szCs w:val="24"/>
               <w:lang w:eastAsia="sv-SE"/>
               <w14:ligatures w14:val="standardContextual"/>
             </w:rPr>
           </w:pPr>
-          <w:hyperlink w:anchor="_Toc146287828" w:history="1">
+          <w:hyperlink w:anchor="_Toc202170820" w:history="1">
             <w:r>
               <w:rPr>
                 <w:rStyle w:val="Hyperlnk"/>
@@ -756,8 +765,8 @@
             <w:r>
               <w:rPr>
                 <w:kern w:val="2"/>
-                <w:sz w:val="22"/>
-                <w:szCs w:val="22"/>
+                <w:sz w:val="24"/>
+                <w:szCs w:val="24"/>
                 <w:lang w:eastAsia="sv-SE"/>
                 <w14:ligatures w14:val="standardContextual"/>
               </w:rPr>
@@ -785,7 +794,7 @@
               <w:rPr>
                 <w:webHidden/>
               </w:rPr>
-              <w:instrText xml:space="preserve"> PAGEREF _Toc146287828 \h </w:instrText>
+              <w:instrText xml:space="preserve"> PAGEREF _Toc202170820 \h </w:instrText>
             </w:r>
             <w:r>
               <w:rPr>
@@ -820,13 +829,13 @@
             </w:tabs>
             <w:rPr>
               <w:kern w:val="2"/>
-              <w:sz w:val="22"/>
-              <w:szCs w:val="22"/>
+              <w:sz w:val="24"/>
+              <w:szCs w:val="24"/>
               <w:lang w:eastAsia="sv-SE"/>
               <w14:ligatures w14:val="standardContextual"/>
             </w:rPr>
           </w:pPr>
-          <w:hyperlink w:anchor="_Toc146287829" w:history="1">
+          <w:hyperlink w:anchor="_Toc202170821" w:history="1">
             <w:r>
               <w:rPr>
                 <w:rStyle w:val="Hyperlnk"/>
@@ -836,8 +845,8 @@
             <w:r>
               <w:rPr>
                 <w:kern w:val="2"/>
-                <w:sz w:val="22"/>
-                <w:szCs w:val="22"/>
+                <w:sz w:val="24"/>
+                <w:szCs w:val="24"/>
                 <w:lang w:eastAsia="sv-SE"/>
                 <w14:ligatures w14:val="standardContextual"/>
               </w:rPr>
@@ -865,7 +874,7 @@
               <w:rPr>
                 <w:webHidden/>
               </w:rPr>
-              <w:instrText xml:space="preserve"> PAGEREF _Toc146287829 \h </w:instrText>
+              <w:instrText xml:space="preserve"> PAGEREF _Toc202170821 \h </w:instrText>
             </w:r>
             <w:r>
               <w:rPr>
@@ -900,13 +909,13 @@
             </w:tabs>
             <w:rPr>
               <w:kern w:val="2"/>
-              <w:sz w:val="22"/>
-              <w:szCs w:val="22"/>
+              <w:sz w:val="24"/>
+              <w:szCs w:val="24"/>
               <w:lang w:eastAsia="sv-SE"/>
               <w14:ligatures w14:val="standardContextual"/>
             </w:rPr>
           </w:pPr>
-          <w:hyperlink w:anchor="_Toc146287830" w:history="1">
+          <w:hyperlink w:anchor="_Toc202170822" w:history="1">
             <w:r>
               <w:rPr>
                 <w:rStyle w:val="Hyperlnk"/>
@@ -916,8 +925,8 @@
             <w:r>
               <w:rPr>
                 <w:kern w:val="2"/>
-                <w:sz w:val="22"/>
-                <w:szCs w:val="22"/>
+                <w:sz w:val="24"/>
+                <w:szCs w:val="24"/>
                 <w:lang w:eastAsia="sv-SE"/>
                 <w14:ligatures w14:val="standardContextual"/>
               </w:rPr>
@@ -945,7 +954,7 @@
               <w:rPr>
                 <w:webHidden/>
               </w:rPr>
-              <w:instrText xml:space="preserve"> PAGEREF _Toc146287830 \h </w:instrText>
+              <w:instrText xml:space="preserve"> PAGEREF _Toc202170822 \h </w:instrText>
             </w:r>
             <w:r>
               <w:rPr>
@@ -980,13 +989,13 @@
             </w:tabs>
             <w:rPr>
               <w:kern w:val="2"/>
-              <w:sz w:val="22"/>
-              <w:szCs w:val="22"/>
+              <w:sz w:val="24"/>
+              <w:szCs w:val="24"/>
               <w:lang w:eastAsia="sv-SE"/>
               <w14:ligatures w14:val="standardContextual"/>
             </w:rPr>
           </w:pPr>
-          <w:hyperlink w:anchor="_Toc146287831" w:history="1">
+          <w:hyperlink w:anchor="_Toc202170823" w:history="1">
             <w:r>
               <w:rPr>
                 <w:rStyle w:val="Hyperlnk"/>
@@ -996,8 +1005,8 @@
             <w:r>
               <w:rPr>
                 <w:kern w:val="2"/>
-                <w:sz w:val="22"/>
-                <w:szCs w:val="22"/>
+                <w:sz w:val="24"/>
+                <w:szCs w:val="24"/>
                 <w:lang w:eastAsia="sv-SE"/>
                 <w14:ligatures w14:val="standardContextual"/>
               </w:rPr>
@@ -1025,7 +1034,7 @@
               <w:rPr>
                 <w:webHidden/>
               </w:rPr>
-              <w:instrText xml:space="preserve"> PAGEREF _Toc146287831 \h </w:instrText>
+              <w:instrText xml:space="preserve"> PAGEREF _Toc202170823 \h </w:instrText>
             </w:r>
             <w:r>
               <w:rPr>
@@ -1060,13 +1069,13 @@
             </w:tabs>
             <w:rPr>
               <w:kern w:val="2"/>
-              <w:sz w:val="22"/>
-              <w:szCs w:val="22"/>
+              <w:sz w:val="24"/>
+              <w:szCs w:val="24"/>
               <w:lang w:eastAsia="sv-SE"/>
               <w14:ligatures w14:val="standardContextual"/>
             </w:rPr>
           </w:pPr>
-          <w:hyperlink w:anchor="_Toc146287832" w:history="1">
+          <w:hyperlink w:anchor="_Toc202170824" w:history="1">
             <w:r>
               <w:rPr>
                 <w:rStyle w:val="Hyperlnk"/>
@@ -1076,8 +1085,8 @@
             <w:r>
               <w:rPr>
                 <w:kern w:val="2"/>
-                <w:sz w:val="22"/>
-                <w:szCs w:val="22"/>
+                <w:sz w:val="24"/>
+                <w:szCs w:val="24"/>
                 <w:lang w:eastAsia="sv-SE"/>
                 <w14:ligatures w14:val="standardContextual"/>
               </w:rPr>
@@ -1105,7 +1114,7 @@
               <w:rPr>
                 <w:webHidden/>
               </w:rPr>
-              <w:instrText xml:space="preserve"> PAGEREF _Toc146287832 \h </w:instrText>
+              <w:instrText xml:space="preserve"> PAGEREF _Toc202170824 \h </w:instrText>
             </w:r>
             <w:r>
               <w:rPr>
@@ -1140,13 +1149,13 @@
             </w:tabs>
             <w:rPr>
               <w:kern w:val="2"/>
-              <w:sz w:val="22"/>
-              <w:szCs w:val="22"/>
+              <w:sz w:val="24"/>
+              <w:szCs w:val="24"/>
               <w:lang w:eastAsia="sv-SE"/>
               <w14:ligatures w14:val="standardContextual"/>
             </w:rPr>
           </w:pPr>
-          <w:hyperlink w:anchor="_Toc146287833" w:history="1">
+          <w:hyperlink w:anchor="_Toc202170825" w:history="1">
             <w:r>
               <w:rPr>
                 <w:rStyle w:val="Hyperlnk"/>
@@ -1156,8 +1165,8 @@
             <w:r>
               <w:rPr>
                 <w:kern w:val="2"/>
-                <w:sz w:val="22"/>
-                <w:szCs w:val="22"/>
+                <w:sz w:val="24"/>
+                <w:szCs w:val="24"/>
                 <w:lang w:eastAsia="sv-SE"/>
                 <w14:ligatures w14:val="standardContextual"/>
               </w:rPr>
@@ -1185,7 +1194,7 @@
               <w:rPr>
                 <w:webHidden/>
               </w:rPr>
-              <w:instrText xml:space="preserve"> PAGEREF _Toc146287833 \h </w:instrText>
+              <w:instrText xml:space="preserve"> PAGEREF _Toc202170825 \h </w:instrText>
             </w:r>
             <w:r>
               <w:rPr>
@@ -1220,13 +1229,13 @@
             </w:tabs>
             <w:rPr>
               <w:kern w:val="2"/>
-              <w:sz w:val="22"/>
-              <w:szCs w:val="22"/>
+              <w:sz w:val="24"/>
+              <w:szCs w:val="24"/>
               <w:lang w:eastAsia="sv-SE"/>
               <w14:ligatures w14:val="standardContextual"/>
             </w:rPr>
           </w:pPr>
-          <w:hyperlink w:anchor="_Toc146287834" w:history="1">
+          <w:hyperlink w:anchor="_Toc202170826" w:history="1">
             <w:r>
               <w:rPr>
                 <w:rStyle w:val="Hyperlnk"/>
@@ -1236,8 +1245,8 @@
             <w:r>
               <w:rPr>
                 <w:kern w:val="2"/>
-                <w:sz w:val="22"/>
-                <w:szCs w:val="22"/>
+                <w:sz w:val="24"/>
+                <w:szCs w:val="24"/>
                 <w:lang w:eastAsia="sv-SE"/>
                 <w14:ligatures w14:val="standardContextual"/>
               </w:rPr>
@@ -1265,7 +1274,7 @@
               <w:rPr>
                 <w:webHidden/>
               </w:rPr>
-              <w:instrText xml:space="preserve"> PAGEREF _Toc146287834 \h </w:instrText>
+              <w:instrText xml:space="preserve"> PAGEREF _Toc202170826 \h </w:instrText>
             </w:r>
             <w:r>
               <w:rPr>
@@ -1300,13 +1309,13 @@
             </w:tabs>
             <w:rPr>
               <w:kern w:val="2"/>
-              <w:sz w:val="22"/>
-              <w:szCs w:val="22"/>
+              <w:sz w:val="24"/>
+              <w:szCs w:val="24"/>
               <w:lang w:eastAsia="sv-SE"/>
               <w14:ligatures w14:val="standardContextual"/>
             </w:rPr>
           </w:pPr>
-          <w:hyperlink w:anchor="_Toc146287835" w:history="1">
+          <w:hyperlink w:anchor="_Toc202170827" w:history="1">
             <w:r>
               <w:rPr>
                 <w:rStyle w:val="Hyperlnk"/>
@@ -1316,8 +1325,8 @@
             <w:r>
               <w:rPr>
                 <w:kern w:val="2"/>
-                <w:sz w:val="22"/>
-                <w:szCs w:val="22"/>
+                <w:sz w:val="24"/>
+                <w:szCs w:val="24"/>
                 <w:lang w:eastAsia="sv-SE"/>
                 <w14:ligatures w14:val="standardContextual"/>
               </w:rPr>
@@ -1345,7 +1354,7 @@
               <w:rPr>
                 <w:webHidden/>
               </w:rPr>
-              <w:instrText xml:space="preserve"> PAGEREF _Toc146287835 \h </w:instrText>
+              <w:instrText xml:space="preserve"> PAGEREF _Toc202170827 \h </w:instrText>
             </w:r>
             <w:r>
               <w:rPr>
@@ -1380,13 +1389,13 @@
             </w:tabs>
             <w:rPr>
               <w:kern w:val="2"/>
-              <w:sz w:val="22"/>
-              <w:szCs w:val="22"/>
+              <w:sz w:val="24"/>
+              <w:szCs w:val="24"/>
               <w:lang w:eastAsia="sv-SE"/>
               <w14:ligatures w14:val="standardContextual"/>
             </w:rPr>
           </w:pPr>
-          <w:hyperlink w:anchor="_Toc146287836" w:history="1">
+          <w:hyperlink w:anchor="_Toc202170828" w:history="1">
             <w:r>
               <w:rPr>
                 <w:rStyle w:val="Hyperlnk"/>
@@ -1396,8 +1405,8 @@
             <w:r>
               <w:rPr>
                 <w:kern w:val="2"/>
-                <w:sz w:val="22"/>
-                <w:szCs w:val="22"/>
+                <w:sz w:val="24"/>
+                <w:szCs w:val="24"/>
                 <w:lang w:eastAsia="sv-SE"/>
                 <w14:ligatures w14:val="standardContextual"/>
               </w:rPr>
@@ -1425,7 +1434,7 @@
               <w:rPr>
                 <w:webHidden/>
               </w:rPr>
-              <w:instrText xml:space="preserve"> PAGEREF _Toc146287836 \h </w:instrText>
+              <w:instrText xml:space="preserve"> PAGEREF _Toc202170828 \h </w:instrText>
             </w:r>
             <w:r>
               <w:rPr>
@@ -1460,13 +1469,13 @@
             </w:tabs>
             <w:rPr>
               <w:kern w:val="2"/>
-              <w:sz w:val="22"/>
-              <w:szCs w:val="22"/>
+              <w:sz w:val="24"/>
+              <w:szCs w:val="24"/>
               <w:lang w:eastAsia="sv-SE"/>
               <w14:ligatures w14:val="standardContextual"/>
             </w:rPr>
           </w:pPr>
-          <w:hyperlink w:anchor="_Toc146287837" w:history="1">
+          <w:hyperlink w:anchor="_Toc202170829" w:history="1">
             <w:r>
               <w:rPr>
                 <w:rStyle w:val="Hyperlnk"/>
@@ -1476,8 +1485,8 @@
             <w:r>
               <w:rPr>
                 <w:kern w:val="2"/>
-                <w:sz w:val="22"/>
-                <w:szCs w:val="22"/>
+                <w:sz w:val="24"/>
+                <w:szCs w:val="24"/>
                 <w:lang w:eastAsia="sv-SE"/>
                 <w14:ligatures w14:val="standardContextual"/>
               </w:rPr>
@@ -1505,7 +1514,7 @@
               <w:rPr>
                 <w:webHidden/>
               </w:rPr>
-              <w:instrText xml:space="preserve"> PAGEREF _Toc146287837 \h </w:instrText>
+              <w:instrText xml:space="preserve"> PAGEREF _Toc202170829 \h </w:instrText>
             </w:r>
             <w:r>
               <w:rPr>
@@ -1540,13 +1549,13 @@
             </w:tabs>
             <w:rPr>
               <w:kern w:val="2"/>
-              <w:sz w:val="22"/>
-              <w:szCs w:val="22"/>
+              <w:sz w:val="24"/>
+              <w:szCs w:val="24"/>
               <w:lang w:eastAsia="sv-SE"/>
               <w14:ligatures w14:val="standardContextual"/>
             </w:rPr>
           </w:pPr>
-          <w:hyperlink w:anchor="_Toc146287838" w:history="1">
+          <w:hyperlink w:anchor="_Toc202170830" w:history="1">
             <w:r>
               <w:rPr>
                 <w:rStyle w:val="Hyperlnk"/>
@@ -1556,8 +1565,8 @@
             <w:r>
               <w:rPr>
                 <w:kern w:val="2"/>
-                <w:sz w:val="22"/>
-                <w:szCs w:val="22"/>
+                <w:sz w:val="24"/>
+                <w:szCs w:val="24"/>
                 <w:lang w:eastAsia="sv-SE"/>
                 <w14:ligatures w14:val="standardContextual"/>
               </w:rPr>
@@ -1585,7 +1594,7 @@
               <w:rPr>
                 <w:webHidden/>
               </w:rPr>
-              <w:instrText xml:space="preserve"> PAGEREF _Toc146287838 \h </w:instrText>
+              <w:instrText xml:space="preserve"> PAGEREF _Toc202170830 \h </w:instrText>
             </w:r>
             <w:r>
               <w:rPr>
@@ -1620,13 +1629,13 @@
             </w:tabs>
             <w:rPr>
               <w:kern w:val="2"/>
-              <w:sz w:val="22"/>
-              <w:szCs w:val="22"/>
+              <w:sz w:val="24"/>
+              <w:szCs w:val="24"/>
               <w:lang w:eastAsia="sv-SE"/>
               <w14:ligatures w14:val="standardContextual"/>
             </w:rPr>
           </w:pPr>
-          <w:hyperlink w:anchor="_Toc146287839" w:history="1">
+          <w:hyperlink w:anchor="_Toc202170831" w:history="1">
             <w:r>
               <w:rPr>
                 <w:rStyle w:val="Hyperlnk"/>
@@ -1636,8 +1645,8 @@
             <w:r>
               <w:rPr>
                 <w:kern w:val="2"/>
-                <w:sz w:val="22"/>
-                <w:szCs w:val="22"/>
+                <w:sz w:val="24"/>
+                <w:szCs w:val="24"/>
                 <w:lang w:eastAsia="sv-SE"/>
                 <w14:ligatures w14:val="standardContextual"/>
               </w:rPr>
@@ -1665,7 +1674,7 @@
               <w:rPr>
                 <w:webHidden/>
               </w:rPr>
-              <w:instrText xml:space="preserve"> PAGEREF _Toc146287839 \h </w:instrText>
+              <w:instrText xml:space="preserve"> PAGEREF _Toc202170831 \h </w:instrText>
             </w:r>
             <w:r>
               <w:rPr>
@@ -1700,13 +1709,13 @@
             </w:tabs>
             <w:rPr>
               <w:kern w:val="2"/>
-              <w:sz w:val="22"/>
-              <w:szCs w:val="22"/>
+              <w:sz w:val="24"/>
+              <w:szCs w:val="24"/>
               <w:lang w:eastAsia="sv-SE"/>
               <w14:ligatures w14:val="standardContextual"/>
             </w:rPr>
           </w:pPr>
-          <w:hyperlink w:anchor="_Toc146287840" w:history="1">
+          <w:hyperlink w:anchor="_Toc202170832" w:history="1">
             <w:r>
               <w:rPr>
                 <w:rStyle w:val="Hyperlnk"/>
@@ -1716,8 +1725,8 @@
             <w:r>
               <w:rPr>
                 <w:kern w:val="2"/>
-                <w:sz w:val="22"/>
-                <w:szCs w:val="22"/>
+                <w:sz w:val="24"/>
+                <w:szCs w:val="24"/>
                 <w:lang w:eastAsia="sv-SE"/>
                 <w14:ligatures w14:val="standardContextual"/>
               </w:rPr>
@@ -1745,7 +1754,7 @@
               <w:rPr>
                 <w:webHidden/>
               </w:rPr>
-              <w:instrText xml:space="preserve"> PAGEREF _Toc146287840 \h </w:instrText>
+              <w:instrText xml:space="preserve"> PAGEREF _Toc202170832 \h </w:instrText>
             </w:r>
             <w:r>
               <w:rPr>
@@ -1780,13 +1789,13 @@
             </w:tabs>
             <w:rPr>
               <w:kern w:val="2"/>
-              <w:sz w:val="22"/>
-              <w:szCs w:val="22"/>
+              <w:sz w:val="24"/>
+              <w:szCs w:val="24"/>
               <w:lang w:eastAsia="sv-SE"/>
               <w14:ligatures w14:val="standardContextual"/>
             </w:rPr>
           </w:pPr>
-          <w:hyperlink w:anchor="_Toc146287841" w:history="1">
+          <w:hyperlink w:anchor="_Toc202170833" w:history="1">
             <w:r>
               <w:rPr>
                 <w:rStyle w:val="Hyperlnk"/>
@@ -1796,8 +1805,8 @@
             <w:r>
               <w:rPr>
                 <w:kern w:val="2"/>
-                <w:sz w:val="22"/>
-                <w:szCs w:val="22"/>
+                <w:sz w:val="24"/>
+                <w:szCs w:val="24"/>
                 <w:lang w:eastAsia="sv-SE"/>
                 <w14:ligatures w14:val="standardContextual"/>
               </w:rPr>
@@ -1807,7 +1816,7 @@
               <w:rPr>
                 <w:rStyle w:val="Hyperlnk"/>
               </w:rPr>
-              <w:t>signering och låsning</w:t>
+              <w:t>signering</w:t>
             </w:r>
             <w:r>
               <w:rPr>
@@ -1825,7 +1834,7 @@
               <w:rPr>
                 <w:webHidden/>
               </w:rPr>
-              <w:instrText xml:space="preserve"> PAGEREF _Toc146287841 \h </w:instrText>
+              <w:instrText xml:space="preserve"> PAGEREF _Toc202170833 \h </w:instrText>
             </w:r>
             <w:r>
               <w:rPr>
@@ -1860,13 +1869,13 @@
             </w:tabs>
             <w:rPr>
               <w:kern w:val="2"/>
-              <w:sz w:val="22"/>
-              <w:szCs w:val="22"/>
+              <w:sz w:val="24"/>
+              <w:szCs w:val="24"/>
               <w:lang w:eastAsia="sv-SE"/>
               <w14:ligatures w14:val="standardContextual"/>
             </w:rPr>
           </w:pPr>
-          <w:hyperlink w:anchor="_Toc146287842" w:history="1">
+          <w:hyperlink w:anchor="_Toc202170834" w:history="1">
             <w:r>
               <w:rPr>
                 <w:rStyle w:val="Hyperlnk"/>
@@ -1876,8 +1885,8 @@
             <w:r>
               <w:rPr>
                 <w:kern w:val="2"/>
-                <w:sz w:val="22"/>
-                <w:szCs w:val="22"/>
+                <w:sz w:val="24"/>
+                <w:szCs w:val="24"/>
                 <w:lang w:eastAsia="sv-SE"/>
                 <w14:ligatures w14:val="standardContextual"/>
               </w:rPr>
@@ -1905,7 +1914,7 @@
               <w:rPr>
                 <w:webHidden/>
               </w:rPr>
-              <w:instrText xml:space="preserve"> PAGEREF _Toc146287842 \h </w:instrText>
+              <w:instrText xml:space="preserve"> PAGEREF _Toc202170834 \h </w:instrText>
             </w:r>
             <w:r>
               <w:rPr>
@@ -1940,13 +1949,13 @@
             </w:tabs>
             <w:rPr>
               <w:kern w:val="2"/>
-              <w:sz w:val="22"/>
-              <w:szCs w:val="22"/>
+              <w:sz w:val="24"/>
+              <w:szCs w:val="24"/>
               <w:lang w:eastAsia="sv-SE"/>
               <w14:ligatures w14:val="standardContextual"/>
             </w:rPr>
           </w:pPr>
-          <w:hyperlink w:anchor="_Toc146287843" w:history="1">
+          <w:hyperlink w:anchor="_Toc202170835" w:history="1">
             <w:r>
               <w:rPr>
                 <w:rStyle w:val="Hyperlnk"/>
@@ -1956,8 +1965,8 @@
             <w:r>
               <w:rPr>
                 <w:kern w:val="2"/>
-                <w:sz w:val="22"/>
-                <w:szCs w:val="22"/>
+                <w:sz w:val="24"/>
+                <w:szCs w:val="24"/>
                 <w:lang w:eastAsia="sv-SE"/>
                 <w14:ligatures w14:val="standardContextual"/>
               </w:rPr>
@@ -1985,7 +1994,7 @@
               <w:rPr>
                 <w:webHidden/>
               </w:rPr>
-              <w:instrText xml:space="preserve"> PAGEREF _Toc146287843 \h </w:instrText>
+              <w:instrText xml:space="preserve"> PAGEREF _Toc202170835 \h </w:instrText>
             </w:r>
             <w:r>
               <w:rPr>
@@ -2020,13 +2029,13 @@
             </w:tabs>
             <w:rPr>
               <w:kern w:val="2"/>
-              <w:sz w:val="22"/>
-              <w:szCs w:val="22"/>
+              <w:sz w:val="24"/>
+              <w:szCs w:val="24"/>
               <w:lang w:eastAsia="sv-SE"/>
               <w14:ligatures w14:val="standardContextual"/>
             </w:rPr>
           </w:pPr>
-          <w:hyperlink w:anchor="_Toc146287844" w:history="1">
+          <w:hyperlink w:anchor="_Toc202170836" w:history="1">
             <w:r>
               <w:rPr>
                 <w:rStyle w:val="Hyperlnk"/>
@@ -2036,8 +2045,8 @@
             <w:r>
               <w:rPr>
                 <w:kern w:val="2"/>
-                <w:sz w:val="22"/>
-                <w:szCs w:val="22"/>
+                <w:sz w:val="24"/>
+                <w:szCs w:val="24"/>
                 <w:lang w:eastAsia="sv-SE"/>
                 <w14:ligatures w14:val="standardContextual"/>
               </w:rPr>
@@ -2065,7 +2074,7 @@
               <w:rPr>
                 <w:webHidden/>
               </w:rPr>
-              <w:instrText xml:space="preserve"> PAGEREF _Toc146287844 \h </w:instrText>
+              <w:instrText xml:space="preserve"> PAGEREF _Toc202170836 \h </w:instrText>
             </w:r>
             <w:r>
               <w:rPr>
@@ -2100,13 +2109,13 @@
             </w:tabs>
             <w:rPr>
               <w:kern w:val="2"/>
-              <w:sz w:val="22"/>
-              <w:szCs w:val="22"/>
+              <w:sz w:val="24"/>
+              <w:szCs w:val="24"/>
               <w:lang w:eastAsia="sv-SE"/>
               <w14:ligatures w14:val="standardContextual"/>
             </w:rPr>
           </w:pPr>
-          <w:hyperlink w:anchor="_Toc146287845" w:history="1">
+          <w:hyperlink w:anchor="_Toc202170837" w:history="1">
             <w:r>
               <w:rPr>
                 <w:rStyle w:val="Hyperlnk"/>
@@ -2116,8 +2125,8 @@
             <w:r>
               <w:rPr>
                 <w:kern w:val="2"/>
-                <w:sz w:val="22"/>
-                <w:szCs w:val="22"/>
+                <w:sz w:val="24"/>
+                <w:szCs w:val="24"/>
                 <w:lang w:eastAsia="sv-SE"/>
                 <w14:ligatures w14:val="standardContextual"/>
               </w:rPr>
@@ -2145,7 +2154,7 @@
               <w:rPr>
                 <w:webHidden/>
               </w:rPr>
-              <w:instrText xml:space="preserve"> PAGEREF _Toc146287845 \h </w:instrText>
+              <w:instrText xml:space="preserve"> PAGEREF _Toc202170837 \h </w:instrText>
             </w:r>
             <w:r>
               <w:rPr>
@@ -2180,13 +2189,13 @@
             </w:tabs>
             <w:rPr>
               <w:kern w:val="2"/>
-              <w:sz w:val="22"/>
-              <w:szCs w:val="22"/>
+              <w:sz w:val="24"/>
+              <w:szCs w:val="24"/>
               <w:lang w:eastAsia="sv-SE"/>
               <w14:ligatures w14:val="standardContextual"/>
             </w:rPr>
           </w:pPr>
-          <w:hyperlink w:anchor="_Toc146287846" w:history="1">
+          <w:hyperlink w:anchor="_Toc202170838" w:history="1">
             <w:r>
               <w:rPr>
                 <w:rStyle w:val="Hyperlnk"/>
@@ -2196,8 +2205,8 @@
             <w:r>
               <w:rPr>
                 <w:kern w:val="2"/>
-                <w:sz w:val="22"/>
-                <w:szCs w:val="22"/>
+                <w:sz w:val="24"/>
+                <w:szCs w:val="24"/>
                 <w:lang w:eastAsia="sv-SE"/>
                 <w14:ligatures w14:val="standardContextual"/>
               </w:rPr>
@@ -2225,7 +2234,7 @@
               <w:rPr>
                 <w:webHidden/>
               </w:rPr>
-              <w:instrText xml:space="preserve"> PAGEREF _Toc146287846 \h </w:instrText>
+              <w:instrText xml:space="preserve"> PAGEREF _Toc202170838 \h </w:instrText>
             </w:r>
             <w:r>
               <w:rPr>
@@ -2260,13 +2269,13 @@
             </w:tabs>
             <w:rPr>
               <w:kern w:val="2"/>
-              <w:sz w:val="22"/>
-              <w:szCs w:val="22"/>
+              <w:sz w:val="24"/>
+              <w:szCs w:val="24"/>
               <w:lang w:eastAsia="sv-SE"/>
               <w14:ligatures w14:val="standardContextual"/>
             </w:rPr>
           </w:pPr>
-          <w:hyperlink w:anchor="_Toc146287847" w:history="1">
+          <w:hyperlink w:anchor="_Toc202170839" w:history="1">
             <w:r>
               <w:rPr>
                 <w:rStyle w:val="Hyperlnk"/>
@@ -2276,8 +2285,8 @@
             <w:r>
               <w:rPr>
                 <w:kern w:val="2"/>
-                <w:sz w:val="22"/>
-                <w:szCs w:val="22"/>
+                <w:sz w:val="24"/>
+                <w:szCs w:val="24"/>
                 <w:lang w:eastAsia="sv-SE"/>
                 <w14:ligatures w14:val="standardContextual"/>
               </w:rPr>
@@ -2305,7 +2314,7 @@
               <w:rPr>
                 <w:webHidden/>
               </w:rPr>
-              <w:instrText xml:space="preserve"> PAGEREF _Toc146287847 \h </w:instrText>
+              <w:instrText xml:space="preserve"> PAGEREF _Toc202170839 \h </w:instrText>
             </w:r>
             <w:r>
               <w:rPr>
@@ -2340,13 +2349,13 @@
             </w:tabs>
             <w:rPr>
               <w:kern w:val="2"/>
-              <w:sz w:val="22"/>
-              <w:szCs w:val="22"/>
+              <w:sz w:val="24"/>
+              <w:szCs w:val="24"/>
               <w:lang w:eastAsia="sv-SE"/>
               <w14:ligatures w14:val="standardContextual"/>
             </w:rPr>
           </w:pPr>
-          <w:hyperlink w:anchor="_Toc146287848" w:history="1">
+          <w:hyperlink w:anchor="_Toc202170840" w:history="1">
             <w:r>
               <w:rPr>
                 <w:rStyle w:val="Hyperlnk"/>
@@ -2356,8 +2365,8 @@
             <w:r>
               <w:rPr>
                 <w:kern w:val="2"/>
-                <w:sz w:val="22"/>
-                <w:szCs w:val="22"/>
+                <w:sz w:val="24"/>
+                <w:szCs w:val="24"/>
                 <w:lang w:eastAsia="sv-SE"/>
                 <w14:ligatures w14:val="standardContextual"/>
               </w:rPr>
@@ -2385,7 +2394,7 @@
               <w:rPr>
                 <w:webHidden/>
               </w:rPr>
-              <w:instrText xml:space="preserve"> PAGEREF _Toc146287848 \h </w:instrText>
+              <w:instrText xml:space="preserve"> PAGEREF _Toc202170840 \h </w:instrText>
             </w:r>
             <w:r>
               <w:rPr>
@@ -2420,13 +2429,13 @@
             </w:tabs>
             <w:rPr>
               <w:kern w:val="2"/>
-              <w:sz w:val="22"/>
-              <w:szCs w:val="22"/>
+              <w:sz w:val="24"/>
+              <w:szCs w:val="24"/>
               <w:lang w:eastAsia="sv-SE"/>
               <w14:ligatures w14:val="standardContextual"/>
             </w:rPr>
           </w:pPr>
-          <w:hyperlink w:anchor="_Toc146287849" w:history="1">
+          <w:hyperlink w:anchor="_Toc202170841" w:history="1">
             <w:r>
               <w:rPr>
                 <w:rStyle w:val="Hyperlnk"/>
@@ -2436,8 +2445,8 @@
             <w:r>
               <w:rPr>
                 <w:kern w:val="2"/>
-                <w:sz w:val="22"/>
-                <w:szCs w:val="22"/>
+                <w:sz w:val="24"/>
+                <w:szCs w:val="24"/>
                 <w:lang w:eastAsia="sv-SE"/>
                 <w14:ligatures w14:val="standardContextual"/>
               </w:rPr>
@@ -2465,7 +2474,7 @@
               <w:rPr>
                 <w:webHidden/>
               </w:rPr>
-              <w:instrText xml:space="preserve"> PAGEREF _Toc146287849 \h </w:instrText>
+              <w:instrText xml:space="preserve"> PAGEREF _Toc202170841 \h </w:instrText>
             </w:r>
             <w:r>
               <w:rPr>
@@ -2500,13 +2509,13 @@
             </w:tabs>
             <w:rPr>
               <w:kern w:val="2"/>
-              <w:sz w:val="22"/>
-              <w:szCs w:val="22"/>
+              <w:sz w:val="24"/>
+              <w:szCs w:val="24"/>
               <w:lang w:eastAsia="sv-SE"/>
               <w14:ligatures w14:val="standardContextual"/>
             </w:rPr>
           </w:pPr>
-          <w:hyperlink w:anchor="_Toc146287850" w:history="1">
+          <w:hyperlink w:anchor="_Toc202170842" w:history="1">
             <w:r>
               <w:rPr>
                 <w:rStyle w:val="Hyperlnk"/>
@@ -2516,8 +2525,8 @@
             <w:r>
               <w:rPr>
                 <w:kern w:val="2"/>
-                <w:sz w:val="22"/>
-                <w:szCs w:val="22"/>
+                <w:sz w:val="24"/>
+                <w:szCs w:val="24"/>
                 <w:lang w:eastAsia="sv-SE"/>
                 <w14:ligatures w14:val="standardContextual"/>
               </w:rPr>
@@ -2545,7 +2554,7 @@
               <w:rPr>
                 <w:webHidden/>
               </w:rPr>
-              <w:instrText xml:space="preserve"> PAGEREF _Toc146287850 \h </w:instrText>
+              <w:instrText xml:space="preserve"> PAGEREF _Toc202170842 \h </w:instrText>
             </w:r>
             <w:r>
               <w:rPr>
@@ -2580,13 +2589,13 @@
             </w:tabs>
             <w:rPr>
               <w:kern w:val="2"/>
-              <w:sz w:val="22"/>
-              <w:szCs w:val="22"/>
+              <w:sz w:val="24"/>
+              <w:szCs w:val="24"/>
               <w:lang w:eastAsia="sv-SE"/>
               <w14:ligatures w14:val="standardContextual"/>
             </w:rPr>
           </w:pPr>
-          <w:hyperlink w:anchor="_Toc146287851" w:history="1">
+          <w:hyperlink w:anchor="_Toc202170843" w:history="1">
             <w:r>
               <w:rPr>
                 <w:rStyle w:val="Hyperlnk"/>
@@ -2596,8 +2605,8 @@
             <w:r>
               <w:rPr>
                 <w:kern w:val="2"/>
-                <w:sz w:val="22"/>
-                <w:szCs w:val="22"/>
+                <w:sz w:val="24"/>
+                <w:szCs w:val="24"/>
                 <w:lang w:eastAsia="sv-SE"/>
                 <w14:ligatures w14:val="standardContextual"/>
               </w:rPr>
@@ -2625,7 +2634,7 @@
               <w:rPr>
                 <w:webHidden/>
               </w:rPr>
-              <w:instrText xml:space="preserve"> PAGEREF _Toc146287851 \h </w:instrText>
+              <w:instrText xml:space="preserve"> PAGEREF _Toc202170843 \h </w:instrText>
             </w:r>
             <w:r>
               <w:rPr>
@@ -2642,7 +2651,7 @@
               <w:rPr>
                 <w:webHidden/>
               </w:rPr>
-              <w:t>17</w:t>
+              <w:t>16</w:t>
             </w:r>
             <w:r>
               <w:rPr>
@@ -2660,13 +2669,13 @@
             </w:tabs>
             <w:rPr>
               <w:kern w:val="2"/>
-              <w:sz w:val="22"/>
-              <w:szCs w:val="22"/>
+              <w:sz w:val="24"/>
+              <w:szCs w:val="24"/>
               <w:lang w:eastAsia="sv-SE"/>
               <w14:ligatures w14:val="standardContextual"/>
             </w:rPr>
           </w:pPr>
-          <w:hyperlink w:anchor="_Toc146287852" w:history="1">
+          <w:hyperlink w:anchor="_Toc202170844" w:history="1">
             <w:r>
               <w:rPr>
                 <w:rStyle w:val="Hyperlnk"/>
@@ -2676,8 +2685,8 @@
             <w:r>
               <w:rPr>
                 <w:kern w:val="2"/>
-                <w:sz w:val="22"/>
-                <w:szCs w:val="22"/>
+                <w:sz w:val="24"/>
+                <w:szCs w:val="24"/>
                 <w:lang w:eastAsia="sv-SE"/>
                 <w14:ligatures w14:val="standardContextual"/>
               </w:rPr>
@@ -2705,7 +2714,7 @@
               <w:rPr>
                 <w:webHidden/>
               </w:rPr>
-              <w:instrText xml:space="preserve"> PAGEREF _Toc146287852 \h </w:instrText>
+              <w:instrText xml:space="preserve"> PAGEREF _Toc202170844 \h </w:instrText>
             </w:r>
             <w:r>
               <w:rPr>
@@ -2722,7 +2731,7 @@
               <w:rPr>
                 <w:webHidden/>
               </w:rPr>
-              <w:t>19</w:t>
+              <w:t>18</w:t>
             </w:r>
             <w:r>
               <w:rPr>
@@ -2740,13 +2749,13 @@
             </w:tabs>
             <w:rPr>
               <w:kern w:val="2"/>
-              <w:sz w:val="22"/>
-              <w:szCs w:val="22"/>
+              <w:sz w:val="24"/>
+              <w:szCs w:val="24"/>
               <w:lang w:eastAsia="sv-SE"/>
               <w14:ligatures w14:val="standardContextual"/>
             </w:rPr>
           </w:pPr>
-          <w:hyperlink w:anchor="_Toc146287853" w:history="1">
+          <w:hyperlink w:anchor="_Toc202170845" w:history="1">
             <w:r>
               <w:rPr>
                 <w:rStyle w:val="Hyperlnk"/>
@@ -2756,8 +2765,8 @@
             <w:r>
               <w:rPr>
                 <w:kern w:val="2"/>
-                <w:sz w:val="22"/>
-                <w:szCs w:val="22"/>
+                <w:sz w:val="24"/>
+                <w:szCs w:val="24"/>
                 <w:lang w:eastAsia="sv-SE"/>
                 <w14:ligatures w14:val="standardContextual"/>
               </w:rPr>
@@ -2785,7 +2794,7 @@
               <w:rPr>
                 <w:webHidden/>
               </w:rPr>
-              <w:instrText xml:space="preserve"> PAGEREF _Toc146287853 \h </w:instrText>
+              <w:instrText xml:space="preserve"> PAGEREF _Toc202170845 \h </w:instrText>
             </w:r>
             <w:r>
               <w:rPr>
@@ -2802,7 +2811,7 @@
               <w:rPr>
                 <w:webHidden/>
               </w:rPr>
-              <w:t>19</w:t>
+              <w:t>18</w:t>
             </w:r>
             <w:r>
               <w:rPr>
@@ -2820,13 +2829,13 @@
             </w:tabs>
             <w:rPr>
               <w:kern w:val="2"/>
-              <w:sz w:val="22"/>
-              <w:szCs w:val="22"/>
+              <w:sz w:val="24"/>
+              <w:szCs w:val="24"/>
               <w:lang w:eastAsia="sv-SE"/>
               <w14:ligatures w14:val="standardContextual"/>
             </w:rPr>
           </w:pPr>
-          <w:hyperlink w:anchor="_Toc146287854" w:history="1">
+          <w:hyperlink w:anchor="_Toc202170846" w:history="1">
             <w:r>
               <w:rPr>
                 <w:rStyle w:val="Hyperlnk"/>
@@ -2836,8 +2845,8 @@
             <w:r>
               <w:rPr>
                 <w:kern w:val="2"/>
-                <w:sz w:val="22"/>
-                <w:szCs w:val="22"/>
+                <w:sz w:val="24"/>
+                <w:szCs w:val="24"/>
                 <w:lang w:eastAsia="sv-SE"/>
                 <w14:ligatures w14:val="standardContextual"/>
               </w:rPr>
@@ -2865,7 +2874,7 @@
               <w:rPr>
                 <w:webHidden/>
               </w:rPr>
-              <w:instrText xml:space="preserve"> PAGEREF _Toc146287854 \h </w:instrText>
+              <w:instrText xml:space="preserve"> PAGEREF _Toc202170846 \h </w:instrText>
             </w:r>
             <w:r>
               <w:rPr>
@@ -2882,7 +2891,7 @@
               <w:rPr>
                 <w:webHidden/>
               </w:rPr>
-              <w:t>20</w:t>
+              <w:t>19</w:t>
             </w:r>
             <w:r>
               <w:rPr>
@@ -2900,13 +2909,13 @@
             </w:tabs>
             <w:rPr>
               <w:kern w:val="2"/>
-              <w:sz w:val="22"/>
-              <w:szCs w:val="22"/>
+              <w:sz w:val="24"/>
+              <w:szCs w:val="24"/>
               <w:lang w:eastAsia="sv-SE"/>
               <w14:ligatures w14:val="standardContextual"/>
             </w:rPr>
           </w:pPr>
-          <w:hyperlink w:anchor="_Toc146287855" w:history="1">
+          <w:hyperlink w:anchor="_Toc202170847" w:history="1">
             <w:r>
               <w:rPr>
                 <w:rStyle w:val="Hyperlnk"/>
@@ -2916,8 +2925,8 @@
             <w:r>
               <w:rPr>
                 <w:kern w:val="2"/>
-                <w:sz w:val="22"/>
-                <w:szCs w:val="22"/>
+                <w:sz w:val="24"/>
+                <w:szCs w:val="24"/>
                 <w:lang w:eastAsia="sv-SE"/>
                 <w14:ligatures w14:val="standardContextual"/>
               </w:rPr>
@@ -2945,7 +2954,7 @@
               <w:rPr>
                 <w:webHidden/>
               </w:rPr>
-              <w:instrText xml:space="preserve"> PAGEREF _Toc146287855 \h </w:instrText>
+              <w:instrText xml:space="preserve"> PAGEREF _Toc202170847 \h </w:instrText>
             </w:r>
             <w:r>
               <w:rPr>
@@ -2962,87 +2971,7 @@
               <w:rPr>
                 <w:webHidden/>
               </w:rPr>
-              <w:t>20</w:t>
-            </w:r>
-            <w:r>
-              <w:rPr>
-                <w:webHidden/>
-              </w:rPr>
-              <w:fldChar w:fldCharType="end"/>
-            </w:r>
-          </w:hyperlink>
-        </w:p>
-        <w:p>
-          <w:pPr>
-            <w:pStyle w:val="Innehll3"/>
-            <w:tabs>
-              <w:tab w:val="left" w:pos="1701"/>
-            </w:tabs>
-            <w:rPr>
-              <w:kern w:val="2"/>
-              <w:sz w:val="22"/>
-              <w:szCs w:val="22"/>
-              <w:lang w:eastAsia="sv-SE"/>
-              <w14:ligatures w14:val="standardContextual"/>
-            </w:rPr>
-          </w:pPr>
-          <w:hyperlink w:anchor="_Toc146287856" w:history="1">
-            <w:r>
-              <w:rPr>
-                <w:rStyle w:val="Hyperlnk"/>
-              </w:rPr>
-              <w:t>2.6.2.</w:t>
-            </w:r>
-            <w:r>
-              <w:rPr>
-                <w:kern w:val="2"/>
-                <w:sz w:val="22"/>
-                <w:szCs w:val="22"/>
-                <w:lang w:eastAsia="sv-SE"/>
-                <w14:ligatures w14:val="standardContextual"/>
-              </w:rPr>
-              <w:tab/>
-            </w:r>
-            <w:r>
-              <w:rPr>
-                <w:rStyle w:val="Hyperlnk"/>
-              </w:rPr>
-              <w:t>Tester för EI Update</w:t>
-            </w:r>
-            <w:r>
-              <w:rPr>
-                <w:webHidden/>
-              </w:rPr>
-              <w:tab/>
-            </w:r>
-            <w:r>
-              <w:rPr>
-                <w:webHidden/>
-              </w:rPr>
-              <w:fldChar w:fldCharType="begin"/>
-            </w:r>
-            <w:r>
-              <w:rPr>
-                <w:webHidden/>
-              </w:rPr>
-              <w:instrText xml:space="preserve"> PAGEREF _Toc146287856 \h </w:instrText>
-            </w:r>
-            <w:r>
-              <w:rPr>
-                <w:webHidden/>
-              </w:rPr>
-            </w:r>
-            <w:r>
-              <w:rPr>
-                <w:webHidden/>
-              </w:rPr>
-              <w:fldChar w:fldCharType="separate"/>
-            </w:r>
-            <w:r>
-              <w:rPr>
-                <w:webHidden/>
-              </w:rPr>
-              <w:t>20</w:t>
+              <w:t>19</w:t>
             </w:r>
             <w:r>
               <w:rPr>
@@ -3060,13 +2989,13 @@
             </w:tabs>
             <w:rPr>
               <w:kern w:val="2"/>
-              <w:sz w:val="22"/>
-              <w:szCs w:val="22"/>
+              <w:sz w:val="24"/>
+              <w:szCs w:val="24"/>
               <w:lang w:eastAsia="sv-SE"/>
               <w14:ligatures w14:val="standardContextual"/>
             </w:rPr>
           </w:pPr>
-          <w:hyperlink w:anchor="_Toc146287857" w:history="1">
+          <w:hyperlink w:anchor="_Toc202170848" w:history="1">
             <w:r>
               <w:rPr>
                 <w:rStyle w:val="Hyperlnk"/>
@@ -3076,8 +3005,8 @@
             <w:r>
               <w:rPr>
                 <w:kern w:val="2"/>
-                <w:sz w:val="22"/>
-                <w:szCs w:val="22"/>
+                <w:sz w:val="24"/>
+                <w:szCs w:val="24"/>
                 <w:lang w:eastAsia="sv-SE"/>
                 <w14:ligatures w14:val="standardContextual"/>
               </w:rPr>
@@ -3105,7 +3034,7 @@
               <w:rPr>
                 <w:webHidden/>
               </w:rPr>
-              <w:instrText xml:space="preserve"> PAGEREF _Toc146287857 \h </w:instrText>
+              <w:instrText xml:space="preserve"> PAGEREF _Toc202170848 \h </w:instrText>
             </w:r>
             <w:r>
               <w:rPr>
@@ -3122,7 +3051,7 @@
               <w:rPr>
                 <w:webHidden/>
               </w:rPr>
-              <w:t>22</w:t>
+              <w:t>20</w:t>
             </w:r>
             <w:r>
               <w:rPr>
@@ -3140,13 +3069,13 @@
             </w:tabs>
             <w:rPr>
               <w:kern w:val="2"/>
-              <w:sz w:val="22"/>
-              <w:szCs w:val="22"/>
+              <w:sz w:val="24"/>
+              <w:szCs w:val="24"/>
               <w:lang w:eastAsia="sv-SE"/>
               <w14:ligatures w14:val="standardContextual"/>
             </w:rPr>
           </w:pPr>
-          <w:hyperlink w:anchor="_Toc146287858" w:history="1">
+          <w:hyperlink w:anchor="_Toc202170849" w:history="1">
             <w:r>
               <w:rPr>
                 <w:rStyle w:val="Hyperlnk"/>
@@ -3156,8 +3085,8 @@
             <w:r>
               <w:rPr>
                 <w:kern w:val="2"/>
-                <w:sz w:val="22"/>
-                <w:szCs w:val="22"/>
+                <w:sz w:val="24"/>
+                <w:szCs w:val="24"/>
                 <w:lang w:eastAsia="sv-SE"/>
                 <w14:ligatures w14:val="standardContextual"/>
               </w:rPr>
@@ -3185,7 +3114,7 @@
               <w:rPr>
                 <w:webHidden/>
               </w:rPr>
-              <w:instrText xml:space="preserve"> PAGEREF _Toc146287858 \h </w:instrText>
+              <w:instrText xml:space="preserve"> PAGEREF _Toc202170849 \h </w:instrText>
             </w:r>
             <w:r>
               <w:rPr>
@@ -3202,7 +3131,7 @@
               <w:rPr>
                 <w:webHidden/>
               </w:rPr>
-              <w:t>22</w:t>
+              <w:t>20</w:t>
             </w:r>
             <w:r>
               <w:rPr>
@@ -3220,13 +3149,13 @@
             </w:tabs>
             <w:rPr>
               <w:kern w:val="2"/>
-              <w:sz w:val="22"/>
-              <w:szCs w:val="22"/>
+              <w:sz w:val="24"/>
+              <w:szCs w:val="24"/>
               <w:lang w:eastAsia="sv-SE"/>
               <w14:ligatures w14:val="standardContextual"/>
             </w:rPr>
           </w:pPr>
-          <w:hyperlink w:anchor="_Toc146287859" w:history="1">
+          <w:hyperlink w:anchor="_Toc202170850" w:history="1">
             <w:r>
               <w:rPr>
                 <w:rStyle w:val="Hyperlnk"/>
@@ -3236,8 +3165,8 @@
             <w:r>
               <w:rPr>
                 <w:kern w:val="2"/>
-                <w:sz w:val="22"/>
-                <w:szCs w:val="22"/>
+                <w:sz w:val="24"/>
+                <w:szCs w:val="24"/>
                 <w:lang w:eastAsia="sv-SE"/>
                 <w14:ligatures w14:val="standardContextual"/>
               </w:rPr>
@@ -3265,7 +3194,7 @@
               <w:rPr>
                 <w:webHidden/>
               </w:rPr>
-              <w:instrText xml:space="preserve"> PAGEREF _Toc146287859 \h </w:instrText>
+              <w:instrText xml:space="preserve"> PAGEREF _Toc202170850 \h </w:instrText>
             </w:r>
             <w:r>
               <w:rPr>
@@ -3282,7 +3211,7 @@
               <w:rPr>
                 <w:webHidden/>
               </w:rPr>
-              <w:t>23</w:t>
+              <w:t>21</w:t>
             </w:r>
             <w:r>
               <w:rPr>
@@ -3298,12 +3227,12 @@
             <w:rPr>
               <w:b w:val="0"/>
               <w:kern w:val="2"/>
-              <w:sz w:val="22"/>
-              <w:szCs w:val="22"/>
+              <w:sz w:val="24"/>
+              <w:szCs w:val="24"/>
               <w14:ligatures w14:val="standardContextual"/>
             </w:rPr>
           </w:pPr>
-          <w:hyperlink w:anchor="_Toc146287860" w:history="1">
+          <w:hyperlink w:anchor="_Toc202170851" w:history="1">
             <w:r>
               <w:rPr>
                 <w:rStyle w:val="Hyperlnk"/>
@@ -3314,8 +3243,8 @@
               <w:rPr>
                 <w:b w:val="0"/>
                 <w:kern w:val="2"/>
-                <w:sz w:val="22"/>
-                <w:szCs w:val="22"/>
+                <w:sz w:val="24"/>
+                <w:szCs w:val="24"/>
                 <w14:ligatures w14:val="standardContextual"/>
               </w:rPr>
               <w:tab/>
@@ -3342,7 +3271,7 @@
               <w:rPr>
                 <w:webHidden/>
               </w:rPr>
-              <w:instrText xml:space="preserve"> PAGEREF _Toc146287860 \h </w:instrText>
+              <w:instrText xml:space="preserve"> PAGEREF _Toc202170851 \h </w:instrText>
             </w:r>
             <w:r>
               <w:rPr>
@@ -3359,7 +3288,7 @@
               <w:rPr>
                 <w:webHidden/>
               </w:rPr>
-              <w:t>24</w:t>
+              <w:t>22</w:t>
             </w:r>
             <w:r>
               <w:rPr>
@@ -3939,7 +3868,21 @@
               <w:rPr>
                 <w:rFonts w:ascii="Arial" w:hAnsi="Arial"/>
               </w:rPr>
-              <w:t xml:space="preserve"> i testsviter, framförallt tidsfiltrering. Testsvit 7 tillkommer.</w:t>
+              <w:t xml:space="preserve"> i testsviter, </w:t>
+            </w:r>
+            <w:proofErr w:type="gramStart"/>
+            <w:r>
+              <w:rPr>
+                <w:rFonts w:ascii="Arial" w:hAnsi="Arial"/>
+              </w:rPr>
+              <w:t>framförallt</w:t>
+            </w:r>
+            <w:proofErr w:type="gramEnd"/>
+            <w:r>
+              <w:rPr>
+                <w:rFonts w:ascii="Arial" w:hAnsi="Arial"/>
+              </w:rPr>
+              <w:t xml:space="preserve"> tidsfiltrering. Testsvit 7 tillkommer.</w:t>
             </w:r>
           </w:p>
         </w:tc>
@@ -4633,6 +4576,198 @@
           </w:p>
         </w:tc>
       </w:tr>
+      <w:tr>
+        <w:tc>
+          <w:tcPr>
+            <w:tcW w:w="1418" w:type="dxa"/>
+            <w:tcBorders>
+              <w:top w:val="single" w:sz="4" w:space="0" w:color="A33662" w:themeColor="accent1"/>
+              <w:bottom w:val="single" w:sz="4" w:space="0" w:color="A33662" w:themeColor="accent1"/>
+              <w:right w:val="single" w:sz="24" w:space="0" w:color="FFFFFF" w:themeColor="background1"/>
+            </w:tcBorders>
+          </w:tcPr>
+          <w:p>
+            <w:pPr>
+              <w:rPr>
+                <w:rFonts w:ascii="Arial" w:hAnsi="Arial"/>
+              </w:rPr>
+            </w:pPr>
+            <w:r>
+              <w:rPr>
+                <w:rFonts w:ascii="Arial" w:hAnsi="Arial"/>
+              </w:rPr>
+              <w:t>2.1.14</w:t>
+            </w:r>
+          </w:p>
+        </w:tc>
+        <w:tc>
+          <w:tcPr>
+            <w:tcW w:w="1276" w:type="dxa"/>
+            <w:tcBorders>
+              <w:top w:val="single" w:sz="4" w:space="0" w:color="A33662" w:themeColor="accent1"/>
+              <w:left w:val="single" w:sz="24" w:space="0" w:color="FFFFFF" w:themeColor="background1"/>
+              <w:bottom w:val="single" w:sz="4" w:space="0" w:color="A33662" w:themeColor="accent1"/>
+              <w:right w:val="single" w:sz="24" w:space="0" w:color="FFFFFF" w:themeColor="background1"/>
+            </w:tcBorders>
+          </w:tcPr>
+          <w:p>
+            <w:pPr>
+              <w:rPr>
+                <w:rFonts w:ascii="Arial" w:hAnsi="Arial"/>
+              </w:rPr>
+            </w:pPr>
+            <w:r>
+              <w:rPr>
+                <w:rFonts w:ascii="Arial" w:hAnsi="Arial"/>
+              </w:rPr>
+              <w:t>2025-04-22</w:t>
+            </w:r>
+          </w:p>
+        </w:tc>
+        <w:tc>
+          <w:tcPr>
+            <w:tcW w:w="2268" w:type="dxa"/>
+            <w:tcBorders>
+              <w:top w:val="single" w:sz="4" w:space="0" w:color="A33662" w:themeColor="accent1"/>
+              <w:left w:val="single" w:sz="24" w:space="0" w:color="FFFFFF" w:themeColor="background1"/>
+              <w:bottom w:val="single" w:sz="4" w:space="0" w:color="A33662" w:themeColor="accent1"/>
+              <w:right w:val="single" w:sz="24" w:space="0" w:color="FFFFFF" w:themeColor="background1"/>
+            </w:tcBorders>
+          </w:tcPr>
+          <w:p>
+            <w:pPr>
+              <w:rPr>
+                <w:rFonts w:ascii="Arial" w:hAnsi="Arial"/>
+              </w:rPr>
+            </w:pPr>
+            <w:r>
+              <w:rPr>
+                <w:rFonts w:ascii="Arial" w:hAnsi="Arial"/>
+              </w:rPr>
+              <w:t>Jan Söderman</w:t>
+            </w:r>
+          </w:p>
+        </w:tc>
+        <w:tc>
+          <w:tcPr>
+            <w:tcW w:w="4100" w:type="dxa"/>
+            <w:tcBorders>
+              <w:top w:val="single" w:sz="4" w:space="0" w:color="A33662" w:themeColor="accent1"/>
+              <w:left w:val="single" w:sz="24" w:space="0" w:color="FFFFFF" w:themeColor="background1"/>
+              <w:bottom w:val="single" w:sz="4" w:space="0" w:color="A33662" w:themeColor="accent1"/>
+            </w:tcBorders>
+          </w:tcPr>
+          <w:p>
+            <w:pPr>
+              <w:rPr>
+                <w:rFonts w:ascii="Arial" w:hAnsi="Arial"/>
+              </w:rPr>
+            </w:pPr>
+            <w:r>
+              <w:rPr>
+                <w:rFonts w:ascii="Arial" w:hAnsi="Arial"/>
+              </w:rPr>
+              <w:t>Småändringar</w:t>
+            </w:r>
+          </w:p>
+        </w:tc>
+      </w:tr>
+      <w:tr>
+        <w:tc>
+          <w:tcPr>
+            <w:tcW w:w="1418" w:type="dxa"/>
+            <w:tcBorders>
+              <w:top w:val="single" w:sz="4" w:space="0" w:color="A33662" w:themeColor="accent1"/>
+              <w:bottom w:val="single" w:sz="4" w:space="0" w:color="A33662" w:themeColor="accent1"/>
+              <w:right w:val="single" w:sz="24" w:space="0" w:color="FFFFFF" w:themeColor="background1"/>
+            </w:tcBorders>
+          </w:tcPr>
+          <w:p>
+            <w:pPr>
+              <w:rPr>
+                <w:rFonts w:ascii="Arial" w:hAnsi="Arial"/>
+              </w:rPr>
+            </w:pPr>
+            <w:r>
+              <w:rPr>
+                <w:rFonts w:ascii="Arial" w:hAnsi="Arial"/>
+              </w:rPr>
+              <w:t>2.1.14</w:t>
+            </w:r>
+          </w:p>
+        </w:tc>
+        <w:tc>
+          <w:tcPr>
+            <w:tcW w:w="1276" w:type="dxa"/>
+            <w:tcBorders>
+              <w:top w:val="single" w:sz="4" w:space="0" w:color="A33662" w:themeColor="accent1"/>
+              <w:left w:val="single" w:sz="24" w:space="0" w:color="FFFFFF" w:themeColor="background1"/>
+              <w:bottom w:val="single" w:sz="4" w:space="0" w:color="A33662" w:themeColor="accent1"/>
+              <w:right w:val="single" w:sz="24" w:space="0" w:color="FFFFFF" w:themeColor="background1"/>
+            </w:tcBorders>
+          </w:tcPr>
+          <w:p>
+            <w:pPr>
+              <w:rPr>
+                <w:rFonts w:ascii="Arial" w:hAnsi="Arial"/>
+              </w:rPr>
+            </w:pPr>
+            <w:r>
+              <w:rPr>
+                <w:rFonts w:ascii="Arial" w:hAnsi="Arial"/>
+              </w:rPr>
+              <w:t>2025-05-21</w:t>
+            </w:r>
+          </w:p>
+        </w:tc>
+        <w:tc>
+          <w:tcPr>
+            <w:tcW w:w="2268" w:type="dxa"/>
+            <w:tcBorders>
+              <w:top w:val="single" w:sz="4" w:space="0" w:color="A33662" w:themeColor="accent1"/>
+              <w:left w:val="single" w:sz="24" w:space="0" w:color="FFFFFF" w:themeColor="background1"/>
+              <w:bottom w:val="single" w:sz="4" w:space="0" w:color="A33662" w:themeColor="accent1"/>
+              <w:right w:val="single" w:sz="24" w:space="0" w:color="FFFFFF" w:themeColor="background1"/>
+            </w:tcBorders>
+          </w:tcPr>
+          <w:p>
+            <w:pPr>
+              <w:rPr>
+                <w:rFonts w:ascii="Arial" w:hAnsi="Arial"/>
+              </w:rPr>
+            </w:pPr>
+            <w:r>
+              <w:rPr>
+                <w:rFonts w:ascii="Arial" w:hAnsi="Arial"/>
+              </w:rPr>
+              <w:t>Linnéa Sjöberg</w:t>
+            </w:r>
+          </w:p>
+        </w:tc>
+        <w:tc>
+          <w:tcPr>
+            <w:tcW w:w="4100" w:type="dxa"/>
+            <w:tcBorders>
+              <w:top w:val="single" w:sz="4" w:space="0" w:color="A33662" w:themeColor="accent1"/>
+              <w:left w:val="single" w:sz="24" w:space="0" w:color="FFFFFF" w:themeColor="background1"/>
+              <w:bottom w:val="single" w:sz="4" w:space="0" w:color="A33662" w:themeColor="accent1"/>
+            </w:tcBorders>
+          </w:tcPr>
+          <w:p>
+            <w:pPr>
+              <w:rPr>
+                <w:rFonts w:ascii="Arial" w:hAnsi="Arial"/>
+              </w:rPr>
+            </w:pPr>
+            <w:r>
+              <w:rPr>
+                <w:rFonts w:ascii="Arial" w:hAnsi="Arial"/>
+              </w:rPr>
+              <w:t>Uppdatering avseende EI</w:t>
+            </w:r>
+          </w:p>
+        </w:tc>
+      </w:tr>
     </w:tbl>
     <w:p>
       <w:r>
@@ -4646,7 +4781,7 @@
           <w:noProof/>
         </w:rPr>
       </w:pPr>
-      <w:bookmarkStart w:id="0" w:name="_Toc146287822"/>
+      <w:bookmarkStart w:id="0" w:name="_Toc202170814"/>
       <w:r>
         <w:rPr>
           <w:noProof/>
@@ -4787,7 +4922,7 @@
         <w:ind w:left="851" w:hanging="851"/>
       </w:pPr>
       <w:bookmarkStart w:id="1" w:name="_Toc70336840"/>
-      <w:bookmarkStart w:id="2" w:name="_Toc146287823"/>
+      <w:bookmarkStart w:id="2" w:name="_Toc202170815"/>
       <w:r>
         <w:t>Definitioner</w:t>
       </w:r>
@@ -4950,15 +5085,7 @@
       </w:r>
       <w:proofErr w:type="spellEnd"/>
       <w:r>
-        <w:t xml:space="preserve"> infrastruktur och gjort de tekniska förberedelser som krävs för att kunder till </w:t>
-      </w:r>
-      <w:proofErr w:type="spellStart"/>
-      <w:r>
-        <w:t>Inera</w:t>
-      </w:r>
-      <w:proofErr w:type="spellEnd"/>
-      <w:r>
-        <w:t xml:space="preserve"> ska kunna använda en eller flera av </w:t>
+        <w:t xml:space="preserve"> infrastruktur och gjort de tekniska förberedelser som krävs för att kunder till Inera ska kunna använda en eller flera av </w:t>
       </w:r>
       <w:proofErr w:type="spellStart"/>
       <w:r>
@@ -5019,7 +5146,7 @@
         <w:ind w:left="851" w:hanging="851"/>
       </w:pPr>
       <w:bookmarkStart w:id="3" w:name="_Toc70336841"/>
-      <w:bookmarkStart w:id="4" w:name="_Toc146287824"/>
+      <w:bookmarkStart w:id="4" w:name="_Toc202170816"/>
       <w:r>
         <w:t>Instruktioner för att fylla i självdeklaration</w:t>
       </w:r>
@@ -5075,13 +5202,8 @@
         <w:t xml:space="preserve">Blågröna fält </w:t>
       </w:r>
       <w:r>
-        <w:t xml:space="preserve">fylls i av </w:t>
-      </w:r>
-      <w:proofErr w:type="spellStart"/>
-      <w:r>
-        <w:t>Inera</w:t>
-      </w:r>
-      <w:proofErr w:type="spellEnd"/>
+        <w:t>fylls i av Inera</w:t>
+      </w:r>
     </w:p>
     <w:p/>
     <w:p>
@@ -5164,7 +5286,7 @@
         <w:ind w:left="851" w:hanging="851"/>
       </w:pPr>
       <w:bookmarkStart w:id="7" w:name="_Toc70336842"/>
-      <w:bookmarkStart w:id="8" w:name="_Toc146287825"/>
+      <w:bookmarkStart w:id="8" w:name="_Toc202170817"/>
       <w:r>
         <w:t>Hantering vid förändring av tjänsteproducent</w:t>
       </w:r>
@@ -5211,7 +5333,7 @@
         <w:ind w:left="851" w:hanging="851"/>
       </w:pPr>
       <w:bookmarkStart w:id="9" w:name="_Toc70336843"/>
-      <w:bookmarkStart w:id="10" w:name="_Toc146287826"/>
+      <w:bookmarkStart w:id="10" w:name="_Toc202170818"/>
       <w:r>
         <w:lastRenderedPageBreak/>
         <w:t>Referenser</w:t>
@@ -5466,7 +5588,7 @@
         <w:spacing w:before="240" w:after="60"/>
       </w:pPr>
       <w:bookmarkStart w:id="11" w:name="_Toc70336844"/>
-      <w:bookmarkStart w:id="12" w:name="_Toc146287827"/>
+      <w:bookmarkStart w:id="12" w:name="_Toc202170819"/>
       <w:r>
         <w:t>Underlag för godkännande</w:t>
       </w:r>
@@ -5484,7 +5606,7 @@
         <w:ind w:left="851" w:hanging="851"/>
       </w:pPr>
       <w:bookmarkStart w:id="13" w:name="_Toc70336845"/>
-      <w:bookmarkStart w:id="14" w:name="_Toc146287828"/>
+      <w:bookmarkStart w:id="14" w:name="_Toc202170820"/>
       <w:r>
         <w:t>Anslutningsobjekt samt avsedda ändamål</w:t>
       </w:r>
@@ -5502,7 +5624,7 @@
         <w:ind w:left="720" w:hanging="720"/>
       </w:pPr>
       <w:bookmarkStart w:id="15" w:name="_Toc70336846"/>
-      <w:bookmarkStart w:id="16" w:name="_Toc146287829"/>
+      <w:bookmarkStart w:id="16" w:name="_Toc202170821"/>
       <w:r>
         <w:t>Anslutande organisation</w:t>
       </w:r>
@@ -5567,7 +5689,7 @@
         <w:ind w:left="720" w:hanging="720"/>
       </w:pPr>
       <w:bookmarkStart w:id="17" w:name="_Toc70336847"/>
-      <w:bookmarkStart w:id="18" w:name="_Toc146287830"/>
+      <w:bookmarkStart w:id="18" w:name="_Toc202170822"/>
       <w:r>
         <w:t>Tjänsteproducentfabrikat</w:t>
       </w:r>
@@ -5618,7 +5740,7 @@
         <w:ind w:left="720" w:hanging="720"/>
       </w:pPr>
       <w:bookmarkStart w:id="19" w:name="_Toc70336848"/>
-      <w:bookmarkStart w:id="20" w:name="_Toc146287831"/>
+      <w:bookmarkStart w:id="20" w:name="_Toc202170823"/>
       <w:r>
         <w:lastRenderedPageBreak/>
         <w:t>Källsystemsfabrikat</w:t>
@@ -5692,7 +5814,7 @@
         <w:ind w:left="851" w:hanging="851"/>
       </w:pPr>
       <w:bookmarkStart w:id="24" w:name="_Toc70336849"/>
-      <w:bookmarkStart w:id="25" w:name="_Toc146287832"/>
+      <w:bookmarkStart w:id="25" w:name="_Toc202170824"/>
       <w:bookmarkEnd w:id="23"/>
       <w:r>
         <w:lastRenderedPageBreak/>
@@ -5712,7 +5834,7 @@
         <w:ind w:left="720" w:hanging="720"/>
       </w:pPr>
       <w:bookmarkStart w:id="26" w:name="_Toc70336850"/>
-      <w:bookmarkStart w:id="27" w:name="_Toc146287833"/>
+      <w:bookmarkStart w:id="27" w:name="_Toc202170825"/>
       <w:proofErr w:type="spellStart"/>
       <w:r>
         <w:t>Inparametrar</w:t>
@@ -6291,7 +6413,7 @@
       <w:bookmarkStart w:id="28" w:name="_Toc3448571"/>
       <w:bookmarkStart w:id="29" w:name="_Toc70336851"/>
       <w:bookmarkStart w:id="30" w:name="_Toc450894700"/>
-      <w:bookmarkStart w:id="31" w:name="_Toc146287834"/>
+      <w:bookmarkStart w:id="31" w:name="_Toc202170826"/>
       <w:r>
         <w:t>Obligatoriska fält</w:t>
       </w:r>
@@ -6458,7 +6580,7 @@
         <w:ind w:left="720" w:hanging="720"/>
       </w:pPr>
       <w:bookmarkStart w:id="32" w:name="_Toc70336852"/>
-      <w:bookmarkStart w:id="33" w:name="_Toc146287835"/>
+      <w:bookmarkStart w:id="33" w:name="_Toc202170827"/>
       <w:r>
         <w:t>Felhantering</w:t>
       </w:r>
@@ -6580,13 +6702,8 @@
         <w:shd w:val="clear" w:color="auto" w:fill="DC98B3" w:themeFill="text2" w:themeFillTint="66"/>
       </w:pPr>
       <w:r>
-        <w:t xml:space="preserve">Hanteringen av tekniska fel följer stipulerade regler och returnerar inte personuppgifter i meddelande eller via spårbara </w:t>
-      </w:r>
-      <w:proofErr w:type="spellStart"/>
-      <w:r>
-        <w:t>log-id:n</w:t>
-      </w:r>
-      <w:proofErr w:type="spellEnd"/>
+        <w:t>Följer hanteringen av tekniska fel reglerna och undviker att returnera personuppgifter i meddelanden eller loggar?</w:t>
+      </w:r>
       <w:r>
         <w:t xml:space="preserve"> (TF 1.7)</w:t>
       </w:r>
@@ -6676,7 +6793,7 @@
         <w:ind w:left="851" w:hanging="851"/>
       </w:pPr>
       <w:bookmarkStart w:id="34" w:name="_Toc70336853"/>
-      <w:bookmarkStart w:id="35" w:name="_Toc146287836"/>
+      <w:bookmarkStart w:id="35" w:name="_Toc202170828"/>
       <w:r>
         <w:t>Informationsavlämning generellt</w:t>
       </w:r>
@@ -6694,7 +6811,7 @@
         <w:ind w:left="720" w:hanging="720"/>
       </w:pPr>
       <w:bookmarkStart w:id="36" w:name="_Toc70336854"/>
-      <w:bookmarkStart w:id="37" w:name="_Toc146287837"/>
+      <w:bookmarkStart w:id="37" w:name="_Toc202170829"/>
       <w:r>
         <w:t>Teckenkodning</w:t>
       </w:r>
@@ -6904,7 +7021,7 @@
         <w:ind w:left="720" w:hanging="720"/>
       </w:pPr>
       <w:bookmarkStart w:id="38" w:name="_Toc70336855"/>
-      <w:bookmarkStart w:id="39" w:name="_Toc146287838"/>
+      <w:bookmarkStart w:id="39" w:name="_Toc202170830"/>
       <w:r>
         <w:t>Vårdgivare/vårdenhet (VG/VE)</w:t>
       </w:r>
@@ -7097,12 +7214,21 @@
       <w:r>
         <w:t xml:space="preserve">Svar levereras med </w:t>
       </w:r>
+      <w:proofErr w:type="spellStart"/>
       <w:r>
         <w:rPr>
           <w:bCs/>
           <w:iCs/>
         </w:rPr>
-        <w:t xml:space="preserve">authorTime </w:t>
+        <w:t>authorTime</w:t>
+      </w:r>
+      <w:proofErr w:type="spellEnd"/>
+      <w:r>
+        <w:rPr>
+          <w:bCs/>
+          <w:iCs/>
+        </w:rPr>
+        <w:t xml:space="preserve"> </w:t>
       </w:r>
       <w:r>
         <w:t>(TF 3.2)</w:t>
@@ -7192,7 +7318,7 @@
         <w:ind w:left="720" w:hanging="720"/>
       </w:pPr>
       <w:bookmarkStart w:id="40" w:name="_Toc70336856"/>
-      <w:bookmarkStart w:id="41" w:name="_Toc146287839"/>
+      <w:bookmarkStart w:id="41" w:name="_Toc202170831"/>
       <w:r>
         <w:t>Vårdgivares spärr för invånare (</w:t>
       </w:r>
@@ -7486,7 +7612,7 @@
         <w:ind w:left="851" w:hanging="851"/>
       </w:pPr>
       <w:bookmarkStart w:id="42" w:name="_Toc70336858"/>
-      <w:bookmarkStart w:id="43" w:name="_Toc146287840"/>
+      <w:bookmarkStart w:id="43" w:name="_Toc202170832"/>
       <w:r>
         <w:t>Informationsavlämning – Specifika aspekter för kontraktet</w:t>
       </w:r>
@@ -7504,47 +7630,39 @@
         <w:ind w:left="720" w:hanging="720"/>
       </w:pPr>
       <w:bookmarkStart w:id="44" w:name="_Toc70336859"/>
-      <w:bookmarkStart w:id="45" w:name="_Toc146287841"/>
-      <w:r>
-        <w:t>signering och låsning</w:t>
+      <w:bookmarkStart w:id="45" w:name="_Toc202170833"/>
+      <w:r>
+        <w:t>signering</w:t>
       </w:r>
       <w:bookmarkEnd w:id="44"/>
       <w:bookmarkEnd w:id="45"/>
     </w:p>
     <w:p>
       <w:r>
-        <w:t xml:space="preserve">Kontraktet medger att leverera information om vilken person som signerat informationen, alternativt om informationen har låsts automatiskt av </w:t>
+        <w:t xml:space="preserve">Kontraktet medger att leverera information om vilken person som signerat informationen. </w:t>
+      </w:r>
+    </w:p>
+    <w:p>
+      <w:r>
+        <w:t>I testsviterna som medföljer releasepaketet finns testfall för att verifiera att en tjänsteproducent kan leverera detta (specifikt testfall inom par</w:t>
+      </w:r>
+      <w:r>
+        <w:t>e</w:t>
+      </w:r>
+      <w:r>
+        <w:t>ntes).</w:t>
+      </w:r>
+    </w:p>
+    <w:p>
+      <w:r>
+        <w:t xml:space="preserve">Ange nedan om tjänsteproducenten stödjer att leverera </w:t>
       </w:r>
       <w:proofErr w:type="spellStart"/>
       <w:r>
-        <w:t>källsystemet</w:t>
+        <w:t>legalAuthenticator</w:t>
       </w:r>
       <w:proofErr w:type="spellEnd"/>
       <w:r>
-        <w:t xml:space="preserve">. </w:t>
-      </w:r>
-    </w:p>
-    <w:p>
-      <w:r>
-        <w:t>I testsviterna som medföljer releasepaketet finns testfall för att verifiera att en tjänsteproducent kan leverera detta (specifikt testfall inom par</w:t>
-      </w:r>
-      <w:r>
-        <w:t>e</w:t>
-      </w:r>
-      <w:r>
-        <w:t>ntes).</w:t>
-      </w:r>
-    </w:p>
-    <w:p>
-      <w:r>
-        <w:t xml:space="preserve">Ange nedan om tjänsteproducenten stödjer att leverera </w:t>
-      </w:r>
-      <w:proofErr w:type="spellStart"/>
-      <w:r>
-        <w:t>legalAuthenticator</w:t>
-      </w:r>
-      <w:proofErr w:type="spellEnd"/>
-      <w:r>
         <w:t>:</w:t>
       </w:r>
     </w:p>
@@ -7596,42 +7714,6 @@
       </w:pPr>
       <w:r>
         <w:t>Svar kan levereras med en osignerad post (TF 5.2)</w:t>
-      </w:r>
-    </w:p>
-    <w:p>
-      <w:pPr>
-        <w:pBdr>
-          <w:top w:val="single" w:sz="4" w:space="1" w:color="auto"/>
-          <w:left w:val="single" w:sz="4" w:space="4" w:color="auto"/>
-          <w:bottom w:val="single" w:sz="4" w:space="1" w:color="auto"/>
-          <w:right w:val="single" w:sz="4" w:space="4" w:color="auto"/>
-        </w:pBdr>
-        <w:shd w:val="clear" w:color="auto" w:fill="DC98B3" w:themeFill="text2" w:themeFillTint="66"/>
-      </w:pPr>
-      <w:r>
-        <w:t xml:space="preserve">[] Ja    </w:t>
-      </w:r>
-      <w:proofErr w:type="gramStart"/>
-      <w:r>
-        <w:t xml:space="preserve">   [</w:t>
-      </w:r>
-      <w:proofErr w:type="gramEnd"/>
-      <w:r>
-        <w:t>] Nej</w:t>
-      </w:r>
-    </w:p>
-    <w:p>
-      <w:pPr>
-        <w:pBdr>
-          <w:top w:val="single" w:sz="4" w:space="1" w:color="auto"/>
-          <w:left w:val="single" w:sz="4" w:space="4" w:color="auto"/>
-          <w:bottom w:val="single" w:sz="4" w:space="1" w:color="auto"/>
-          <w:right w:val="single" w:sz="4" w:space="4" w:color="auto"/>
-        </w:pBdr>
-        <w:shd w:val="clear" w:color="auto" w:fill="DC98B3" w:themeFill="text2" w:themeFillTint="66"/>
-      </w:pPr>
-      <w:r>
-        <w:t>Svar kan levereras med en låst post (TF 5.3)</w:t>
       </w:r>
     </w:p>
     <w:p>
@@ -7709,21 +7791,23 @@
         <w:spacing w:before="240" w:after="60"/>
         <w:ind w:left="720" w:hanging="720"/>
       </w:pPr>
-      <w:bookmarkStart w:id="46" w:name="_Toc70336866"/>
-      <w:bookmarkStart w:id="47" w:name="_Toc41988936"/>
-      <w:bookmarkStart w:id="48" w:name="_Toc470251103"/>
-      <w:bookmarkStart w:id="49" w:name="_Toc5701406"/>
-      <w:bookmarkStart w:id="50" w:name="_Toc48802535"/>
-      <w:bookmarkStart w:id="51" w:name="_Toc88115936"/>
-      <w:bookmarkStart w:id="52" w:name="_Toc146287842"/>
+      <w:bookmarkStart w:id="46" w:name="_Toc470251103"/>
+      <w:bookmarkStart w:id="47" w:name="_Toc5701406"/>
+      <w:bookmarkStart w:id="48" w:name="_Toc48802535"/>
+      <w:bookmarkStart w:id="49" w:name="_Toc88115936"/>
+      <w:bookmarkStart w:id="50" w:name="_Toc41988936"/>
+      <w:bookmarkStart w:id="51" w:name="_Toc70336866"/>
+      <w:bookmarkStart w:id="52" w:name="_Toc202170834"/>
+      <w:proofErr w:type="spellStart"/>
       <w:r>
         <w:t>comment</w:t>
       </w:r>
+      <w:bookmarkEnd w:id="46"/>
+      <w:bookmarkEnd w:id="47"/>
       <w:bookmarkEnd w:id="48"/>
       <w:bookmarkEnd w:id="49"/>
-      <w:bookmarkEnd w:id="50"/>
-      <w:bookmarkEnd w:id="51"/>
       <w:bookmarkEnd w:id="52"/>
+      <w:proofErr w:type="spellEnd"/>
     </w:p>
     <w:p>
       <w:pPr>
@@ -7733,25 +7817,39 @@
         </w:rPr>
       </w:pPr>
       <w:r>
-        <w:t>Kontraktet medger att i fältet comment leverera kommentar till bedömningarna.</w:t>
+        <w:t xml:space="preserve">Kontraktet medger att i fältet </w:t>
+      </w:r>
+      <w:proofErr w:type="spellStart"/>
+      <w:r>
+        <w:t>comment</w:t>
+      </w:r>
+      <w:proofErr w:type="spellEnd"/>
+      <w:r>
+        <w:t xml:space="preserve"> leverera kommentar till bedömningarna.</w:t>
       </w:r>
     </w:p>
     <w:p>
       <w:r>
         <w:t xml:space="preserve">I testsviterna som medföljer releasepaketet finns testfall för att verifiera att en tjänsteproducent kan leverera detta (specifikt testfall inom </w:t>
       </w:r>
-      <w:proofErr w:type="gramStart"/>
-      <w:r>
-        <w:t>parantes</w:t>
-      </w:r>
-      <w:proofErr w:type="gramEnd"/>
+      <w:r>
+        <w:t>parentes</w:t>
+      </w:r>
       <w:r>
         <w:t>).</w:t>
       </w:r>
     </w:p>
     <w:p>
       <w:r>
-        <w:t>Ange nedan om tjänsteproducenten stödjer att leverera comment:</w:t>
+        <w:t xml:space="preserve">Ange nedan om tjänsteproducenten stödjer att leverera </w:t>
+      </w:r>
+      <w:proofErr w:type="spellStart"/>
+      <w:r>
+        <w:t>comment</w:t>
+      </w:r>
+      <w:proofErr w:type="spellEnd"/>
+      <w:r>
+        <w:t>:</w:t>
       </w:r>
     </w:p>
     <w:p>
@@ -7767,9 +7865,11 @@
       <w:r>
         <w:t xml:space="preserve">Svar kan levereras med element </w:t>
       </w:r>
+      <w:proofErr w:type="spellStart"/>
       <w:r>
         <w:t>comment</w:t>
       </w:r>
+      <w:proofErr w:type="spellEnd"/>
       <w:r>
         <w:t xml:space="preserve"> (TF 5.4)</w:t>
       </w:r>
@@ -7856,9 +7956,10 @@
       <w:bookmarkStart w:id="54" w:name="_Toc5701407"/>
       <w:bookmarkStart w:id="55" w:name="_Toc48802536"/>
       <w:bookmarkStart w:id="56" w:name="_Toc88115937"/>
-      <w:bookmarkStart w:id="57" w:name="_Toc146287843"/>
+      <w:bookmarkStart w:id="57" w:name="_Toc202170835"/>
       <w:proofErr w:type="spellStart"/>
       <w:r>
+        <w:lastRenderedPageBreak/>
         <w:t>typeOfAssessment</w:t>
       </w:r>
       <w:bookmarkEnd w:id="53"/>
@@ -7894,18 +7995,77 @@
       <w:r>
         <w:t xml:space="preserve">I testsviterna som medföljer releasepaketet finns testfall för att verifiera att en tjänsteproducent kan leverera detta (specifikt testfall inom </w:t>
       </w:r>
+      <w:r>
+        <w:t>parentes</w:t>
+      </w:r>
+      <w:r>
+        <w:t>).</w:t>
+      </w:r>
+    </w:p>
+    <w:p>
+      <w:r>
+        <w:t xml:space="preserve">Ange nedan om tjänsteproducenten stödjer att leverera </w:t>
+      </w:r>
+      <w:proofErr w:type="spellStart"/>
+      <w:r>
+        <w:t>typeOfAssessment</w:t>
+      </w:r>
+      <w:proofErr w:type="spellEnd"/>
+      <w:r>
+        <w:t>:</w:t>
+      </w:r>
+    </w:p>
+    <w:p>
+      <w:pPr>
+        <w:pBdr>
+          <w:top w:val="single" w:sz="4" w:space="1" w:color="auto"/>
+          <w:left w:val="single" w:sz="4" w:space="4" w:color="auto"/>
+          <w:bottom w:val="single" w:sz="4" w:space="1" w:color="auto"/>
+          <w:right w:val="single" w:sz="4" w:space="4" w:color="auto"/>
+        </w:pBdr>
+        <w:shd w:val="clear" w:color="auto" w:fill="DC98B3" w:themeFill="text2" w:themeFillTint="66"/>
+      </w:pPr>
+      <w:r>
+        <w:t xml:space="preserve">Svar kan levereras med element </w:t>
+      </w:r>
+      <w:proofErr w:type="spellStart"/>
+      <w:r>
+        <w:t>typeOfAssessment</w:t>
+      </w:r>
+      <w:proofErr w:type="spellEnd"/>
+      <w:r>
+        <w:t xml:space="preserve"> </w:t>
+      </w:r>
+      <w:r>
+        <w:t>= ”personlig hygien” (TF 5.5)</w:t>
+      </w:r>
+      <w:r>
+        <w:br/>
+      </w:r>
+      <w:r>
+        <w:t xml:space="preserve">[] Ja    </w:t>
+      </w:r>
       <w:proofErr w:type="gramStart"/>
       <w:r>
-        <w:t>parantes</w:t>
+        <w:t xml:space="preserve">   [</w:t>
       </w:r>
       <w:proofErr w:type="gramEnd"/>
       <w:r>
-        <w:t>).</w:t>
-      </w:r>
-    </w:p>
-    <w:p>
-      <w:r>
-        <w:t xml:space="preserve">Ange nedan om tjänsteproducenten stödjer att leverera </w:t>
+        <w:t>] Nej</w:t>
+      </w:r>
+    </w:p>
+    <w:p>
+      <w:pPr>
+        <w:pBdr>
+          <w:top w:val="single" w:sz="4" w:space="1" w:color="auto"/>
+          <w:left w:val="single" w:sz="4" w:space="4" w:color="auto"/>
+          <w:bottom w:val="single" w:sz="4" w:space="1" w:color="auto"/>
+          <w:right w:val="single" w:sz="4" w:space="4" w:color="auto"/>
+        </w:pBdr>
+        <w:shd w:val="clear" w:color="auto" w:fill="DC98B3" w:themeFill="text2" w:themeFillTint="66"/>
+      </w:pPr>
+      <w:r>
+        <w:t xml:space="preserve">Svar kan levereras med element </w:t>
       </w:r>
       <w:proofErr w:type="spellStart"/>
       <w:r>
@@ -7913,7 +8073,19 @@
       </w:r>
       <w:proofErr w:type="spellEnd"/>
       <w:r>
-        <w:t>:</w:t>
+        <w:t xml:space="preserve"> = ”på/avklädning” (TF 5.6)</w:t>
+      </w:r>
+      <w:r>
+        <w:br/>
+        <w:t xml:space="preserve">[] Ja    </w:t>
+      </w:r>
+      <w:proofErr w:type="gramStart"/>
+      <w:r>
+        <w:t xml:space="preserve">   [</w:t>
+      </w:r>
+      <w:proofErr w:type="gramEnd"/>
+      <w:r>
+        <w:t>] Nej</w:t>
       </w:r>
     </w:p>
     <w:p>
@@ -7935,15 +8107,10 @@
       </w:r>
       <w:proofErr w:type="spellEnd"/>
       <w:r>
-        <w:t xml:space="preserve"> </w:t>
-      </w:r>
-      <w:r>
-        <w:t>= ”personlig hygien” (TF 5.5)</w:t>
+        <w:t xml:space="preserve"> = ”förflyttning” (TF 5.7)</w:t>
       </w:r>
       <w:r>
         <w:br/>
-      </w:r>
-      <w:r>
         <w:t xml:space="preserve">[] Ja    </w:t>
       </w:r>
       <w:proofErr w:type="gramStart"/>
@@ -7974,12 +8141,10 @@
       </w:r>
       <w:proofErr w:type="spellEnd"/>
       <w:r>
-        <w:t xml:space="preserve"> = ”på/avklädning” (TF 5.6)</w:t>
+        <w:t xml:space="preserve"> = ”toalettbesök” (TF 5.8)</w:t>
       </w:r>
       <w:r>
         <w:br/>
-      </w:r>
-      <w:r>
         <w:t xml:space="preserve">[] Ja    </w:t>
       </w:r>
       <w:proofErr w:type="gramStart"/>
@@ -8010,84 +8175,10 @@
       </w:r>
       <w:proofErr w:type="spellEnd"/>
       <w:r>
-        <w:t xml:space="preserve"> = ”förflyttning” (TF 5.7)</w:t>
+        <w:t xml:space="preserve"> = ”födointag” (TF 5.9)</w:t>
       </w:r>
       <w:r>
         <w:br/>
-      </w:r>
-      <w:r>
-        <w:t xml:space="preserve">[] Ja    </w:t>
-      </w:r>
-      <w:proofErr w:type="gramStart"/>
-      <w:r>
-        <w:t xml:space="preserve">   [</w:t>
-      </w:r>
-      <w:proofErr w:type="gramEnd"/>
-      <w:r>
-        <w:t>] Nej</w:t>
-      </w:r>
-    </w:p>
-    <w:p>
-      <w:pPr>
-        <w:pBdr>
-          <w:top w:val="single" w:sz="4" w:space="1" w:color="auto"/>
-          <w:left w:val="single" w:sz="4" w:space="4" w:color="auto"/>
-          <w:bottom w:val="single" w:sz="4" w:space="1" w:color="auto"/>
-          <w:right w:val="single" w:sz="4" w:space="4" w:color="auto"/>
-        </w:pBdr>
-        <w:shd w:val="clear" w:color="auto" w:fill="DC98B3" w:themeFill="text2" w:themeFillTint="66"/>
-      </w:pPr>
-      <w:r>
-        <w:t xml:space="preserve">Svar kan levereras med element </w:t>
-      </w:r>
-      <w:proofErr w:type="spellStart"/>
-      <w:r>
-        <w:t>typeOfAssessment</w:t>
-      </w:r>
-      <w:proofErr w:type="spellEnd"/>
-      <w:r>
-        <w:t xml:space="preserve"> = ”toalettbesök” (TF 5.8)</w:t>
-      </w:r>
-      <w:r>
-        <w:br/>
-      </w:r>
-      <w:r>
-        <w:t xml:space="preserve">[] Ja    </w:t>
-      </w:r>
-      <w:proofErr w:type="gramStart"/>
-      <w:r>
-        <w:t xml:space="preserve">   [</w:t>
-      </w:r>
-      <w:proofErr w:type="gramEnd"/>
-      <w:r>
-        <w:t>] Nej</w:t>
-      </w:r>
-    </w:p>
-    <w:p>
-      <w:pPr>
-        <w:pBdr>
-          <w:top w:val="single" w:sz="4" w:space="1" w:color="auto"/>
-          <w:left w:val="single" w:sz="4" w:space="4" w:color="auto"/>
-          <w:bottom w:val="single" w:sz="4" w:space="1" w:color="auto"/>
-          <w:right w:val="single" w:sz="4" w:space="4" w:color="auto"/>
-        </w:pBdr>
-        <w:shd w:val="clear" w:color="auto" w:fill="DC98B3" w:themeFill="text2" w:themeFillTint="66"/>
-      </w:pPr>
-      <w:r>
-        <w:t xml:space="preserve">Svar kan levereras med element </w:t>
-      </w:r>
-      <w:proofErr w:type="spellStart"/>
-      <w:r>
-        <w:t>typeOfAssessment</w:t>
-      </w:r>
-      <w:proofErr w:type="spellEnd"/>
-      <w:r>
-        <w:t xml:space="preserve"> = ”födointag” (TF 5.9)</w:t>
-      </w:r>
-      <w:r>
-        <w:br/>
-      </w:r>
-      <w:r>
         <w:t xml:space="preserve">[] Ja    </w:t>
       </w:r>
       <w:proofErr w:type="gramStart"/>
@@ -8168,7 +8259,7 @@
       <w:bookmarkStart w:id="59" w:name="_Toc5701408"/>
       <w:bookmarkStart w:id="60" w:name="_Toc48802537"/>
       <w:bookmarkStart w:id="61" w:name="_Toc88115938"/>
-      <w:bookmarkStart w:id="62" w:name="_Toc146287844"/>
+      <w:bookmarkStart w:id="62" w:name="_Toc202170836"/>
       <w:proofErr w:type="spellStart"/>
       <w:r>
         <w:t>a</w:t>
@@ -8223,27 +8314,89 @@
       <w:r>
         <w:t xml:space="preserve">I testsviterna som medföljer releasepaketet finns testfall för att verifiera att en tjänsteproducent kan leverera detta (specifikt testfall inom </w:t>
       </w:r>
+      <w:r>
+        <w:t>parentes</w:t>
+      </w:r>
+      <w:r>
+        <w:t>).</w:t>
+      </w:r>
+    </w:p>
+    <w:p>
+      <w:r>
+        <w:t xml:space="preserve">Ange nedan om tjänsteproducenten stödjer att leverera </w:t>
+      </w:r>
+      <w:proofErr w:type="spellStart"/>
+      <w:r>
+        <w:t>assessment</w:t>
+      </w:r>
+      <w:proofErr w:type="spellEnd"/>
+      <w:r>
+        <w:t>:</w:t>
+      </w:r>
+    </w:p>
+    <w:p>
+      <w:pPr>
+        <w:pBdr>
+          <w:top w:val="single" w:sz="4" w:space="1" w:color="auto"/>
+          <w:left w:val="single" w:sz="4" w:space="4" w:color="auto"/>
+          <w:bottom w:val="single" w:sz="4" w:space="1" w:color="auto"/>
+          <w:right w:val="single" w:sz="4" w:space="4" w:color="auto"/>
+        </w:pBdr>
+        <w:shd w:val="clear" w:color="auto" w:fill="DC98B3" w:themeFill="text2" w:themeFillTint="66"/>
+      </w:pPr>
+      <w:r>
+        <w:t xml:space="preserve">Svar kan levereras med element </w:t>
+      </w:r>
+      <w:proofErr w:type="spellStart"/>
+      <w:r>
+        <w:t>assessment</w:t>
+      </w:r>
+      <w:proofErr w:type="spellEnd"/>
+      <w:r>
+        <w:t xml:space="preserve"> </w:t>
+      </w:r>
+      <w:r>
+        <w:t>(TF 5.10)</w:t>
+      </w:r>
+      <w:r>
+        <w:br/>
+      </w:r>
+      <w:r>
+        <w:t xml:space="preserve">[] Ja    </w:t>
+      </w:r>
       <w:proofErr w:type="gramStart"/>
       <w:r>
-        <w:t>parantes</w:t>
+        <w:t xml:space="preserve">   [</w:t>
       </w:r>
       <w:proofErr w:type="gramEnd"/>
       <w:r>
-        <w:t>).</w:t>
-      </w:r>
-    </w:p>
-    <w:p>
-      <w:r>
-        <w:t xml:space="preserve">Ange nedan om tjänsteproducenten stödjer att leverera </w:t>
-      </w:r>
-      <w:proofErr w:type="spellStart"/>
-      <w:r>
-        <w:t>assessment</w:t>
-      </w:r>
-      <w:proofErr w:type="spellEnd"/>
-      <w:r>
-        <w:t>:</w:t>
-      </w:r>
+        <w:t>] Nej</w:t>
+      </w:r>
+    </w:p>
+    <w:p>
+      <w:pPr>
+        <w:pBdr>
+          <w:top w:val="single" w:sz="4" w:space="1" w:color="auto"/>
+          <w:left w:val="single" w:sz="4" w:space="4" w:color="auto"/>
+          <w:bottom w:val="single" w:sz="4" w:space="1" w:color="auto"/>
+          <w:right w:val="single" w:sz="4" w:space="4" w:color="auto"/>
+        </w:pBdr>
+        <w:shd w:val="clear" w:color="auto" w:fill="DC98B3" w:themeFill="text2" w:themeFillTint="66"/>
+      </w:pPr>
+      <w:r>
+        <w:t>Beskrivning av eventuella avvikelser:</w:t>
+      </w:r>
+    </w:p>
+    <w:p>
+      <w:pPr>
+        <w:pBdr>
+          <w:top w:val="single" w:sz="4" w:space="1" w:color="auto"/>
+          <w:left w:val="single" w:sz="4" w:space="4" w:color="auto"/>
+          <w:bottom w:val="single" w:sz="4" w:space="1" w:color="auto"/>
+          <w:right w:val="single" w:sz="4" w:space="4" w:color="auto"/>
+        </w:pBdr>
+        <w:shd w:val="clear" w:color="auto" w:fill="DC98B3" w:themeFill="text2" w:themeFillTint="66"/>
+      </w:pPr>
     </w:p>
     <w:p>
       <w:pPr>
@@ -8257,70 +8410,6 @@
       </w:pPr>
       <w:r>
         <w:lastRenderedPageBreak/>
-        <w:t xml:space="preserve">Svar kan levereras med element </w:t>
-      </w:r>
-      <w:proofErr w:type="spellStart"/>
-      <w:r>
-        <w:t>assessment</w:t>
-      </w:r>
-      <w:proofErr w:type="spellEnd"/>
-      <w:r>
-        <w:t xml:space="preserve"> </w:t>
-      </w:r>
-      <w:r>
-        <w:t>(TF 5.10)</w:t>
-      </w:r>
-      <w:r>
-        <w:br/>
-      </w:r>
-      <w:r>
-        <w:t xml:space="preserve">[] Ja    </w:t>
-      </w:r>
-      <w:proofErr w:type="gramStart"/>
-      <w:r>
-        <w:t xml:space="preserve">   [</w:t>
-      </w:r>
-      <w:proofErr w:type="gramEnd"/>
-      <w:r>
-        <w:t>] Nej</w:t>
-      </w:r>
-    </w:p>
-    <w:p>
-      <w:pPr>
-        <w:pBdr>
-          <w:top w:val="single" w:sz="4" w:space="1" w:color="auto"/>
-          <w:left w:val="single" w:sz="4" w:space="4" w:color="auto"/>
-          <w:bottom w:val="single" w:sz="4" w:space="1" w:color="auto"/>
-          <w:right w:val="single" w:sz="4" w:space="4" w:color="auto"/>
-        </w:pBdr>
-        <w:shd w:val="clear" w:color="auto" w:fill="DC98B3" w:themeFill="text2" w:themeFillTint="66"/>
-      </w:pPr>
-      <w:r>
-        <w:t>Beskrivning av eventuella avvikelser:</w:t>
-      </w:r>
-    </w:p>
-    <w:p>
-      <w:pPr>
-        <w:pBdr>
-          <w:top w:val="single" w:sz="4" w:space="1" w:color="auto"/>
-          <w:left w:val="single" w:sz="4" w:space="4" w:color="auto"/>
-          <w:bottom w:val="single" w:sz="4" w:space="1" w:color="auto"/>
-          <w:right w:val="single" w:sz="4" w:space="4" w:color="auto"/>
-        </w:pBdr>
-        <w:shd w:val="clear" w:color="auto" w:fill="DC98B3" w:themeFill="text2" w:themeFillTint="66"/>
-      </w:pPr>
-    </w:p>
-    <w:p>
-      <w:pPr>
-        <w:pBdr>
-          <w:top w:val="single" w:sz="4" w:space="1" w:color="auto"/>
-          <w:left w:val="single" w:sz="4" w:space="4" w:color="auto"/>
-          <w:bottom w:val="single" w:sz="4" w:space="1" w:color="auto"/>
-          <w:right w:val="single" w:sz="4" w:space="4" w:color="auto"/>
-        </w:pBdr>
-        <w:shd w:val="clear" w:color="auto" w:fill="DC98B3" w:themeFill="text2" w:themeFillTint="66"/>
-      </w:pPr>
-      <w:r>
         <w:t>Övrig kommentar:</w:t>
       </w:r>
     </w:p>
@@ -8354,7 +8443,7 @@
       <w:bookmarkStart w:id="64" w:name="_Toc5701409"/>
       <w:bookmarkStart w:id="65" w:name="_Toc48802538"/>
       <w:bookmarkStart w:id="66" w:name="_Toc88115939"/>
-      <w:bookmarkStart w:id="67" w:name="_Toc146287845"/>
+      <w:bookmarkStart w:id="67" w:name="_Toc202170837"/>
       <w:proofErr w:type="spellStart"/>
       <w:r>
         <w:t>disability</w:t>
@@ -8392,11 +8481,9 @@
       <w:r>
         <w:t xml:space="preserve">I testsviterna som medföljer releasepaketet finns testfall för att verifiera att en tjänsteproducent kan leverera detta (specifikt testfall inom </w:t>
       </w:r>
-      <w:proofErr w:type="gramStart"/>
-      <w:r>
-        <w:t>parantes</w:t>
-      </w:r>
-      <w:proofErr w:type="gramEnd"/>
+      <w:r>
+        <w:t>parentes</w:t>
+      </w:r>
       <w:r>
         <w:t>).</w:t>
       </w:r>
@@ -8447,7 +8534,15 @@
         <w:br/>
       </w:r>
       <w:r>
-        <w:t>[] Ja       [] Nej</w:t>
+        <w:t xml:space="preserve">[] Ja    </w:t>
+      </w:r>
+      <w:proofErr w:type="gramStart"/>
+      <w:r>
+        <w:t xml:space="preserve">   [</w:t>
+      </w:r>
+      <w:proofErr w:type="gramEnd"/>
+      <w:r>
+        <w:t>] Nej</w:t>
       </w:r>
     </w:p>
     <w:p>
@@ -8481,9 +8576,15 @@
       </w:r>
       <w:r>
         <w:br/>
-      </w:r>
-      <w:r>
-        <w:t>[] Ja       [] Nej</w:t>
+        <w:t xml:space="preserve">[] Ja    </w:t>
+      </w:r>
+      <w:proofErr w:type="gramStart"/>
+      <w:r>
+        <w:t xml:space="preserve">   [</w:t>
+      </w:r>
+      <w:proofErr w:type="gramEnd"/>
+      <w:r>
+        <w:t>] Nej</w:t>
       </w:r>
     </w:p>
     <w:p>
@@ -8511,9 +8612,15 @@
       </w:r>
       <w:r>
         <w:br/>
-      </w:r>
-      <w:r>
-        <w:t>[] Ja       [] Nej</w:t>
+        <w:t xml:space="preserve">[] Ja    </w:t>
+      </w:r>
+      <w:proofErr w:type="gramStart"/>
+      <w:r>
+        <w:t xml:space="preserve">   [</w:t>
+      </w:r>
+      <w:proofErr w:type="gramEnd"/>
+      <w:r>
+        <w:t>] Nej</w:t>
       </w:r>
     </w:p>
     <w:p>
@@ -8579,11 +8686,11 @@
         <w:ind w:left="720" w:right="0" w:hanging="720"/>
         <w:contextualSpacing w:val="0"/>
       </w:pPr>
-      <w:bookmarkStart w:id="68" w:name="_Toc146287846"/>
+      <w:bookmarkStart w:id="68" w:name="_Toc202170838"/>
       <w:r>
         <w:t>Verksamhetens godkännande av informationsmappning</w:t>
       </w:r>
-      <w:bookmarkEnd w:id="47"/>
+      <w:bookmarkEnd w:id="50"/>
       <w:bookmarkEnd w:id="68"/>
     </w:p>
     <w:p>
@@ -8596,11 +8703,7 @@
       </w:r>
       <w:proofErr w:type="spellEnd"/>
       <w:r>
-        <w:t xml:space="preserve"> och tjänsteproducent. Detta görs i exempelvis Journalen och/eller NPÖ som finns tillgängliga i SIT-miljön, och som möjliggör för verksamheten att förstå mappningen och hur detta presenteras för invånare och/eller medarbetare inom vården. Att </w:t>
-      </w:r>
-      <w:r>
-        <w:lastRenderedPageBreak/>
-        <w:t>personuppgiftsägare har godkänt mappningen är viktig för ett godkännande av Tjänsteproducent.</w:t>
+        <w:t xml:space="preserve"> och tjänsteproducent. Detta görs i exempelvis Journalen och/eller NPÖ som finns tillgängliga i SIT-miljön, och som möjliggör för verksamheten att förstå mappningen och hur detta presenteras för invånare och/eller medarbetare inom vården. Att personuppgiftsägare har godkänt mappningen är viktig för ett godkännande av Tjänsteproducent.</w:t>
       </w:r>
     </w:p>
     <w:p>
@@ -8640,6 +8743,7 @@
         <w:shd w:val="clear" w:color="auto" w:fill="DC98B3" w:themeFill="text2" w:themeFillTint="66"/>
       </w:pPr>
       <w:r>
+        <w:lastRenderedPageBreak/>
         <w:t>Korrekthet i mappningen har verifierats av representanter för berörda vårdgivare i NPÖ och Journalen</w:t>
       </w:r>
       <w:r>
@@ -8759,7 +8863,7 @@
         <w:contextualSpacing w:val="0"/>
       </w:pPr>
       <w:bookmarkStart w:id="69" w:name="_Toc41988937"/>
-      <w:bookmarkStart w:id="70" w:name="_Toc146287847"/>
+      <w:bookmarkStart w:id="70" w:name="_Toc202170839"/>
       <w:r>
         <w:t>Åtkomstfiltrering</w:t>
       </w:r>
@@ -8949,7 +9053,6 @@
         <w:shd w:val="clear" w:color="auto" w:fill="DC98B3" w:themeFill="text2" w:themeFillTint="66"/>
       </w:pPr>
       <w:r>
-        <w:lastRenderedPageBreak/>
         <w:t>Finns funktion för att via konfiguration säkerställa att information enbart lämnas till önskade tjänstekonsumenter (fullt svar eller tomt svar)? (TF 7.2)</w:t>
       </w:r>
       <w:r>
@@ -9001,6 +9104,7 @@
         <w:shd w:val="clear" w:color="auto" w:fill="DC98B3" w:themeFill="text2" w:themeFillTint="66"/>
       </w:pPr>
       <w:r>
+        <w:lastRenderedPageBreak/>
         <w:t>Övrig kommentar:</w:t>
       </w:r>
     </w:p>
@@ -9029,7 +9133,7 @@
         <w:contextualSpacing w:val="0"/>
       </w:pPr>
       <w:bookmarkStart w:id="71" w:name="_Toc41988938"/>
-      <w:bookmarkStart w:id="72" w:name="_Toc146287848"/>
+      <w:bookmarkStart w:id="72" w:name="_Toc202170840"/>
       <w:r>
         <w:t>Informationskonsekvens</w:t>
       </w:r>
@@ -9171,7 +9275,7 @@
         <w:shd w:val="clear" w:color="auto" w:fill="DC98B3" w:themeFill="text2" w:themeFillTint="66"/>
       </w:pPr>
     </w:p>
-    <w:bookmarkEnd w:id="46"/>
+    <w:bookmarkEnd w:id="51"/>
     <w:p/>
     <w:p>
       <w:pPr>
@@ -9184,7 +9288,7 @@
         <w:ind w:left="851" w:hanging="851"/>
       </w:pPr>
       <w:bookmarkStart w:id="73" w:name="_Toc70336869"/>
-      <w:bookmarkStart w:id="74" w:name="_Toc146287849"/>
+      <w:bookmarkStart w:id="74" w:name="_Toc202170841"/>
       <w:r>
         <w:t>Övriga krav</w:t>
       </w:r>
@@ -9202,7 +9306,7 @@
         <w:ind w:left="720" w:hanging="720"/>
       </w:pPr>
       <w:bookmarkStart w:id="75" w:name="_Toc70336870"/>
-      <w:bookmarkStart w:id="76" w:name="_Toc146287850"/>
+      <w:bookmarkStart w:id="76" w:name="_Toc202170842"/>
       <w:r>
         <w:t>Engagemangsindexuppdatering</w:t>
       </w:r>
@@ -9245,7 +9349,6 @@
     </w:p>
     <w:p>
       <w:r>
-        <w:lastRenderedPageBreak/>
         <w:t xml:space="preserve">I releasepaketet för </w:t>
       </w:r>
       <w:proofErr w:type="spellStart"/>
@@ -9314,6 +9417,15 @@
     </w:p>
     <w:p>
       <w:r>
+        <w:t xml:space="preserve">I de fall som tjänsten som uppdaterar engagemangsindex fungerar på samma sätt för alla kontrakt så räcker det att tester av funktionaliteten görs för första anslutningen. Resultatet av </w:t>
+      </w:r>
+      <w:r>
+        <w:lastRenderedPageBreak/>
+        <w:t>testerna redovisas i självdeklarationen för engagemangsindex. I efterföljande fall redovisas endast frågorna nedan.</w:t>
+      </w:r>
+    </w:p>
+    <w:p>
+      <w:r>
         <w:t>Ange om tjänsteproducenten kan uppdatera EI enligt de krav och regler som finns:</w:t>
       </w:r>
     </w:p>
@@ -9328,7 +9440,7 @@
         <w:shd w:val="clear" w:color="auto" w:fill="DC98B3" w:themeFill="text2" w:themeFillTint="66"/>
       </w:pPr>
       <w:r>
-        <w:t>Uppdateringar till EI utförs enligt de innehållsregler som finns beskrivna i kapitel 4.1 Uppdatering av engagemangsindex i TKB (EI_TF 1.1)</w:t>
+        <w:t xml:space="preserve">Har uppdateringar av engagemangsindex verifierats tidigare i samband med anslutning av annat liknande kontrakt? </w:t>
       </w:r>
     </w:p>
     <w:p>
@@ -9363,473 +9475,101 @@
         </w:pBdr>
         <w:shd w:val="clear" w:color="auto" w:fill="DC98B3" w:themeFill="text2" w:themeFillTint="66"/>
       </w:pPr>
+      <w:r>
+        <w:t>Om Nej, har engagemangsindextester genomförts och självdeklaration lämnas in?</w:t>
+      </w:r>
+    </w:p>
+    <w:p>
+      <w:pPr>
+        <w:pBdr>
+          <w:top w:val="single" w:sz="4" w:space="1" w:color="auto"/>
+          <w:left w:val="single" w:sz="4" w:space="4" w:color="auto"/>
+          <w:bottom w:val="single" w:sz="4" w:space="1" w:color="auto"/>
+          <w:right w:val="single" w:sz="4" w:space="4" w:color="auto"/>
+        </w:pBdr>
+        <w:shd w:val="clear" w:color="auto" w:fill="DC98B3" w:themeFill="text2" w:themeFillTint="66"/>
+      </w:pPr>
+      <w:r>
+        <w:t xml:space="preserve">[] Ja    </w:t>
+      </w:r>
+      <w:proofErr w:type="gramStart"/>
+      <w:r>
+        <w:t xml:space="preserve">   [</w:t>
+      </w:r>
+      <w:proofErr w:type="gramEnd"/>
+      <w:r>
+        <w:t>] Nej</w:t>
+      </w:r>
+    </w:p>
+    <w:p>
+      <w:pPr>
+        <w:pBdr>
+          <w:top w:val="single" w:sz="4" w:space="1" w:color="auto"/>
+          <w:left w:val="single" w:sz="4" w:space="4" w:color="auto"/>
+          <w:bottom w:val="single" w:sz="4" w:space="1" w:color="auto"/>
+          <w:right w:val="single" w:sz="4" w:space="4" w:color="auto"/>
+        </w:pBdr>
+        <w:shd w:val="clear" w:color="auto" w:fill="DC98B3" w:themeFill="text2" w:themeFillTint="66"/>
+      </w:pPr>
+      <w:r>
+        <w:t xml:space="preserve">Uppdateringar till EI utförs enligt de innehållsregler som finns beskrivna i kapitel 4.1 </w:t>
+      </w:r>
+      <w:bookmarkStart w:id="78" w:name="_Toc244018071"/>
+      <w:bookmarkStart w:id="79" w:name="_Toc374962628"/>
+      <w:bookmarkStart w:id="80" w:name="_Toc383167589"/>
+      <w:bookmarkStart w:id="81" w:name="_Toc422933925"/>
+      <w:r>
+        <w:rPr>
+          <w:i/>
+        </w:rPr>
+        <w:t>Uppdatering av engagemangsindex</w:t>
+      </w:r>
+      <w:bookmarkEnd w:id="78"/>
+      <w:bookmarkEnd w:id="79"/>
+      <w:bookmarkEnd w:id="80"/>
+      <w:bookmarkEnd w:id="81"/>
+      <w:r>
+        <w:rPr>
+          <w:i/>
+        </w:rPr>
+        <w:t xml:space="preserve"> </w:t>
+      </w:r>
+      <w:r>
+        <w:t>i TKB?</w:t>
+      </w:r>
+      <w:r>
+        <w:br/>
+        <w:t xml:space="preserve">[] Ja    </w:t>
+      </w:r>
+      <w:proofErr w:type="gramStart"/>
+      <w:r>
+        <w:t xml:space="preserve">   [</w:t>
+      </w:r>
+      <w:proofErr w:type="gramEnd"/>
+      <w:r>
+        <w:t>] Nej</w:t>
+      </w:r>
+    </w:p>
+    <w:p>
+      <w:pPr>
+        <w:pBdr>
+          <w:top w:val="single" w:sz="4" w:space="1" w:color="auto"/>
+          <w:left w:val="single" w:sz="4" w:space="4" w:color="auto"/>
+          <w:bottom w:val="single" w:sz="4" w:space="1" w:color="auto"/>
+          <w:right w:val="single" w:sz="4" w:space="4" w:color="auto"/>
+        </w:pBdr>
+        <w:shd w:val="clear" w:color="auto" w:fill="DC98B3" w:themeFill="text2" w:themeFillTint="66"/>
+      </w:pPr>
       <w:proofErr w:type="spellStart"/>
       <w:r>
         <w:t>Categorization</w:t>
       </w:r>
       <w:proofErr w:type="spellEnd"/>
       <w:r>
-        <w:t>-kod i engagemangsuppdateringen är enligt tjänstekontraktets beskrivning (EI_TF 1.2)</w:t>
-      </w:r>
-    </w:p>
-    <w:p>
-      <w:pPr>
-        <w:pBdr>
-          <w:top w:val="single" w:sz="4" w:space="1" w:color="auto"/>
-          <w:left w:val="single" w:sz="4" w:space="4" w:color="auto"/>
-          <w:bottom w:val="single" w:sz="4" w:space="1" w:color="auto"/>
-          <w:right w:val="single" w:sz="4" w:space="4" w:color="auto"/>
-        </w:pBdr>
-        <w:shd w:val="clear" w:color="auto" w:fill="DC98B3" w:themeFill="text2" w:themeFillTint="66"/>
-        <w:rPr>
-          <w:lang w:val="fi-FI"/>
-        </w:rPr>
-      </w:pPr>
-      <w:r>
-        <w:rPr>
-          <w:lang w:val="fi-FI"/>
-        </w:rPr>
-        <w:t xml:space="preserve">[] Ja    </w:t>
-      </w:r>
-      <w:proofErr w:type="gramStart"/>
-      <w:r>
-        <w:rPr>
-          <w:lang w:val="fi-FI"/>
-        </w:rPr>
-        <w:t xml:space="preserve">   [</w:t>
-      </w:r>
-      <w:proofErr w:type="gramEnd"/>
-      <w:r>
-        <w:rPr>
-          <w:lang w:val="fi-FI"/>
-        </w:rPr>
-        <w:t xml:space="preserve">] </w:t>
-      </w:r>
-      <w:proofErr w:type="spellStart"/>
-      <w:r>
-        <w:rPr>
-          <w:lang w:val="fi-FI"/>
-        </w:rPr>
-        <w:t>Nej</w:t>
-      </w:r>
-      <w:proofErr w:type="spellEnd"/>
-    </w:p>
-    <w:p>
-      <w:pPr>
-        <w:pBdr>
-          <w:top w:val="single" w:sz="4" w:space="1" w:color="auto"/>
-          <w:left w:val="single" w:sz="4" w:space="4" w:color="auto"/>
-          <w:bottom w:val="single" w:sz="4" w:space="1" w:color="auto"/>
-          <w:right w:val="single" w:sz="4" w:space="4" w:color="auto"/>
-        </w:pBdr>
-        <w:shd w:val="clear" w:color="auto" w:fill="DC98B3" w:themeFill="text2" w:themeFillTint="66"/>
-      </w:pPr>
-      <w:r>
-        <w:t xml:space="preserve">När en journalpost i </w:t>
-      </w:r>
-      <w:proofErr w:type="spellStart"/>
-      <w:r>
-        <w:t>källsystemet</w:t>
-      </w:r>
-      <w:proofErr w:type="spellEnd"/>
-      <w:r>
-        <w:t xml:space="preserve"> efter vårdgivarens beslutade tidsrymd övergår från osignerad till låst (automatiskt signerad) uppdateras berörd EI-post med </w:t>
-      </w:r>
-      <w:proofErr w:type="spellStart"/>
-      <w:r>
-        <w:t>mostRecentContent</w:t>
-      </w:r>
-      <w:proofErr w:type="spellEnd"/>
-      <w:r>
-        <w:t xml:space="preserve"> satt till tidpunkten för låsningen (EI_TF 1.3)</w:t>
-      </w:r>
-    </w:p>
-    <w:p>
-      <w:pPr>
-        <w:pBdr>
-          <w:top w:val="single" w:sz="4" w:space="1" w:color="auto"/>
-          <w:left w:val="single" w:sz="4" w:space="4" w:color="auto"/>
-          <w:bottom w:val="single" w:sz="4" w:space="1" w:color="auto"/>
-          <w:right w:val="single" w:sz="4" w:space="4" w:color="auto"/>
-        </w:pBdr>
-        <w:shd w:val="clear" w:color="auto" w:fill="DC98B3" w:themeFill="text2" w:themeFillTint="66"/>
-      </w:pPr>
-      <w:r>
-        <w:t xml:space="preserve">[] Ja    </w:t>
-      </w:r>
-      <w:proofErr w:type="gramStart"/>
-      <w:r>
-        <w:t xml:space="preserve">   [</w:t>
-      </w:r>
-      <w:proofErr w:type="gramEnd"/>
-      <w:r>
-        <w:t>] Nej</w:t>
-      </w:r>
-    </w:p>
-    <w:p>
-      <w:pPr>
-        <w:pBdr>
-          <w:top w:val="single" w:sz="4" w:space="1" w:color="auto"/>
-          <w:left w:val="single" w:sz="4" w:space="4" w:color="auto"/>
-          <w:bottom w:val="single" w:sz="4" w:space="1" w:color="auto"/>
-          <w:right w:val="single" w:sz="4" w:space="4" w:color="auto"/>
-        </w:pBdr>
-        <w:shd w:val="clear" w:color="auto" w:fill="DC98B3" w:themeFill="text2" w:themeFillTint="66"/>
-      </w:pPr>
-      <w:r>
-        <w:t xml:space="preserve">När en patient inte längre har någon journalpost som är tillgänglig via tjänstekontraktet för aktuellt </w:t>
-      </w:r>
-      <w:proofErr w:type="spellStart"/>
-      <w:r>
-        <w:t>källsystem</w:t>
-      </w:r>
-      <w:proofErr w:type="spellEnd"/>
-      <w:r>
-        <w:t xml:space="preserve"> tas kvarvarande poster i EI bort genom att anropa </w:t>
-      </w:r>
-      <w:proofErr w:type="spellStart"/>
-      <w:r>
-        <w:t>Update</w:t>
-      </w:r>
-      <w:proofErr w:type="spellEnd"/>
-      <w:r>
-        <w:t xml:space="preserve"> med </w:t>
-      </w:r>
-      <w:proofErr w:type="spellStart"/>
-      <w:r>
-        <w:t>deleteFlag</w:t>
-      </w:r>
-      <w:proofErr w:type="spellEnd"/>
-      <w:r>
-        <w:t xml:space="preserve"> = </w:t>
-      </w:r>
-      <w:proofErr w:type="spellStart"/>
-      <w:r>
-        <w:t>true</w:t>
-      </w:r>
-      <w:proofErr w:type="spellEnd"/>
-      <w:r>
-        <w:t xml:space="preserve"> (EI_TF 1.4)</w:t>
-      </w:r>
-    </w:p>
-    <w:p>
-      <w:pPr>
-        <w:pBdr>
-          <w:top w:val="single" w:sz="4" w:space="1" w:color="auto"/>
-          <w:left w:val="single" w:sz="4" w:space="4" w:color="auto"/>
-          <w:bottom w:val="single" w:sz="4" w:space="1" w:color="auto"/>
-          <w:right w:val="single" w:sz="4" w:space="4" w:color="auto"/>
-        </w:pBdr>
-        <w:shd w:val="clear" w:color="auto" w:fill="DC98B3" w:themeFill="text2" w:themeFillTint="66"/>
-      </w:pPr>
-      <w:r>
-        <w:t xml:space="preserve">[] Ja    </w:t>
-      </w:r>
-      <w:proofErr w:type="gramStart"/>
-      <w:r>
-        <w:t xml:space="preserve">   [</w:t>
-      </w:r>
-      <w:proofErr w:type="gramEnd"/>
-      <w:r>
-        <w:t>] Nej</w:t>
-      </w:r>
-    </w:p>
-    <w:p>
-      <w:pPr>
-        <w:pBdr>
-          <w:top w:val="single" w:sz="4" w:space="1" w:color="auto"/>
-          <w:left w:val="single" w:sz="4" w:space="4" w:color="auto"/>
-          <w:bottom w:val="single" w:sz="4" w:space="1" w:color="auto"/>
-          <w:right w:val="single" w:sz="4" w:space="4" w:color="auto"/>
-        </w:pBdr>
-        <w:shd w:val="clear" w:color="auto" w:fill="DC98B3" w:themeFill="text2" w:themeFillTint="66"/>
-      </w:pPr>
-      <w:r>
-        <w:t xml:space="preserve">Uppdateringar till EI sker inom 60 minuter efter att informationen blev registrerad i </w:t>
-      </w:r>
-      <w:proofErr w:type="spellStart"/>
-      <w:r>
-        <w:t>källsystemet</w:t>
-      </w:r>
-      <w:proofErr w:type="spellEnd"/>
-      <w:r>
-        <w:t xml:space="preserve"> (EI_TF 2.1)</w:t>
-      </w:r>
-    </w:p>
-    <w:p>
-      <w:pPr>
-        <w:pBdr>
-          <w:top w:val="single" w:sz="4" w:space="1" w:color="auto"/>
-          <w:left w:val="single" w:sz="4" w:space="4" w:color="auto"/>
-          <w:bottom w:val="single" w:sz="4" w:space="1" w:color="auto"/>
-          <w:right w:val="single" w:sz="4" w:space="4" w:color="auto"/>
-        </w:pBdr>
-        <w:shd w:val="clear" w:color="auto" w:fill="DC98B3" w:themeFill="text2" w:themeFillTint="66"/>
-      </w:pPr>
-      <w:r>
-        <w:t xml:space="preserve">[] Ja    </w:t>
-      </w:r>
-      <w:proofErr w:type="gramStart"/>
-      <w:r>
-        <w:t xml:space="preserve">   [</w:t>
-      </w:r>
-      <w:proofErr w:type="gramEnd"/>
-      <w:r>
-        <w:t>] Nej</w:t>
-      </w:r>
-    </w:p>
-    <w:p>
-      <w:pPr>
-        <w:pBdr>
-          <w:top w:val="single" w:sz="4" w:space="1" w:color="auto"/>
-          <w:left w:val="single" w:sz="4" w:space="4" w:color="auto"/>
-          <w:bottom w:val="single" w:sz="4" w:space="1" w:color="auto"/>
-          <w:right w:val="single" w:sz="4" w:space="4" w:color="auto"/>
-        </w:pBdr>
-        <w:shd w:val="clear" w:color="auto" w:fill="DC98B3" w:themeFill="text2" w:themeFillTint="66"/>
-      </w:pPr>
-      <w:bookmarkStart w:id="78" w:name="_Hlk66889307"/>
-      <w:r>
-        <w:t>Löpande uppdatering av EI för p</w:t>
-      </w:r>
-      <w:r>
-        <w:t xml:space="preserve">oster med samma unika nyckel </w:t>
-      </w:r>
-      <w:r>
-        <w:t xml:space="preserve">sker </w:t>
-      </w:r>
-      <w:r>
-        <w:t xml:space="preserve">inte oftare än var 5:e minut även om det skett fler än en matchande händelse i </w:t>
-      </w:r>
-      <w:proofErr w:type="spellStart"/>
-      <w:r>
-        <w:t>källsystemet</w:t>
-      </w:r>
-      <w:proofErr w:type="spellEnd"/>
-      <w:r>
-        <w:t xml:space="preserve"> under den tidsrymden</w:t>
-      </w:r>
-      <w:r>
-        <w:t xml:space="preserve"> (vilka fält som ingår i den unika nyckeln specificeras i </w:t>
-      </w:r>
-      <w:proofErr w:type="spellStart"/>
-      <w:r>
-        <w:t>TKB:n</w:t>
-      </w:r>
-      <w:proofErr w:type="spellEnd"/>
-      <w:r>
-        <w:t xml:space="preserve"> för EI). Vid uppdatering av EI ska endast en post per unik nyckel skickas (EI_TF 2.2) </w:t>
-      </w:r>
-    </w:p>
-    <w:bookmarkEnd w:id="78"/>
-    <w:p>
-      <w:pPr>
-        <w:pBdr>
-          <w:top w:val="single" w:sz="4" w:space="1" w:color="auto"/>
-          <w:left w:val="single" w:sz="4" w:space="4" w:color="auto"/>
-          <w:bottom w:val="single" w:sz="4" w:space="1" w:color="auto"/>
-          <w:right w:val="single" w:sz="4" w:space="4" w:color="auto"/>
-        </w:pBdr>
-        <w:shd w:val="clear" w:color="auto" w:fill="DC98B3" w:themeFill="text2" w:themeFillTint="66"/>
-      </w:pPr>
-      <w:r>
-        <w:t xml:space="preserve">[] Ja    </w:t>
-      </w:r>
-      <w:proofErr w:type="gramStart"/>
-      <w:r>
-        <w:t xml:space="preserve">   [</w:t>
-      </w:r>
-      <w:proofErr w:type="gramEnd"/>
-      <w:r>
-        <w:t>] Nej</w:t>
-      </w:r>
-    </w:p>
-    <w:p>
-      <w:pPr>
-        <w:pBdr>
-          <w:top w:val="single" w:sz="4" w:space="1" w:color="auto"/>
-          <w:left w:val="single" w:sz="4" w:space="4" w:color="auto"/>
-          <w:bottom w:val="single" w:sz="4" w:space="1" w:color="auto"/>
-          <w:right w:val="single" w:sz="4" w:space="4" w:color="auto"/>
-        </w:pBdr>
-        <w:shd w:val="clear" w:color="auto" w:fill="DC98B3" w:themeFill="text2" w:themeFillTint="66"/>
-      </w:pPr>
-      <w:r>
-        <w:t xml:space="preserve">Tjänstekonsumenten </w:t>
-      </w:r>
-      <w:r>
-        <w:t>kan</w:t>
-      </w:r>
-      <w:r>
-        <w:t xml:space="preserve"> konfigureras med avseende på hur många engagemangsposter som paketeras i varje </w:t>
-      </w:r>
-      <w:proofErr w:type="spellStart"/>
-      <w:r>
-        <w:t>Update</w:t>
-      </w:r>
-      <w:proofErr w:type="spellEnd"/>
-      <w:r>
-        <w:t>-anrop</w:t>
-      </w:r>
-      <w:r>
-        <w:t xml:space="preserve"> (EI_TF 2.3)</w:t>
-      </w:r>
-    </w:p>
-    <w:p>
-      <w:pPr>
-        <w:pBdr>
-          <w:top w:val="single" w:sz="4" w:space="1" w:color="auto"/>
-          <w:left w:val="single" w:sz="4" w:space="4" w:color="auto"/>
-          <w:bottom w:val="single" w:sz="4" w:space="1" w:color="auto"/>
-          <w:right w:val="single" w:sz="4" w:space="4" w:color="auto"/>
-        </w:pBdr>
-        <w:shd w:val="clear" w:color="auto" w:fill="DC98B3" w:themeFill="text2" w:themeFillTint="66"/>
-      </w:pPr>
-      <w:r>
-        <w:t xml:space="preserve">[] Ja    </w:t>
-      </w:r>
-      <w:proofErr w:type="gramStart"/>
-      <w:r>
-        <w:t xml:space="preserve">   [</w:t>
-      </w:r>
-      <w:proofErr w:type="gramEnd"/>
-      <w:r>
-        <w:t>] Nej</w:t>
-      </w:r>
-    </w:p>
-    <w:p>
-      <w:pPr>
-        <w:pBdr>
-          <w:top w:val="single" w:sz="4" w:space="1" w:color="auto"/>
-          <w:left w:val="single" w:sz="4" w:space="4" w:color="auto"/>
-          <w:bottom w:val="single" w:sz="4" w:space="1" w:color="auto"/>
-          <w:right w:val="single" w:sz="4" w:space="4" w:color="auto"/>
-        </w:pBdr>
-        <w:shd w:val="clear" w:color="auto" w:fill="DC98B3" w:themeFill="text2" w:themeFillTint="66"/>
-      </w:pPr>
-      <w:r>
-        <w:t xml:space="preserve">En transaktion för </w:t>
-      </w:r>
-      <w:proofErr w:type="spellStart"/>
-      <w:r>
-        <w:t>Update</w:t>
-      </w:r>
-      <w:proofErr w:type="spellEnd"/>
-      <w:r>
-        <w:t xml:space="preserve"> med paketerade engagemangsposter innehåller maximalt 1000 engagemangsposter (EI_TF 2.3)</w:t>
-      </w:r>
-    </w:p>
-    <w:p>
-      <w:pPr>
-        <w:pBdr>
-          <w:top w:val="single" w:sz="4" w:space="1" w:color="auto"/>
-          <w:left w:val="single" w:sz="4" w:space="4" w:color="auto"/>
-          <w:bottom w:val="single" w:sz="4" w:space="1" w:color="auto"/>
-          <w:right w:val="single" w:sz="4" w:space="4" w:color="auto"/>
-        </w:pBdr>
-        <w:shd w:val="clear" w:color="auto" w:fill="DC98B3" w:themeFill="text2" w:themeFillTint="66"/>
-      </w:pPr>
-      <w:r>
-        <w:lastRenderedPageBreak/>
-        <w:t xml:space="preserve">[] Ja    </w:t>
-      </w:r>
-      <w:proofErr w:type="gramStart"/>
-      <w:r>
-        <w:t xml:space="preserve">   [</w:t>
-      </w:r>
-      <w:proofErr w:type="gramEnd"/>
-      <w:r>
-        <w:t>] Nej</w:t>
-      </w:r>
-    </w:p>
-    <w:p>
-      <w:pPr>
-        <w:pBdr>
-          <w:top w:val="single" w:sz="4" w:space="1" w:color="auto"/>
-          <w:left w:val="single" w:sz="4" w:space="4" w:color="auto"/>
-          <w:bottom w:val="single" w:sz="4" w:space="1" w:color="auto"/>
-          <w:right w:val="single" w:sz="4" w:space="4" w:color="auto"/>
-        </w:pBdr>
-        <w:shd w:val="clear" w:color="auto" w:fill="DC98B3" w:themeFill="text2" w:themeFillTint="66"/>
-      </w:pPr>
-      <w:bookmarkStart w:id="79" w:name="_Hlk66889344"/>
-      <w:r>
-        <w:t xml:space="preserve">Transaktionsfrekvens vid grundladdning </w:t>
-      </w:r>
-      <w:r>
-        <w:t>är</w:t>
-      </w:r>
-      <w:r>
-        <w:t xml:space="preserve"> konfigurerbar, </w:t>
-      </w:r>
-      <w:r>
-        <w:t>men får inte ske oftare än var 5:e sekund. Antal poster i varje anrop uppfyller SLA-kravet på maximalt 1000 engagemangsposter (EI_TF 2.4)</w:t>
-      </w:r>
-    </w:p>
-    <w:bookmarkEnd w:id="79"/>
-    <w:p>
-      <w:pPr>
-        <w:pBdr>
-          <w:top w:val="single" w:sz="4" w:space="1" w:color="auto"/>
-          <w:left w:val="single" w:sz="4" w:space="4" w:color="auto"/>
-          <w:bottom w:val="single" w:sz="4" w:space="1" w:color="auto"/>
-          <w:right w:val="single" w:sz="4" w:space="4" w:color="auto"/>
-        </w:pBdr>
-        <w:shd w:val="clear" w:color="auto" w:fill="DC98B3" w:themeFill="text2" w:themeFillTint="66"/>
-      </w:pPr>
-      <w:r>
-        <w:t xml:space="preserve">[] Ja    </w:t>
-      </w:r>
-      <w:proofErr w:type="gramStart"/>
-      <w:r>
-        <w:t xml:space="preserve">   [</w:t>
-      </w:r>
-      <w:proofErr w:type="gramEnd"/>
-      <w:r>
-        <w:t>] Nej</w:t>
-      </w:r>
-    </w:p>
-    <w:p>
-      <w:pPr>
-        <w:pBdr>
-          <w:top w:val="single" w:sz="4" w:space="1" w:color="auto"/>
-          <w:left w:val="single" w:sz="4" w:space="4" w:color="auto"/>
-          <w:bottom w:val="single" w:sz="4" w:space="1" w:color="auto"/>
-          <w:right w:val="single" w:sz="4" w:space="4" w:color="auto"/>
-        </w:pBdr>
-        <w:shd w:val="clear" w:color="auto" w:fill="DC98B3" w:themeFill="text2" w:themeFillTint="66"/>
-      </w:pPr>
-      <w:r>
-        <w:t xml:space="preserve">Alla anrop till EI </w:t>
-      </w:r>
-      <w:proofErr w:type="spellStart"/>
-      <w:r>
-        <w:t>Update</w:t>
-      </w:r>
-      <w:proofErr w:type="spellEnd"/>
-      <w:r>
-        <w:t xml:space="preserve"> som rör detta </w:t>
-      </w:r>
-      <w:proofErr w:type="spellStart"/>
-      <w:r>
-        <w:t>källsystem</w:t>
-      </w:r>
-      <w:proofErr w:type="spellEnd"/>
-      <w:r>
-        <w:t xml:space="preserve"> och denna tjänstedomän sker i sekvens utan parallellitet</w:t>
-      </w:r>
-    </w:p>
-    <w:p>
-      <w:pPr>
-        <w:pBdr>
-          <w:top w:val="single" w:sz="4" w:space="1" w:color="auto"/>
-          <w:left w:val="single" w:sz="4" w:space="4" w:color="auto"/>
-          <w:bottom w:val="single" w:sz="4" w:space="1" w:color="auto"/>
-          <w:right w:val="single" w:sz="4" w:space="4" w:color="auto"/>
-        </w:pBdr>
-        <w:shd w:val="clear" w:color="auto" w:fill="DC98B3" w:themeFill="text2" w:themeFillTint="66"/>
-      </w:pPr>
-      <w:r>
+        <w:t>-kod i engagemangsuppdateringen är enligt tjänstekontraktets beskrivning?</w:t>
+      </w:r>
+      <w:r>
+        <w:br/>
         <w:t xml:space="preserve">[] Ja    </w:t>
       </w:r>
       <w:proofErr w:type="gramStart"/>
@@ -9902,13 +9642,13 @@
         <w:spacing w:before="240" w:after="60"/>
         <w:ind w:left="720" w:hanging="720"/>
       </w:pPr>
-      <w:bookmarkStart w:id="80" w:name="_Toc70336871"/>
-      <w:bookmarkStart w:id="81" w:name="_Toc146287851"/>
+      <w:bookmarkStart w:id="82" w:name="_Toc70336871"/>
+      <w:bookmarkStart w:id="83" w:name="_Toc202170843"/>
       <w:r>
         <w:t>SLA-krav</w:t>
       </w:r>
-      <w:bookmarkEnd w:id="80"/>
-      <w:bookmarkEnd w:id="81"/>
+      <w:bookmarkEnd w:id="82"/>
+      <w:bookmarkEnd w:id="83"/>
     </w:p>
     <w:p>
       <w:r>
@@ -10009,6 +9749,7 @@
         <w:shd w:val="clear" w:color="auto" w:fill="DC98B3" w:themeFill="text2" w:themeFillTint="66"/>
       </w:pPr>
       <w:r>
+        <w:lastRenderedPageBreak/>
         <w:t>[]</w:t>
       </w:r>
     </w:p>
@@ -10076,23 +9817,360 @@
         <w:shd w:val="clear" w:color="auto" w:fill="DC98B3" w:themeFill="text2" w:themeFillTint="66"/>
       </w:pPr>
       <w:r>
+        <w:t xml:space="preserve">Last: </w:t>
+      </w:r>
+      <w:r>
+        <w:t xml:space="preserve">Tjänsteproducenten </w:t>
+      </w:r>
+      <w:r>
+        <w:t>kan hantera</w:t>
+      </w:r>
+      <w:r>
+        <w:t xml:space="preserve"> minst dubbla mängden frågor per dygn i förhållande till antalet journaluppdatering</w:t>
+      </w:r>
+      <w:r>
+        <w:t>ar</w:t>
+      </w:r>
+      <w:r>
+        <w:t xml:space="preserve"> per dygn.</w:t>
+      </w:r>
+    </w:p>
+    <w:p>
+      <w:pPr>
+        <w:pBdr>
+          <w:top w:val="single" w:sz="4" w:space="1" w:color="auto"/>
+          <w:left w:val="single" w:sz="4" w:space="1" w:color="auto"/>
+          <w:bottom w:val="single" w:sz="4" w:space="1" w:color="auto"/>
+          <w:right w:val="single" w:sz="4" w:space="4" w:color="auto"/>
+        </w:pBdr>
+        <w:shd w:val="clear" w:color="auto" w:fill="DC98B3" w:themeFill="text2" w:themeFillTint="66"/>
+      </w:pPr>
+      <w:r>
+        <w:t xml:space="preserve">[] Ja    </w:t>
+      </w:r>
+      <w:proofErr w:type="gramStart"/>
+      <w:r>
+        <w:t xml:space="preserve">   [</w:t>
+      </w:r>
+      <w:proofErr w:type="gramEnd"/>
+      <w:r>
+        <w:t>] Nej</w:t>
+      </w:r>
+    </w:p>
+    <w:p>
+      <w:pPr>
+        <w:pBdr>
+          <w:top w:val="single" w:sz="4" w:space="1" w:color="auto"/>
+          <w:left w:val="single" w:sz="4" w:space="1" w:color="auto"/>
+          <w:bottom w:val="single" w:sz="4" w:space="1" w:color="auto"/>
+          <w:right w:val="single" w:sz="4" w:space="4" w:color="auto"/>
+        </w:pBdr>
+        <w:shd w:val="clear" w:color="auto" w:fill="DC98B3" w:themeFill="text2" w:themeFillTint="66"/>
+      </w:pPr>
+      <w:r>
+        <w:t>Aktualitet: Tjänsteproducenten följer rekommendationen att informationen är tillgänglig inom 60 minuter</w:t>
+      </w:r>
+    </w:p>
+    <w:p>
+      <w:pPr>
+        <w:pBdr>
+          <w:top w:val="single" w:sz="4" w:space="1" w:color="auto"/>
+          <w:left w:val="single" w:sz="4" w:space="1" w:color="auto"/>
+          <w:bottom w:val="single" w:sz="4" w:space="1" w:color="auto"/>
+          <w:right w:val="single" w:sz="4" w:space="4" w:color="auto"/>
+        </w:pBdr>
+        <w:shd w:val="clear" w:color="auto" w:fill="DC98B3" w:themeFill="text2" w:themeFillTint="66"/>
+      </w:pPr>
+      <w:r>
+        <w:t xml:space="preserve">[] Ja    </w:t>
+      </w:r>
+      <w:proofErr w:type="gramStart"/>
+      <w:r>
+        <w:t xml:space="preserve">   [</w:t>
+      </w:r>
+      <w:proofErr w:type="gramEnd"/>
+      <w:r>
+        <w:t>] Nej</w:t>
+      </w:r>
+    </w:p>
+    <w:p>
+      <w:pPr>
+        <w:pBdr>
+          <w:top w:val="single" w:sz="4" w:space="1" w:color="auto"/>
+          <w:left w:val="single" w:sz="4" w:space="1" w:color="auto"/>
+          <w:bottom w:val="single" w:sz="4" w:space="1" w:color="auto"/>
+          <w:right w:val="single" w:sz="4" w:space="4" w:color="auto"/>
+        </w:pBdr>
+        <w:shd w:val="clear" w:color="auto" w:fill="DC98B3" w:themeFill="text2" w:themeFillTint="66"/>
+      </w:pPr>
+      <w:r>
+        <w:t>Aktualitet: Uppdatering av engagemangspost sker så att den refererar data som är tillgänglig via tjänstekontrakt vid tidpunkten då engagemangsindex uppdateras.</w:t>
+      </w:r>
+    </w:p>
+    <w:p>
+      <w:pPr>
+        <w:pBdr>
+          <w:top w:val="single" w:sz="4" w:space="1" w:color="auto"/>
+          <w:left w:val="single" w:sz="4" w:space="1" w:color="auto"/>
+          <w:bottom w:val="single" w:sz="4" w:space="1" w:color="auto"/>
+          <w:right w:val="single" w:sz="4" w:space="4" w:color="auto"/>
+        </w:pBdr>
+        <w:shd w:val="clear" w:color="auto" w:fill="DC98B3" w:themeFill="text2" w:themeFillTint="66"/>
+      </w:pPr>
+      <w:r>
+        <w:t xml:space="preserve">[] Ja    </w:t>
+      </w:r>
+      <w:proofErr w:type="gramStart"/>
+      <w:r>
+        <w:t xml:space="preserve">   [</w:t>
+      </w:r>
+      <w:proofErr w:type="gramEnd"/>
+      <w:r>
+        <w:t>] Nej</w:t>
+      </w:r>
+    </w:p>
+    <w:p>
+      <w:pPr>
+        <w:pBdr>
+          <w:top w:val="single" w:sz="4" w:space="1" w:color="auto"/>
+          <w:left w:val="single" w:sz="4" w:space="1" w:color="auto"/>
+          <w:bottom w:val="single" w:sz="4" w:space="1" w:color="auto"/>
+          <w:right w:val="single" w:sz="4" w:space="4" w:color="auto"/>
+        </w:pBdr>
+        <w:shd w:val="clear" w:color="auto" w:fill="DC98B3" w:themeFill="text2" w:themeFillTint="66"/>
+      </w:pPr>
+      <w:r>
+        <w:t xml:space="preserve">Robusthet: </w:t>
+      </w:r>
+      <w:r>
+        <w:t xml:space="preserve">Om tidsintervall inte angivits i </w:t>
+      </w:r>
+      <w:r>
+        <w:t>begäran</w:t>
+      </w:r>
+      <w:r>
+        <w:t xml:space="preserve"> kan tjänsteproducenten lämna ett </w:t>
+      </w:r>
+      <w:r>
+        <w:t>tidsmässigt avgränsat svar</w:t>
+      </w:r>
+      <w:r>
+        <w:t xml:space="preserve"> i syfte att uppfylla svarstidskravet. Delsvaret returnera</w:t>
+      </w:r>
+      <w:r>
+        <w:t xml:space="preserve">r den nyaste data som finns i </w:t>
+      </w:r>
+      <w:proofErr w:type="spellStart"/>
+      <w:r>
+        <w:t>källsystemet</w:t>
+      </w:r>
+      <w:proofErr w:type="spellEnd"/>
+      <w:r>
+        <w:t>.</w:t>
+      </w:r>
+    </w:p>
+    <w:p>
+      <w:pPr>
+        <w:pBdr>
+          <w:top w:val="single" w:sz="4" w:space="1" w:color="auto"/>
+          <w:left w:val="single" w:sz="4" w:space="1" w:color="auto"/>
+          <w:bottom w:val="single" w:sz="4" w:space="1" w:color="auto"/>
+          <w:right w:val="single" w:sz="4" w:space="4" w:color="auto"/>
+        </w:pBdr>
+        <w:shd w:val="clear" w:color="auto" w:fill="DC98B3" w:themeFill="text2" w:themeFillTint="66"/>
+      </w:pPr>
+      <w:r>
+        <w:t xml:space="preserve">[] Ja    </w:t>
+      </w:r>
+      <w:proofErr w:type="gramStart"/>
+      <w:r>
+        <w:t xml:space="preserve">   [</w:t>
+      </w:r>
+      <w:proofErr w:type="gramEnd"/>
+      <w:r>
+        <w:t>] Nej</w:t>
+      </w:r>
+    </w:p>
+    <w:p>
+      <w:pPr>
+        <w:pBdr>
+          <w:top w:val="single" w:sz="4" w:space="1" w:color="auto"/>
+          <w:left w:val="single" w:sz="4" w:space="1" w:color="auto"/>
+          <w:bottom w:val="single" w:sz="4" w:space="1" w:color="auto"/>
+          <w:right w:val="single" w:sz="4" w:space="4" w:color="auto"/>
+        </w:pBdr>
+        <w:shd w:val="clear" w:color="auto" w:fill="DC98B3" w:themeFill="text2" w:themeFillTint="66"/>
+      </w:pPr>
+      <w:r>
+        <w:t xml:space="preserve">Robusthet: Sökning på öppet tidsintervall resulterar aldrig i time-out. Om tjänsteproducenten inte hinner skapa ett svarsmeddelande med all tillgänglig information, skapas </w:t>
+      </w:r>
+      <w:proofErr w:type="gramStart"/>
+      <w:r>
+        <w:t>istället</w:t>
+      </w:r>
+      <w:proofErr w:type="gramEnd"/>
+      <w:r>
+        <w:t xml:space="preserve"> ett svar med den delmängd som var möjlig att framställa inom maximalt tillåtna svarstiden.</w:t>
+      </w:r>
+      <w:r>
+        <w:t xml:space="preserve"> </w:t>
+      </w:r>
+      <w:r>
+        <w:t>Delmängden</w:t>
+      </w:r>
+      <w:r>
+        <w:t xml:space="preserve"> </w:t>
+      </w:r>
+      <w:r>
+        <w:t>är då den mest aktuella informationen (dvs informationen som utelämnats är äldre än den information som ingår i delsvaret)</w:t>
+      </w:r>
+      <w:r>
+        <w:t>.</w:t>
+      </w:r>
+    </w:p>
+    <w:p>
+      <w:pPr>
+        <w:pBdr>
+          <w:top w:val="single" w:sz="4" w:space="1" w:color="auto"/>
+          <w:left w:val="single" w:sz="4" w:space="1" w:color="auto"/>
+          <w:bottom w:val="single" w:sz="4" w:space="1" w:color="auto"/>
+          <w:right w:val="single" w:sz="4" w:space="4" w:color="auto"/>
+        </w:pBdr>
+        <w:shd w:val="clear" w:color="auto" w:fill="DC98B3" w:themeFill="text2" w:themeFillTint="66"/>
+      </w:pPr>
+      <w:r>
+        <w:t xml:space="preserve">[] Ja    </w:t>
+      </w:r>
+      <w:proofErr w:type="gramStart"/>
+      <w:r>
+        <w:t xml:space="preserve">   [</w:t>
+      </w:r>
+      <w:proofErr w:type="gramEnd"/>
+      <w:r>
+        <w:t>] Nej</w:t>
+      </w:r>
+    </w:p>
+    <w:p>
+      <w:pPr>
+        <w:pBdr>
+          <w:top w:val="single" w:sz="4" w:space="1" w:color="auto"/>
+          <w:left w:val="single" w:sz="4" w:space="1" w:color="auto"/>
+          <w:bottom w:val="single" w:sz="4" w:space="1" w:color="auto"/>
+          <w:right w:val="single" w:sz="4" w:space="4" w:color="auto"/>
+        </w:pBdr>
+        <w:shd w:val="clear" w:color="auto" w:fill="DC98B3" w:themeFill="text2" w:themeFillTint="66"/>
+      </w:pPr>
+      <w:r>
+        <w:t>Samtidighet: Tjänsteproducenten kan hantera minst 10 samtidiga frågor utan sammanblandning av informationen (TF 6.1.1)</w:t>
+      </w:r>
+    </w:p>
+    <w:p>
+      <w:pPr>
+        <w:pBdr>
+          <w:top w:val="single" w:sz="4" w:space="1" w:color="auto"/>
+          <w:left w:val="single" w:sz="4" w:space="1" w:color="auto"/>
+          <w:bottom w:val="single" w:sz="4" w:space="1" w:color="auto"/>
+          <w:right w:val="single" w:sz="4" w:space="4" w:color="auto"/>
+        </w:pBdr>
+        <w:shd w:val="clear" w:color="auto" w:fill="DC98B3" w:themeFill="text2" w:themeFillTint="66"/>
+      </w:pPr>
+      <w:r>
+        <w:t xml:space="preserve">[] Ja    </w:t>
+      </w:r>
+      <w:proofErr w:type="gramStart"/>
+      <w:r>
+        <w:t xml:space="preserve">   [</w:t>
+      </w:r>
+      <w:proofErr w:type="gramEnd"/>
+      <w:r>
+        <w:t>] Nej</w:t>
+      </w:r>
+    </w:p>
+    <w:p>
+      <w:pPr>
+        <w:pBdr>
+          <w:top w:val="single" w:sz="4" w:space="1" w:color="auto"/>
+          <w:left w:val="single" w:sz="4" w:space="1" w:color="auto"/>
+          <w:bottom w:val="single" w:sz="4" w:space="1" w:color="auto"/>
+          <w:right w:val="single" w:sz="4" w:space="4" w:color="auto"/>
+        </w:pBdr>
+        <w:shd w:val="clear" w:color="auto" w:fill="DC98B3" w:themeFill="text2" w:themeFillTint="66"/>
+      </w:pPr>
+      <w:r>
+        <w:t xml:space="preserve"> Robusthet/Tillgänglighet: Tjänsteproducenten kan hantera last över tid (TF 6.1.2)</w:t>
+      </w:r>
+    </w:p>
+    <w:p>
+      <w:pPr>
+        <w:pBdr>
+          <w:top w:val="single" w:sz="4" w:space="1" w:color="auto"/>
+          <w:left w:val="single" w:sz="4" w:space="1" w:color="auto"/>
+          <w:bottom w:val="single" w:sz="4" w:space="1" w:color="auto"/>
+          <w:right w:val="single" w:sz="4" w:space="4" w:color="auto"/>
+        </w:pBdr>
+        <w:shd w:val="clear" w:color="auto" w:fill="DC98B3" w:themeFill="text2" w:themeFillTint="66"/>
+      </w:pPr>
+      <w:r>
+        <w:t xml:space="preserve">[] Ja    </w:t>
+      </w:r>
+      <w:proofErr w:type="gramStart"/>
+      <w:r>
+        <w:t xml:space="preserve">   [</w:t>
+      </w:r>
+      <w:proofErr w:type="gramEnd"/>
+      <w:r>
+        <w:t>] Nej</w:t>
+      </w:r>
+    </w:p>
+    <w:p>
+      <w:pPr>
+        <w:pBdr>
+          <w:top w:val="single" w:sz="4" w:space="1" w:color="auto"/>
+          <w:left w:val="single" w:sz="4" w:space="1" w:color="auto"/>
+          <w:bottom w:val="single" w:sz="4" w:space="1" w:color="auto"/>
+          <w:right w:val="single" w:sz="4" w:space="4" w:color="auto"/>
+        </w:pBdr>
+        <w:shd w:val="clear" w:color="auto" w:fill="DC98B3" w:themeFill="text2" w:themeFillTint="66"/>
+      </w:pPr>
+      <w:r>
+        <w:t xml:space="preserve"> Robusthet/Tillgänglighet: Tjänsteproducenten återhämtar sig automatiskt efter överbelastning (TF 6.2.1)</w:t>
+      </w:r>
+    </w:p>
+    <w:p>
+      <w:pPr>
+        <w:pBdr>
+          <w:top w:val="single" w:sz="4" w:space="1" w:color="auto"/>
+          <w:left w:val="single" w:sz="4" w:space="1" w:color="auto"/>
+          <w:bottom w:val="single" w:sz="4" w:space="1" w:color="auto"/>
+          <w:right w:val="single" w:sz="4" w:space="4" w:color="auto"/>
+        </w:pBdr>
+        <w:shd w:val="clear" w:color="auto" w:fill="DC98B3" w:themeFill="text2" w:themeFillTint="66"/>
+      </w:pPr>
+      <w:r>
+        <w:t xml:space="preserve">[] Ja    </w:t>
+      </w:r>
+      <w:proofErr w:type="gramStart"/>
+      <w:r>
+        <w:t xml:space="preserve">   [</w:t>
+      </w:r>
+      <w:proofErr w:type="gramEnd"/>
+      <w:r>
+        <w:t>] Nej</w:t>
+      </w:r>
+    </w:p>
+    <w:p>
+      <w:pPr>
+        <w:pBdr>
+          <w:top w:val="single" w:sz="4" w:space="1" w:color="auto"/>
+          <w:left w:val="single" w:sz="4" w:space="1" w:color="auto"/>
+          <w:bottom w:val="single" w:sz="4" w:space="1" w:color="auto"/>
+          <w:right w:val="single" w:sz="4" w:space="4" w:color="auto"/>
+        </w:pBdr>
+        <w:shd w:val="clear" w:color="auto" w:fill="DC98B3" w:themeFill="text2" w:themeFillTint="66"/>
+      </w:pPr>
+      <w:r>
         <w:lastRenderedPageBreak/>
-        <w:t xml:space="preserve">Last: </w:t>
-      </w:r>
-      <w:r>
-        <w:t xml:space="preserve">Tjänsteproducenten </w:t>
-      </w:r>
-      <w:r>
-        <w:t>kan hantera</w:t>
-      </w:r>
-      <w:r>
-        <w:t xml:space="preserve"> minst dubbla mängden frågor per dygn i förhållande till antalet journaluppdatering</w:t>
-      </w:r>
-      <w:r>
-        <w:t>ar</w:t>
-      </w:r>
-      <w:r>
-        <w:t xml:space="preserve"> per dygn.</w:t>
+        <w:t xml:space="preserve"> Oavsett svar på TF 6.2.1 ovan, ange trådantalet som uppnåddes i testfallet:</w:t>
       </w:r>
     </w:p>
     <w:p>
@@ -10106,15 +10184,13 @@
         <w:shd w:val="clear" w:color="auto" w:fill="DC98B3" w:themeFill="text2" w:themeFillTint="66"/>
       </w:pPr>
       <w:r>
-        <w:t xml:space="preserve">[] Ja    </w:t>
-      </w:r>
-      <w:proofErr w:type="gramStart"/>
-      <w:r>
-        <w:t xml:space="preserve">   [</w:t>
-      </w:r>
-      <w:proofErr w:type="gramEnd"/>
-      <w:r>
-        <w:t>] Nej</w:t>
+        <w:t>[</w:t>
+      </w:r>
+      <w:r>
+        <w:t xml:space="preserve">         </w:t>
+      </w:r>
+      <w:r>
+        <w:t>]</w:t>
       </w:r>
     </w:p>
     <w:p>
@@ -10128,7 +10204,7 @@
         <w:shd w:val="clear" w:color="auto" w:fill="DC98B3" w:themeFill="text2" w:themeFillTint="66"/>
       </w:pPr>
       <w:r>
-        <w:t>Aktualitet: Tjänsteproducenten följer rekommendationen att informationen är tillgänglig inom 60 minuter</w:t>
+        <w:t>Beskrivning av eventuella avvikelser:</w:t>
       </w:r>
     </w:p>
     <w:p>
@@ -10141,17 +10217,6 @@
         </w:pBdr>
         <w:shd w:val="clear" w:color="auto" w:fill="DC98B3" w:themeFill="text2" w:themeFillTint="66"/>
       </w:pPr>
-      <w:r>
-        <w:t xml:space="preserve">[] Ja    </w:t>
-      </w:r>
-      <w:proofErr w:type="gramStart"/>
-      <w:r>
-        <w:t xml:space="preserve">   [</w:t>
-      </w:r>
-      <w:proofErr w:type="gramEnd"/>
-      <w:r>
-        <w:t>] Nej</w:t>
-      </w:r>
     </w:p>
     <w:p>
       <w:pPr>
@@ -10164,331 +10229,6 @@
         <w:shd w:val="clear" w:color="auto" w:fill="DC98B3" w:themeFill="text2" w:themeFillTint="66"/>
       </w:pPr>
       <w:r>
-        <w:t>Aktualitet: Uppdatering av engagemangspost sker så att den refererar data som är tillgänglig via tjänstekontrakt vid tidpunkten då engagemangsindex uppdateras.</w:t>
-      </w:r>
-    </w:p>
-    <w:p>
-      <w:pPr>
-        <w:pBdr>
-          <w:top w:val="single" w:sz="4" w:space="1" w:color="auto"/>
-          <w:left w:val="single" w:sz="4" w:space="1" w:color="auto"/>
-          <w:bottom w:val="single" w:sz="4" w:space="1" w:color="auto"/>
-          <w:right w:val="single" w:sz="4" w:space="4" w:color="auto"/>
-        </w:pBdr>
-        <w:shd w:val="clear" w:color="auto" w:fill="DC98B3" w:themeFill="text2" w:themeFillTint="66"/>
-      </w:pPr>
-      <w:r>
-        <w:t xml:space="preserve">[] Ja    </w:t>
-      </w:r>
-      <w:proofErr w:type="gramStart"/>
-      <w:r>
-        <w:t xml:space="preserve">   [</w:t>
-      </w:r>
-      <w:proofErr w:type="gramEnd"/>
-      <w:r>
-        <w:t>] Nej</w:t>
-      </w:r>
-    </w:p>
-    <w:p>
-      <w:pPr>
-        <w:pBdr>
-          <w:top w:val="single" w:sz="4" w:space="1" w:color="auto"/>
-          <w:left w:val="single" w:sz="4" w:space="1" w:color="auto"/>
-          <w:bottom w:val="single" w:sz="4" w:space="1" w:color="auto"/>
-          <w:right w:val="single" w:sz="4" w:space="4" w:color="auto"/>
-        </w:pBdr>
-        <w:shd w:val="clear" w:color="auto" w:fill="DC98B3" w:themeFill="text2" w:themeFillTint="66"/>
-      </w:pPr>
-      <w:r>
-        <w:t xml:space="preserve">Robusthet: </w:t>
-      </w:r>
-      <w:r>
-        <w:t xml:space="preserve">Om tidsintervall inte angivits i </w:t>
-      </w:r>
-      <w:r>
-        <w:t>begäran</w:t>
-      </w:r>
-      <w:r>
-        <w:t xml:space="preserve"> kan tjänsteproducenten lämna ett </w:t>
-      </w:r>
-      <w:r>
-        <w:t>tidsmässigt avgränsat svar</w:t>
-      </w:r>
-      <w:r>
-        <w:t xml:space="preserve"> i syfte att uppfylla svarstidskravet. Delsvaret returnera</w:t>
-      </w:r>
-      <w:r>
-        <w:t xml:space="preserve">r den nyaste data som finns i </w:t>
-      </w:r>
-      <w:proofErr w:type="spellStart"/>
-      <w:r>
-        <w:t>källsystemet</w:t>
-      </w:r>
-      <w:proofErr w:type="spellEnd"/>
-      <w:r>
-        <w:t>.</w:t>
-      </w:r>
-    </w:p>
-    <w:p>
-      <w:pPr>
-        <w:pBdr>
-          <w:top w:val="single" w:sz="4" w:space="1" w:color="auto"/>
-          <w:left w:val="single" w:sz="4" w:space="1" w:color="auto"/>
-          <w:bottom w:val="single" w:sz="4" w:space="1" w:color="auto"/>
-          <w:right w:val="single" w:sz="4" w:space="4" w:color="auto"/>
-        </w:pBdr>
-        <w:shd w:val="clear" w:color="auto" w:fill="DC98B3" w:themeFill="text2" w:themeFillTint="66"/>
-      </w:pPr>
-      <w:r>
-        <w:t xml:space="preserve">[] Ja    </w:t>
-      </w:r>
-      <w:proofErr w:type="gramStart"/>
-      <w:r>
-        <w:t xml:space="preserve">   [</w:t>
-      </w:r>
-      <w:proofErr w:type="gramEnd"/>
-      <w:r>
-        <w:t>] Nej</w:t>
-      </w:r>
-    </w:p>
-    <w:p>
-      <w:pPr>
-        <w:pBdr>
-          <w:top w:val="single" w:sz="4" w:space="1" w:color="auto"/>
-          <w:left w:val="single" w:sz="4" w:space="1" w:color="auto"/>
-          <w:bottom w:val="single" w:sz="4" w:space="1" w:color="auto"/>
-          <w:right w:val="single" w:sz="4" w:space="4" w:color="auto"/>
-        </w:pBdr>
-        <w:shd w:val="clear" w:color="auto" w:fill="DC98B3" w:themeFill="text2" w:themeFillTint="66"/>
-      </w:pPr>
-      <w:r>
-        <w:t xml:space="preserve">Robusthet: Sökning på öppet tidsintervall resulterar aldrig i time-out. Om tjänsteproducenten inte hinner skapa ett svarsmeddelande med all tillgänglig information, skapas </w:t>
-      </w:r>
-      <w:proofErr w:type="gramStart"/>
-      <w:r>
-        <w:t>istället</w:t>
-      </w:r>
-      <w:proofErr w:type="gramEnd"/>
-      <w:r>
-        <w:t xml:space="preserve"> ett svar med den delmängd som var möjlig att framställa inom maximalt tillåtna svarstiden.</w:t>
-      </w:r>
-      <w:r>
-        <w:t xml:space="preserve"> </w:t>
-      </w:r>
-      <w:r>
-        <w:t>Delmängden</w:t>
-      </w:r>
-      <w:r>
-        <w:t xml:space="preserve"> </w:t>
-      </w:r>
-      <w:r>
-        <w:t>är då den mest aktuella informationen (dvs informationen som utelämnats är äldre än den information som ingår i delsvaret)</w:t>
-      </w:r>
-      <w:r>
-        <w:t>.</w:t>
-      </w:r>
-    </w:p>
-    <w:p>
-      <w:pPr>
-        <w:pBdr>
-          <w:top w:val="single" w:sz="4" w:space="1" w:color="auto"/>
-          <w:left w:val="single" w:sz="4" w:space="1" w:color="auto"/>
-          <w:bottom w:val="single" w:sz="4" w:space="1" w:color="auto"/>
-          <w:right w:val="single" w:sz="4" w:space="4" w:color="auto"/>
-        </w:pBdr>
-        <w:shd w:val="clear" w:color="auto" w:fill="DC98B3" w:themeFill="text2" w:themeFillTint="66"/>
-      </w:pPr>
-      <w:r>
-        <w:t xml:space="preserve">[] Ja    </w:t>
-      </w:r>
-      <w:proofErr w:type="gramStart"/>
-      <w:r>
-        <w:t xml:space="preserve">   [</w:t>
-      </w:r>
-      <w:proofErr w:type="gramEnd"/>
-      <w:r>
-        <w:t>] Nej</w:t>
-      </w:r>
-    </w:p>
-    <w:p>
-      <w:pPr>
-        <w:pBdr>
-          <w:top w:val="single" w:sz="4" w:space="1" w:color="auto"/>
-          <w:left w:val="single" w:sz="4" w:space="1" w:color="auto"/>
-          <w:bottom w:val="single" w:sz="4" w:space="1" w:color="auto"/>
-          <w:right w:val="single" w:sz="4" w:space="4" w:color="auto"/>
-        </w:pBdr>
-        <w:shd w:val="clear" w:color="auto" w:fill="DC98B3" w:themeFill="text2" w:themeFillTint="66"/>
-      </w:pPr>
-      <w:r>
-        <w:t>Samtidighet: Tjänsteproducenten kan hantera minst 10 samtidiga frågor utan sammanblandning av informationen (TF 6.1.1)</w:t>
-      </w:r>
-    </w:p>
-    <w:p>
-      <w:pPr>
-        <w:pBdr>
-          <w:top w:val="single" w:sz="4" w:space="1" w:color="auto"/>
-          <w:left w:val="single" w:sz="4" w:space="1" w:color="auto"/>
-          <w:bottom w:val="single" w:sz="4" w:space="1" w:color="auto"/>
-          <w:right w:val="single" w:sz="4" w:space="4" w:color="auto"/>
-        </w:pBdr>
-        <w:shd w:val="clear" w:color="auto" w:fill="DC98B3" w:themeFill="text2" w:themeFillTint="66"/>
-      </w:pPr>
-      <w:r>
-        <w:t xml:space="preserve">[] Ja    </w:t>
-      </w:r>
-      <w:proofErr w:type="gramStart"/>
-      <w:r>
-        <w:t xml:space="preserve">   [</w:t>
-      </w:r>
-      <w:proofErr w:type="gramEnd"/>
-      <w:r>
-        <w:t>] Nej</w:t>
-      </w:r>
-    </w:p>
-    <w:p>
-      <w:pPr>
-        <w:pBdr>
-          <w:top w:val="single" w:sz="4" w:space="1" w:color="auto"/>
-          <w:left w:val="single" w:sz="4" w:space="1" w:color="auto"/>
-          <w:bottom w:val="single" w:sz="4" w:space="1" w:color="auto"/>
-          <w:right w:val="single" w:sz="4" w:space="4" w:color="auto"/>
-        </w:pBdr>
-        <w:shd w:val="clear" w:color="auto" w:fill="DC98B3" w:themeFill="text2" w:themeFillTint="66"/>
-      </w:pPr>
-      <w:r>
-        <w:t xml:space="preserve"> Robusthet/Tillgänglighet: Tjänsteproducenten kan hantera last över tid (TF 6.1.2)</w:t>
-      </w:r>
-    </w:p>
-    <w:p>
-      <w:pPr>
-        <w:pBdr>
-          <w:top w:val="single" w:sz="4" w:space="1" w:color="auto"/>
-          <w:left w:val="single" w:sz="4" w:space="1" w:color="auto"/>
-          <w:bottom w:val="single" w:sz="4" w:space="1" w:color="auto"/>
-          <w:right w:val="single" w:sz="4" w:space="4" w:color="auto"/>
-        </w:pBdr>
-        <w:shd w:val="clear" w:color="auto" w:fill="DC98B3" w:themeFill="text2" w:themeFillTint="66"/>
-      </w:pPr>
-      <w:r>
-        <w:t xml:space="preserve">[] Ja    </w:t>
-      </w:r>
-      <w:proofErr w:type="gramStart"/>
-      <w:r>
-        <w:t xml:space="preserve">   [</w:t>
-      </w:r>
-      <w:proofErr w:type="gramEnd"/>
-      <w:r>
-        <w:t>] Nej</w:t>
-      </w:r>
-    </w:p>
-    <w:p>
-      <w:pPr>
-        <w:pBdr>
-          <w:top w:val="single" w:sz="4" w:space="1" w:color="auto"/>
-          <w:left w:val="single" w:sz="4" w:space="1" w:color="auto"/>
-          <w:bottom w:val="single" w:sz="4" w:space="1" w:color="auto"/>
-          <w:right w:val="single" w:sz="4" w:space="4" w:color="auto"/>
-        </w:pBdr>
-        <w:shd w:val="clear" w:color="auto" w:fill="DC98B3" w:themeFill="text2" w:themeFillTint="66"/>
-      </w:pPr>
-      <w:r>
-        <w:t xml:space="preserve"> Robusthet/Tillgänglighet: Tjänsteproducenten återhämtar sig automatiskt efter överbelastning (TF 6.2.1)</w:t>
-      </w:r>
-    </w:p>
-    <w:p>
-      <w:pPr>
-        <w:pBdr>
-          <w:top w:val="single" w:sz="4" w:space="1" w:color="auto"/>
-          <w:left w:val="single" w:sz="4" w:space="1" w:color="auto"/>
-          <w:bottom w:val="single" w:sz="4" w:space="1" w:color="auto"/>
-          <w:right w:val="single" w:sz="4" w:space="4" w:color="auto"/>
-        </w:pBdr>
-        <w:shd w:val="clear" w:color="auto" w:fill="DC98B3" w:themeFill="text2" w:themeFillTint="66"/>
-      </w:pPr>
-      <w:r>
-        <w:t xml:space="preserve">[] Ja    </w:t>
-      </w:r>
-      <w:proofErr w:type="gramStart"/>
-      <w:r>
-        <w:t xml:space="preserve">   [</w:t>
-      </w:r>
-      <w:proofErr w:type="gramEnd"/>
-      <w:r>
-        <w:t>] Nej</w:t>
-      </w:r>
-    </w:p>
-    <w:p>
-      <w:pPr>
-        <w:pBdr>
-          <w:top w:val="single" w:sz="4" w:space="1" w:color="auto"/>
-          <w:left w:val="single" w:sz="4" w:space="1" w:color="auto"/>
-          <w:bottom w:val="single" w:sz="4" w:space="1" w:color="auto"/>
-          <w:right w:val="single" w:sz="4" w:space="4" w:color="auto"/>
-        </w:pBdr>
-        <w:shd w:val="clear" w:color="auto" w:fill="DC98B3" w:themeFill="text2" w:themeFillTint="66"/>
-      </w:pPr>
-      <w:r>
-        <w:t xml:space="preserve"> Oavsett svar på TF 6.2.1 ovan, ange trådantalet som uppnåddes i testfallet:</w:t>
-      </w:r>
-    </w:p>
-    <w:p>
-      <w:pPr>
-        <w:pBdr>
-          <w:top w:val="single" w:sz="4" w:space="1" w:color="auto"/>
-          <w:left w:val="single" w:sz="4" w:space="1" w:color="auto"/>
-          <w:bottom w:val="single" w:sz="4" w:space="1" w:color="auto"/>
-          <w:right w:val="single" w:sz="4" w:space="4" w:color="auto"/>
-        </w:pBdr>
-        <w:shd w:val="clear" w:color="auto" w:fill="DC98B3" w:themeFill="text2" w:themeFillTint="66"/>
-      </w:pPr>
-      <w:r>
-        <w:t>[</w:t>
-      </w:r>
-      <w:r>
-        <w:t xml:space="preserve">         </w:t>
-      </w:r>
-      <w:r>
-        <w:t>]</w:t>
-      </w:r>
-    </w:p>
-    <w:p>
-      <w:pPr>
-        <w:pBdr>
-          <w:top w:val="single" w:sz="4" w:space="1" w:color="auto"/>
-          <w:left w:val="single" w:sz="4" w:space="1" w:color="auto"/>
-          <w:bottom w:val="single" w:sz="4" w:space="1" w:color="auto"/>
-          <w:right w:val="single" w:sz="4" w:space="4" w:color="auto"/>
-        </w:pBdr>
-        <w:shd w:val="clear" w:color="auto" w:fill="DC98B3" w:themeFill="text2" w:themeFillTint="66"/>
-      </w:pPr>
-      <w:r>
-        <w:t>Beskrivning av eventuella avvikelser:</w:t>
-      </w:r>
-    </w:p>
-    <w:p>
-      <w:pPr>
-        <w:pBdr>
-          <w:top w:val="single" w:sz="4" w:space="1" w:color="auto"/>
-          <w:left w:val="single" w:sz="4" w:space="1" w:color="auto"/>
-          <w:bottom w:val="single" w:sz="4" w:space="1" w:color="auto"/>
-          <w:right w:val="single" w:sz="4" w:space="4" w:color="auto"/>
-        </w:pBdr>
-        <w:shd w:val="clear" w:color="auto" w:fill="DC98B3" w:themeFill="text2" w:themeFillTint="66"/>
-      </w:pPr>
-    </w:p>
-    <w:p>
-      <w:pPr>
-        <w:pBdr>
-          <w:top w:val="single" w:sz="4" w:space="1" w:color="auto"/>
-          <w:left w:val="single" w:sz="4" w:space="1" w:color="auto"/>
-          <w:bottom w:val="single" w:sz="4" w:space="1" w:color="auto"/>
-          <w:right w:val="single" w:sz="4" w:space="4" w:color="auto"/>
-        </w:pBdr>
-        <w:shd w:val="clear" w:color="auto" w:fill="DC98B3" w:themeFill="text2" w:themeFillTint="66"/>
-      </w:pPr>
-      <w:r>
-        <w:lastRenderedPageBreak/>
         <w:t>Övrig kommentar:</w:t>
       </w:r>
     </w:p>
@@ -10514,13 +10254,13 @@
         <w:spacing w:before="240" w:after="60"/>
         <w:ind w:left="720" w:hanging="720"/>
       </w:pPr>
-      <w:bookmarkStart w:id="82" w:name="_Toc70336872"/>
-      <w:bookmarkStart w:id="83" w:name="_Toc146287852"/>
+      <w:bookmarkStart w:id="84" w:name="_Toc70336872"/>
+      <w:bookmarkStart w:id="85" w:name="_Toc202170844"/>
       <w:r>
         <w:t>Obehörig åtkomst</w:t>
       </w:r>
-      <w:bookmarkEnd w:id="82"/>
-      <w:bookmarkEnd w:id="83"/>
+      <w:bookmarkEnd w:id="84"/>
+      <w:bookmarkEnd w:id="85"/>
     </w:p>
     <w:p>
       <w:r>
@@ -10645,13 +10385,13 @@
         <w:spacing w:before="240" w:after="60"/>
         <w:ind w:left="720" w:hanging="720"/>
       </w:pPr>
-      <w:bookmarkStart w:id="84" w:name="_Toc70336873"/>
-      <w:bookmarkStart w:id="85" w:name="_Toc146287853"/>
+      <w:bookmarkStart w:id="86" w:name="_Toc70336873"/>
+      <w:bookmarkStart w:id="87" w:name="_Toc202170845"/>
       <w:r>
         <w:t>Följsamhet mot tecknade avtal</w:t>
       </w:r>
-      <w:bookmarkEnd w:id="84"/>
-      <w:bookmarkEnd w:id="85"/>
+      <w:bookmarkEnd w:id="86"/>
+      <w:bookmarkEnd w:id="87"/>
     </w:p>
     <w:p>
       <w:r>
@@ -10668,7 +10408,7 @@
         </w:pBdr>
         <w:shd w:val="clear" w:color="auto" w:fill="DC98B3" w:themeFill="text2" w:themeFillTint="66"/>
       </w:pPr>
-      <w:bookmarkStart w:id="86" w:name="_Hlk66889408"/>
+      <w:bookmarkStart w:id="88" w:name="_Hlk66889408"/>
       <w:r>
         <w:t xml:space="preserve">Tjänsteproducenten säkerställer tekniskt att endast journaluppgifter från vårdgivare som har tecknade Kund- och </w:t>
       </w:r>
@@ -10678,18 +10418,10 @@
       </w:r>
       <w:proofErr w:type="spellEnd"/>
       <w:r>
-        <w:t xml:space="preserve">-avtal (eller motsvarande) med </w:t>
-      </w:r>
-      <w:proofErr w:type="spellStart"/>
-      <w:r>
-        <w:t>Inera</w:t>
-      </w:r>
-      <w:proofErr w:type="spellEnd"/>
-      <w:r>
-        <w:t xml:space="preserve"> omfattas i svarsmeddelanden.</w:t>
-      </w:r>
-    </w:p>
-    <w:bookmarkEnd w:id="86"/>
+        <w:t>-avtal (eller motsvarande) med Inera omfattas i svarsmeddelanden.</w:t>
+      </w:r>
+    </w:p>
+    <w:bookmarkEnd w:id="88"/>
     <w:p>
       <w:pPr>
         <w:pBdr>
@@ -10748,6 +10480,7 @@
         <w:shd w:val="clear" w:color="auto" w:fill="DC98B3" w:themeFill="text2" w:themeFillTint="66"/>
       </w:pPr>
       <w:r>
+        <w:lastRenderedPageBreak/>
         <w:t>Övrig kommentar:</w:t>
       </w:r>
     </w:p>
@@ -10772,15 +10505,14 @@
         <w:spacing w:before="240" w:after="60"/>
         <w:ind w:left="851" w:hanging="851"/>
       </w:pPr>
-      <w:bookmarkStart w:id="87" w:name="_Toc70336875"/>
-      <w:bookmarkStart w:id="88" w:name="_Toc450733784"/>
-      <w:bookmarkStart w:id="89" w:name="_Toc146287854"/>
-      <w:r>
-        <w:lastRenderedPageBreak/>
+      <w:bookmarkStart w:id="89" w:name="_Toc70336875"/>
+      <w:bookmarkStart w:id="90" w:name="_Toc450733784"/>
+      <w:bookmarkStart w:id="91" w:name="_Toc202170846"/>
+      <w:r>
         <w:t>Följsamhet mot TK-testsviter</w:t>
       </w:r>
-      <w:bookmarkEnd w:id="87"/>
       <w:bookmarkEnd w:id="89"/>
+      <w:bookmarkEnd w:id="91"/>
     </w:p>
     <w:p>
       <w:pPr>
@@ -10791,21 +10523,13 @@
         </w:numPr>
         <w:spacing w:before="240" w:after="60"/>
       </w:pPr>
-      <w:bookmarkStart w:id="90" w:name="_Toc70336876"/>
-      <w:bookmarkStart w:id="91" w:name="_Toc146287855"/>
-      <w:r>
-        <w:t>TK-</w:t>
-      </w:r>
-      <w:proofErr w:type="spellStart"/>
-      <w:r>
-        <w:t>testsvit</w:t>
-      </w:r>
-      <w:proofErr w:type="spellEnd"/>
-      <w:r>
-        <w:t xml:space="preserve"> för tjänstekontraktet</w:t>
-      </w:r>
-      <w:bookmarkEnd w:id="90"/>
-      <w:bookmarkEnd w:id="91"/>
+      <w:bookmarkStart w:id="92" w:name="_Toc70336876"/>
+      <w:bookmarkStart w:id="93" w:name="_Toc202170847"/>
+      <w:r>
+        <w:t>TK-testsvit för tjänstekontraktet</w:t>
+      </w:r>
+      <w:bookmarkEnd w:id="92"/>
+      <w:bookmarkEnd w:id="93"/>
     </w:p>
     <w:p>
       <w:r>
@@ -10833,15 +10557,7 @@
         <w:t>domännamn</w:t>
       </w:r>
       <w:r>
-        <w:t>/</w:t>
-      </w:r>
-      <w:proofErr w:type="spellStart"/>
-      <w:r>
-        <w:t>testsvit</w:t>
-      </w:r>
-      <w:proofErr w:type="spellEnd"/>
-      <w:r>
-        <w:t>/</w:t>
+        <w:t>/testsvit/</w:t>
       </w:r>
       <w:r>
         <w:rPr>
@@ -10857,8 +10573,8 @@
       </w:r>
     </w:p>
     <w:p>
-      <w:bookmarkStart w:id="92" w:name="_Hlk525301138"/>
-      <w:bookmarkStart w:id="93" w:name="_Hlk525304935"/>
+      <w:bookmarkStart w:id="94" w:name="_Hlk525301138"/>
+      <w:bookmarkStart w:id="95" w:name="_Hlk525304935"/>
     </w:p>
     <w:p>
       <w:r>
@@ -10880,9 +10596,9 @@
       <w:r>
         <w:t>, samt ytterligare regler kring element som sinsemellan är beroende.</w:t>
       </w:r>
-      <w:bookmarkEnd w:id="92"/>
-    </w:p>
-    <w:bookmarkEnd w:id="93"/>
+      <w:bookmarkEnd w:id="94"/>
+    </w:p>
+    <w:bookmarkEnd w:id="95"/>
     <w:p/>
     <w:p>
       <w:pPr>
@@ -11127,233 +10843,6 @@
     </w:p>
     <w:p>
       <w:pPr>
-        <w:pStyle w:val="Rubrik3"/>
-        <w:numPr>
-          <w:ilvl w:val="2"/>
-          <w:numId w:val="18"/>
-        </w:numPr>
-        <w:spacing w:before="240" w:after="60"/>
-        <w:ind w:left="720" w:hanging="720"/>
-      </w:pPr>
-      <w:bookmarkStart w:id="94" w:name="_Toc70336877"/>
-      <w:bookmarkStart w:id="95" w:name="_Toc146287856"/>
-      <w:r>
-        <w:t xml:space="preserve">Tester för EI </w:t>
-      </w:r>
-      <w:proofErr w:type="spellStart"/>
-      <w:r>
-        <w:t>Update</w:t>
-      </w:r>
-      <w:bookmarkEnd w:id="94"/>
-      <w:bookmarkEnd w:id="95"/>
-      <w:proofErr w:type="spellEnd"/>
-      <w:r>
-        <w:t xml:space="preserve"> </w:t>
-      </w:r>
-    </w:p>
-    <w:p>
-      <w:r>
-        <w:t xml:space="preserve">I Releasepaketet för </w:t>
-      </w:r>
-      <w:proofErr w:type="spellStart"/>
-      <w:proofErr w:type="gramStart"/>
-      <w:r>
-        <w:rPr>
-          <w:b/>
-          <w:i/>
-        </w:rPr>
-        <w:t>itintegration:engagementindex</w:t>
-      </w:r>
-      <w:proofErr w:type="gramEnd"/>
-      <w:r>
-        <w:rPr>
-          <w:b/>
-          <w:i/>
-        </w:rPr>
-        <w:t>:Update</w:t>
-      </w:r>
-      <w:proofErr w:type="spellEnd"/>
-      <w:r>
-        <w:t xml:space="preserve"> finns stöd i form av en Engagemangsindex-</w:t>
-      </w:r>
-      <w:proofErr w:type="spellStart"/>
-      <w:r>
-        <w:t>mock</w:t>
-      </w:r>
-      <w:proofErr w:type="spellEnd"/>
-      <w:r>
-        <w:t xml:space="preserve"> med tillhörande testanvisning som verifierar krav i tjänstekontraktet </w:t>
-      </w:r>
-      <w:proofErr w:type="spellStart"/>
-      <w:r>
-        <w:t>Update</w:t>
-      </w:r>
-      <w:proofErr w:type="spellEnd"/>
-      <w:r>
-        <w:t xml:space="preserve"> och som gäller det aktuella tjänstekontraktet som tjänsteproducenten godkänns för. Dessa tester ska genomföras som en del av godkännandet.</w:t>
-      </w:r>
-    </w:p>
-    <w:p>
-      <w:pPr>
-        <w:pBdr>
-          <w:top w:val="single" w:sz="4" w:space="1" w:color="auto"/>
-          <w:left w:val="single" w:sz="4" w:space="4" w:color="auto"/>
-          <w:bottom w:val="single" w:sz="4" w:space="1" w:color="auto"/>
-          <w:right w:val="single" w:sz="4" w:space="4" w:color="auto"/>
-        </w:pBdr>
-        <w:shd w:val="clear" w:color="auto" w:fill="DC98B3" w:themeFill="text2" w:themeFillTint="66"/>
-      </w:pPr>
-      <w:r>
-        <w:lastRenderedPageBreak/>
-        <w:t>Tester som medföljer releasepaketet har genomförts.</w:t>
-      </w:r>
-    </w:p>
-    <w:p>
-      <w:pPr>
-        <w:pBdr>
-          <w:top w:val="single" w:sz="4" w:space="1" w:color="auto"/>
-          <w:left w:val="single" w:sz="4" w:space="4" w:color="auto"/>
-          <w:bottom w:val="single" w:sz="4" w:space="1" w:color="auto"/>
-          <w:right w:val="single" w:sz="4" w:space="4" w:color="auto"/>
-        </w:pBdr>
-        <w:shd w:val="clear" w:color="auto" w:fill="DC98B3" w:themeFill="text2" w:themeFillTint="66"/>
-      </w:pPr>
-      <w:r>
-        <w:t xml:space="preserve">[] Ja    </w:t>
-      </w:r>
-      <w:proofErr w:type="gramStart"/>
-      <w:r>
-        <w:t xml:space="preserve">   [</w:t>
-      </w:r>
-      <w:proofErr w:type="gramEnd"/>
-      <w:r>
-        <w:t>] Nej</w:t>
-      </w:r>
-    </w:p>
-    <w:p>
-      <w:pPr>
-        <w:pBdr>
-          <w:top w:val="single" w:sz="4" w:space="1" w:color="auto"/>
-          <w:left w:val="single" w:sz="4" w:space="4" w:color="auto"/>
-          <w:bottom w:val="single" w:sz="4" w:space="1" w:color="auto"/>
-          <w:right w:val="single" w:sz="4" w:space="4" w:color="auto"/>
-        </w:pBdr>
-        <w:shd w:val="clear" w:color="auto" w:fill="DC98B3" w:themeFill="text2" w:themeFillTint="66"/>
-      </w:pPr>
-      <w:r>
-        <w:t>Har det påträffats avvikelser från förväntat resultat vid körning av testfallen för EI?</w:t>
-      </w:r>
-    </w:p>
-    <w:p>
-      <w:pPr>
-        <w:pBdr>
-          <w:top w:val="single" w:sz="4" w:space="1" w:color="auto"/>
-          <w:left w:val="single" w:sz="4" w:space="4" w:color="auto"/>
-          <w:bottom w:val="single" w:sz="4" w:space="1" w:color="auto"/>
-          <w:right w:val="single" w:sz="4" w:space="4" w:color="auto"/>
-        </w:pBdr>
-        <w:shd w:val="clear" w:color="auto" w:fill="DC98B3" w:themeFill="text2" w:themeFillTint="66"/>
-      </w:pPr>
-      <w:r>
-        <w:t>[] Ja</w:t>
-      </w:r>
-      <w:proofErr w:type="gramStart"/>
-      <w:r>
-        <w:t xml:space="preserve">   [</w:t>
-      </w:r>
-      <w:proofErr w:type="gramEnd"/>
-      <w:r>
-        <w:t>] Nej</w:t>
-      </w:r>
-    </w:p>
-    <w:p>
-      <w:pPr>
-        <w:pBdr>
-          <w:top w:val="single" w:sz="4" w:space="1" w:color="auto"/>
-          <w:left w:val="single" w:sz="4" w:space="4" w:color="auto"/>
-          <w:bottom w:val="single" w:sz="4" w:space="1" w:color="auto"/>
-          <w:right w:val="single" w:sz="4" w:space="4" w:color="auto"/>
-        </w:pBdr>
-        <w:shd w:val="clear" w:color="auto" w:fill="DC98B3" w:themeFill="text2" w:themeFillTint="66"/>
-      </w:pPr>
-      <w:r>
-        <w:t>Om ”Ja” på ovanstående, har dessa avvikelser noterats i detta formulär?</w:t>
-      </w:r>
-    </w:p>
-    <w:p>
-      <w:pPr>
-        <w:pBdr>
-          <w:top w:val="single" w:sz="4" w:space="1" w:color="auto"/>
-          <w:left w:val="single" w:sz="4" w:space="4" w:color="auto"/>
-          <w:bottom w:val="single" w:sz="4" w:space="1" w:color="auto"/>
-          <w:right w:val="single" w:sz="4" w:space="4" w:color="auto"/>
-        </w:pBdr>
-        <w:shd w:val="clear" w:color="auto" w:fill="DC98B3" w:themeFill="text2" w:themeFillTint="66"/>
-      </w:pPr>
-      <w:r>
-        <w:t>[] Ja</w:t>
-      </w:r>
-      <w:proofErr w:type="gramStart"/>
-      <w:r>
-        <w:t xml:space="preserve">   [</w:t>
-      </w:r>
-      <w:proofErr w:type="gramEnd"/>
-      <w:r>
-        <w:t>] Nej</w:t>
-      </w:r>
-    </w:p>
-    <w:p>
-      <w:pPr>
-        <w:pBdr>
-          <w:top w:val="single" w:sz="4" w:space="1" w:color="auto"/>
-          <w:left w:val="single" w:sz="4" w:space="4" w:color="auto"/>
-          <w:bottom w:val="single" w:sz="4" w:space="1" w:color="auto"/>
-          <w:right w:val="single" w:sz="4" w:space="4" w:color="auto"/>
-        </w:pBdr>
-        <w:shd w:val="clear" w:color="auto" w:fill="DC98B3" w:themeFill="text2" w:themeFillTint="66"/>
-      </w:pPr>
-      <w:r>
-        <w:t>Testresultat från TK-testerna har bifogats.</w:t>
-      </w:r>
-    </w:p>
-    <w:p>
-      <w:pPr>
-        <w:pBdr>
-          <w:top w:val="single" w:sz="4" w:space="1" w:color="auto"/>
-          <w:left w:val="single" w:sz="4" w:space="4" w:color="auto"/>
-          <w:bottom w:val="single" w:sz="4" w:space="1" w:color="auto"/>
-          <w:right w:val="single" w:sz="4" w:space="4" w:color="auto"/>
-        </w:pBdr>
-        <w:shd w:val="clear" w:color="auto" w:fill="DC98B3" w:themeFill="text2" w:themeFillTint="66"/>
-      </w:pPr>
-      <w:r>
-        <w:t xml:space="preserve">[] Ja    </w:t>
-      </w:r>
-      <w:proofErr w:type="gramStart"/>
-      <w:r>
-        <w:t xml:space="preserve">   [</w:t>
-      </w:r>
-      <w:proofErr w:type="gramEnd"/>
-      <w:r>
-        <w:t>] Nej</w:t>
-      </w:r>
-    </w:p>
-    <w:p>
-      <w:pPr>
-        <w:pBdr>
-          <w:top w:val="single" w:sz="4" w:space="1" w:color="auto"/>
-          <w:left w:val="single" w:sz="4" w:space="4" w:color="auto"/>
-          <w:bottom w:val="single" w:sz="4" w:space="1" w:color="auto"/>
-          <w:right w:val="single" w:sz="4" w:space="4" w:color="auto"/>
-        </w:pBdr>
-        <w:shd w:val="clear" w:color="auto" w:fill="DC98B3" w:themeFill="text2" w:themeFillTint="66"/>
-      </w:pPr>
-      <w:r>
-        <w:t>Övrig kommentar:</w:t>
-      </w:r>
-    </w:p>
-    <w:p>
-      <w:pPr>
         <w:pBdr>
           <w:top w:val="single" w:sz="4" w:space="1" w:color="auto"/>
           <w:left w:val="single" w:sz="4" w:space="4" w:color="auto"/>
@@ -11364,20 +10853,6 @@
       </w:pPr>
     </w:p>
     <w:p/>
-    <w:p>
-      <w:pPr>
-        <w:rPr>
-          <w:rFonts w:ascii="Arial" w:hAnsi="Arial" w:cs="Arial"/>
-          <w:bCs/>
-          <w:iCs/>
-          <w:sz w:val="28"/>
-          <w:szCs w:val="28"/>
-        </w:rPr>
-      </w:pPr>
-      <w:r>
-        <w:br w:type="page"/>
-      </w:r>
-    </w:p>
     <w:p>
       <w:pPr>
         <w:pStyle w:val="Rubrik2"/>
@@ -11389,12 +10864,12 @@
         <w:ind w:left="851" w:hanging="851"/>
       </w:pPr>
       <w:bookmarkStart w:id="96" w:name="_Toc70336878"/>
-      <w:bookmarkStart w:id="97" w:name="_Toc146287857"/>
+      <w:bookmarkStart w:id="97" w:name="_Toc202170848"/>
       <w:r>
         <w:lastRenderedPageBreak/>
         <w:t>Övrigt</w:t>
       </w:r>
-      <w:bookmarkEnd w:id="88"/>
+      <w:bookmarkEnd w:id="90"/>
       <w:bookmarkEnd w:id="96"/>
       <w:bookmarkEnd w:id="97"/>
     </w:p>
@@ -11469,7 +10944,7 @@
         <w:ind w:left="851" w:hanging="851"/>
       </w:pPr>
       <w:bookmarkStart w:id="98" w:name="_Toc70336879"/>
-      <w:bookmarkStart w:id="99" w:name="_Toc146287858"/>
+      <w:bookmarkStart w:id="99" w:name="_Toc202170849"/>
       <w:r>
         <w:t>Kända avvikelser</w:t>
       </w:r>
@@ -11619,7 +11094,7 @@
         <w:shd w:val="clear" w:color="auto" w:fill="DC98B3" w:themeFill="text2" w:themeFillTint="66"/>
       </w:pPr>
       <w:r>
-        <w:t>Anslutande organisation anser att det inte skulle påverka verksamheten negativt att låta dessa avvikelser kvarstå utan åtgärd.</w:t>
+        <w:t>Anslutande organisation anser att det är acceptabelt för verksamheten att låta dessa avvikelser kvarstå utan åtgärd.</w:t>
       </w:r>
       <w:r>
         <w:br/>
@@ -11653,7 +11128,7 @@
         <w:ind w:left="851" w:hanging="851"/>
       </w:pPr>
       <w:bookmarkStart w:id="100" w:name="_Toc70336880"/>
-      <w:bookmarkStart w:id="101" w:name="_Toc146287859"/>
+      <w:bookmarkStart w:id="101" w:name="_Toc202170850"/>
       <w:r>
         <w:lastRenderedPageBreak/>
         <w:t>Datum för ifyllnad och kontaktperson gällande självdeklaration</w:t>
@@ -11749,7 +11224,7 @@
         <w:spacing w:before="240" w:after="60"/>
       </w:pPr>
       <w:bookmarkStart w:id="102" w:name="_Toc70336881"/>
-      <w:bookmarkStart w:id="103" w:name="_Toc146287860"/>
+      <w:bookmarkStart w:id="103" w:name="_Toc202170851"/>
       <w:r>
         <w:lastRenderedPageBreak/>
         <w:t>Resultat</w:t>
@@ -11996,7 +11471,7 @@
 </file>
 
 <file path=word/endnotes.xml><?xml version="1.0" encoding="utf-8"?>
-<w:endnotes xmlns:wpc="http://schemas.microsoft.com/office/word/2010/wordprocessingCanvas" xmlns:cx="http://schemas.microsoft.com/office/drawing/2014/chartex" xmlns:cx1="http://schemas.microsoft.com/office/drawing/2015/9/8/chartex" xmlns:cx2="http://schemas.microsoft.com/office/drawing/2015/10/21/chartex" xmlns:cx3="http://schemas.microsoft.com/office/drawing/2016/5/9/chartex" xmlns:cx4="http://schemas.microsoft.com/office/drawing/2016/5/10/chartex" xmlns:cx5="http://schemas.microsoft.com/office/drawing/2016/5/11/chartex" xmlns:cx6="http://schemas.microsoft.com/office/drawing/2016/5/12/chartex" xmlns:cx7="http://schemas.microsoft.com/office/drawing/2016/5/13/chartex" xmlns:cx8="http://schemas.microsoft.com/office/drawing/2016/5/14/chartex" xmlns:mc="http://schemas.openxmlformats.org/markup-compatibility/2006" xmlns:aink="http://schemas.microsoft.com/office/drawing/2016/ink" xmlns:am3d="http://schemas.microsoft.com/office/drawing/2017/model3d" xmlns:o="urn:schemas-microsoft-com:office:office" xmlns:oel="http://schemas.microsoft.com/office/2019/extlst" xmlns:r="http://schemas.openxmlformats.org/officeDocument/2006/relationships" xmlns:m="http://schemas.openxmlformats.org/officeDocument/2006/math" xmlns:v="urn:schemas-microsoft-com:vml" xmlns:wp14="http://schemas.microsoft.com/office/word/2010/wordprocessingDrawing" xmlns:wp="http://schemas.openxmlformats.org/drawingml/2006/wordprocessingDrawing" xmlns:w10="urn:schemas-microsoft-com:office:word" xmlns:w="http://schemas.openxmlformats.org/wordprocessingml/2006/main" xmlns:w14="http://schemas.microsoft.com/office/word/2010/wordml" xmlns:w15="http://schemas.microsoft.com/office/word/2012/wordml" xmlns:w16cex="http://schemas.microsoft.com/office/word/2018/wordml/cex" xmlns:w16cid="http://schemas.microsoft.com/office/word/2016/wordml/cid" xmlns:w16="http://schemas.microsoft.com/office/word/2018/wordml" xmlns:w16sdtdh="http://schemas.microsoft.com/office/word/2020/wordml/sdtdatahash" xmlns:w16se="http://schemas.microsoft.com/office/word/2015/wordml/symex" xmlns:wpg="http://schemas.microsoft.com/office/word/2010/wordprocessingGroup" xmlns:wpi="http://schemas.microsoft.com/office/word/2010/wordprocessingInk" xmlns:wne="http://schemas.microsoft.com/office/word/2006/wordml" xmlns:wps="http://schemas.microsoft.com/office/word/2010/wordprocessingShape" mc:Ignorable="w14 w15 w16se w16cid w16 w16cex w16sdtdh wp14">
+<w:endnotes xmlns:wpc="http://schemas.microsoft.com/office/word/2010/wordprocessingCanvas" xmlns:cx="http://schemas.microsoft.com/office/drawing/2014/chartex" xmlns:cx1="http://schemas.microsoft.com/office/drawing/2015/9/8/chartex" xmlns:cx2="http://schemas.microsoft.com/office/drawing/2015/10/21/chartex" xmlns:cx3="http://schemas.microsoft.com/office/drawing/2016/5/9/chartex" xmlns:cx4="http://schemas.microsoft.com/office/drawing/2016/5/10/chartex" xmlns:cx5="http://schemas.microsoft.com/office/drawing/2016/5/11/chartex" xmlns:cx6="http://schemas.microsoft.com/office/drawing/2016/5/12/chartex" xmlns:cx7="http://schemas.microsoft.com/office/drawing/2016/5/13/chartex" xmlns:cx8="http://schemas.microsoft.com/office/drawing/2016/5/14/chartex" xmlns:mc="http://schemas.openxmlformats.org/markup-compatibility/2006" xmlns:aink="http://schemas.microsoft.com/office/drawing/2016/ink" xmlns:am3d="http://schemas.microsoft.com/office/drawing/2017/model3d" xmlns:o="urn:schemas-microsoft-com:office:office" xmlns:oel="http://schemas.microsoft.com/office/2019/extlst" xmlns:r="http://schemas.openxmlformats.org/officeDocument/2006/relationships" xmlns:m="http://schemas.openxmlformats.org/officeDocument/2006/math" xmlns:v="urn:schemas-microsoft-com:vml" xmlns:wp14="http://schemas.microsoft.com/office/word/2010/wordprocessingDrawing" xmlns:wp="http://schemas.openxmlformats.org/drawingml/2006/wordprocessingDrawing" xmlns:w10="urn:schemas-microsoft-com:office:word" xmlns:w="http://schemas.openxmlformats.org/wordprocessingml/2006/main" xmlns:w14="http://schemas.microsoft.com/office/word/2010/wordml" xmlns:w15="http://schemas.microsoft.com/office/word/2012/wordml" xmlns:w16cex="http://schemas.microsoft.com/office/word/2018/wordml/cex" xmlns:w16cid="http://schemas.microsoft.com/office/word/2016/wordml/cid" xmlns:w16="http://schemas.microsoft.com/office/word/2018/wordml" xmlns:w16du="http://schemas.microsoft.com/office/word/2023/wordml/word16du" xmlns:w16sdtdh="http://schemas.microsoft.com/office/word/2020/wordml/sdtdatahash" xmlns:w16sdtfl="http://schemas.microsoft.com/office/word/2024/wordml/sdtformatlock" xmlns:w16se="http://schemas.microsoft.com/office/word/2015/wordml/symex" xmlns:wpg="http://schemas.microsoft.com/office/word/2010/wordprocessingGroup" xmlns:wpi="http://schemas.microsoft.com/office/word/2010/wordprocessingInk" xmlns:wne="http://schemas.microsoft.com/office/word/2006/wordml" xmlns:wps="http://schemas.microsoft.com/office/word/2010/wordprocessingShape" mc:Ignorable="w14 w15 w16se w16cid w16 w16cex w16sdtdh w16sdtfl w16du wp14">
   <w:endnote w:type="separator" w:id="-1">
     <w:p>
       <w:r>
@@ -12015,7 +11490,7 @@
 </file>
 
 <file path=word/footer1.xml><?xml version="1.0" encoding="utf-8"?>
-<w:ftr xmlns:wpc="http://schemas.microsoft.com/office/word/2010/wordprocessingCanvas" xmlns:cx="http://schemas.microsoft.com/office/drawing/2014/chartex" xmlns:cx1="http://schemas.microsoft.com/office/drawing/2015/9/8/chartex" xmlns:cx2="http://schemas.microsoft.com/office/drawing/2015/10/21/chartex" xmlns:cx3="http://schemas.microsoft.com/office/drawing/2016/5/9/chartex" xmlns:cx4="http://schemas.microsoft.com/office/drawing/2016/5/10/chartex" xmlns:cx5="http://schemas.microsoft.com/office/drawing/2016/5/11/chartex" xmlns:cx6="http://schemas.microsoft.com/office/drawing/2016/5/12/chartex" xmlns:cx7="http://schemas.microsoft.com/office/drawing/2016/5/13/chartex" xmlns:cx8="http://schemas.microsoft.com/office/drawing/2016/5/14/chartex" xmlns:mc="http://schemas.openxmlformats.org/markup-compatibility/2006" xmlns:aink="http://schemas.microsoft.com/office/drawing/2016/ink" xmlns:am3d="http://schemas.microsoft.com/office/drawing/2017/model3d" xmlns:o="urn:schemas-microsoft-com:office:office" xmlns:oel="http://schemas.microsoft.com/office/2019/extlst" xmlns:r="http://schemas.openxmlformats.org/officeDocument/2006/relationships" xmlns:m="http://schemas.openxmlformats.org/officeDocument/2006/math" xmlns:v="urn:schemas-microsoft-com:vml" xmlns:wp14="http://schemas.microsoft.com/office/word/2010/wordprocessingDrawing" xmlns:wp="http://schemas.openxmlformats.org/drawingml/2006/wordprocessingDrawing" xmlns:w10="urn:schemas-microsoft-com:office:word" xmlns:w="http://schemas.openxmlformats.org/wordprocessingml/2006/main" xmlns:w14="http://schemas.microsoft.com/office/word/2010/wordml" xmlns:w15="http://schemas.microsoft.com/office/word/2012/wordml" xmlns:w16cex="http://schemas.microsoft.com/office/word/2018/wordml/cex" xmlns:w16cid="http://schemas.microsoft.com/office/word/2016/wordml/cid" xmlns:w16="http://schemas.microsoft.com/office/word/2018/wordml" xmlns:w16sdtdh="http://schemas.microsoft.com/office/word/2020/wordml/sdtdatahash" xmlns:w16se="http://schemas.microsoft.com/office/word/2015/wordml/symex" xmlns:wpg="http://schemas.microsoft.com/office/word/2010/wordprocessingGroup" xmlns:wpi="http://schemas.microsoft.com/office/word/2010/wordprocessingInk" xmlns:wne="http://schemas.microsoft.com/office/word/2006/wordml" xmlns:wps="http://schemas.microsoft.com/office/word/2010/wordprocessingShape" mc:Ignorable="w14 w15 w16se w16cid w16 w16cex w16sdtdh wp14">
+<w:ftr xmlns:wpc="http://schemas.microsoft.com/office/word/2010/wordprocessingCanvas" xmlns:cx="http://schemas.microsoft.com/office/drawing/2014/chartex" xmlns:cx1="http://schemas.microsoft.com/office/drawing/2015/9/8/chartex" xmlns:cx2="http://schemas.microsoft.com/office/drawing/2015/10/21/chartex" xmlns:cx3="http://schemas.microsoft.com/office/drawing/2016/5/9/chartex" xmlns:cx4="http://schemas.microsoft.com/office/drawing/2016/5/10/chartex" xmlns:cx5="http://schemas.microsoft.com/office/drawing/2016/5/11/chartex" xmlns:cx6="http://schemas.microsoft.com/office/drawing/2016/5/12/chartex" xmlns:cx7="http://schemas.microsoft.com/office/drawing/2016/5/13/chartex" xmlns:cx8="http://schemas.microsoft.com/office/drawing/2016/5/14/chartex" xmlns:mc="http://schemas.openxmlformats.org/markup-compatibility/2006" xmlns:aink="http://schemas.microsoft.com/office/drawing/2016/ink" xmlns:am3d="http://schemas.microsoft.com/office/drawing/2017/model3d" xmlns:o="urn:schemas-microsoft-com:office:office" xmlns:oel="http://schemas.microsoft.com/office/2019/extlst" xmlns:r="http://schemas.openxmlformats.org/officeDocument/2006/relationships" xmlns:m="http://schemas.openxmlformats.org/officeDocument/2006/math" xmlns:v="urn:schemas-microsoft-com:vml" xmlns:wp14="http://schemas.microsoft.com/office/word/2010/wordprocessingDrawing" xmlns:wp="http://schemas.openxmlformats.org/drawingml/2006/wordprocessingDrawing" xmlns:w10="urn:schemas-microsoft-com:office:word" xmlns:w="http://schemas.openxmlformats.org/wordprocessingml/2006/main" xmlns:w14="http://schemas.microsoft.com/office/word/2010/wordml" xmlns:w15="http://schemas.microsoft.com/office/word/2012/wordml" xmlns:w16cex="http://schemas.microsoft.com/office/word/2018/wordml/cex" xmlns:w16cid="http://schemas.microsoft.com/office/word/2016/wordml/cid" xmlns:w16="http://schemas.microsoft.com/office/word/2018/wordml" xmlns:w16du="http://schemas.microsoft.com/office/word/2023/wordml/word16du" xmlns:w16sdtdh="http://schemas.microsoft.com/office/word/2020/wordml/sdtdatahash" xmlns:w16sdtfl="http://schemas.microsoft.com/office/word/2024/wordml/sdtformatlock" xmlns:w16se="http://schemas.microsoft.com/office/word/2015/wordml/symex" xmlns:wpg="http://schemas.microsoft.com/office/word/2010/wordprocessingGroup" xmlns:wpi="http://schemas.microsoft.com/office/word/2010/wordprocessingInk" xmlns:wne="http://schemas.microsoft.com/office/word/2006/wordml" xmlns:wps="http://schemas.microsoft.com/office/word/2010/wordprocessingShape" mc:Ignorable="w14 w15 w16se w16cid w16 w16cex w16sdtdh w16sdtfl w16du wp14">
   <w:tbl>
     <w:tblPr>
       <w:tblStyle w:val="Tabellrutnt"/>
@@ -12108,7 +11583,7 @@
               <w:sz w:val="15"/>
               <w:szCs w:val="15"/>
             </w:rPr>
-            <w:t>Nordic Medtest</w:t>
+            <w:t>INERA TEST OCH UTVECKLING</w:t>
           </w:r>
         </w:p>
       </w:tc>
@@ -12214,7 +11689,7 @@
 </file>
 
 <file path=word/footnotes.xml><?xml version="1.0" encoding="utf-8"?>
-<w:footnotes xmlns:wpc="http://schemas.microsoft.com/office/word/2010/wordprocessingCanvas" xmlns:cx="http://schemas.microsoft.com/office/drawing/2014/chartex" xmlns:cx1="http://schemas.microsoft.com/office/drawing/2015/9/8/chartex" xmlns:cx2="http://schemas.microsoft.com/office/drawing/2015/10/21/chartex" xmlns:cx3="http://schemas.microsoft.com/office/drawing/2016/5/9/chartex" xmlns:cx4="http://schemas.microsoft.com/office/drawing/2016/5/10/chartex" xmlns:cx5="http://schemas.microsoft.com/office/drawing/2016/5/11/chartex" xmlns:cx6="http://schemas.microsoft.com/office/drawing/2016/5/12/chartex" xmlns:cx7="http://schemas.microsoft.com/office/drawing/2016/5/13/chartex" xmlns:cx8="http://schemas.microsoft.com/office/drawing/2016/5/14/chartex" xmlns:mc="http://schemas.openxmlformats.org/markup-compatibility/2006" xmlns:aink="http://schemas.microsoft.com/office/drawing/2016/ink" xmlns:am3d="http://schemas.microsoft.com/office/drawing/2017/model3d" xmlns:o="urn:schemas-microsoft-com:office:office" xmlns:oel="http://schemas.microsoft.com/office/2019/extlst" xmlns:r="http://schemas.openxmlformats.org/officeDocument/2006/relationships" xmlns:m="http://schemas.openxmlformats.org/officeDocument/2006/math" xmlns:v="urn:schemas-microsoft-com:vml" xmlns:wp14="http://schemas.microsoft.com/office/word/2010/wordprocessingDrawing" xmlns:wp="http://schemas.openxmlformats.org/drawingml/2006/wordprocessingDrawing" xmlns:w10="urn:schemas-microsoft-com:office:word" xmlns:w="http://schemas.openxmlformats.org/wordprocessingml/2006/main" xmlns:w14="http://schemas.microsoft.com/office/word/2010/wordml" xmlns:w15="http://schemas.microsoft.com/office/word/2012/wordml" xmlns:w16cex="http://schemas.microsoft.com/office/word/2018/wordml/cex" xmlns:w16cid="http://schemas.microsoft.com/office/word/2016/wordml/cid" xmlns:w16="http://schemas.microsoft.com/office/word/2018/wordml" xmlns:w16sdtdh="http://schemas.microsoft.com/office/word/2020/wordml/sdtdatahash" xmlns:w16se="http://schemas.microsoft.com/office/word/2015/wordml/symex" xmlns:wpg="http://schemas.microsoft.com/office/word/2010/wordprocessingGroup" xmlns:wpi="http://schemas.microsoft.com/office/word/2010/wordprocessingInk" xmlns:wne="http://schemas.microsoft.com/office/word/2006/wordml" xmlns:wps="http://schemas.microsoft.com/office/word/2010/wordprocessingShape" mc:Ignorable="w14 w15 w16se w16cid w16 w16cex w16sdtdh wp14">
+<w:footnotes xmlns:wpc="http://schemas.microsoft.com/office/word/2010/wordprocessingCanvas" xmlns:cx="http://schemas.microsoft.com/office/drawing/2014/chartex" xmlns:cx1="http://schemas.microsoft.com/office/drawing/2015/9/8/chartex" xmlns:cx2="http://schemas.microsoft.com/office/drawing/2015/10/21/chartex" xmlns:cx3="http://schemas.microsoft.com/office/drawing/2016/5/9/chartex" xmlns:cx4="http://schemas.microsoft.com/office/drawing/2016/5/10/chartex" xmlns:cx5="http://schemas.microsoft.com/office/drawing/2016/5/11/chartex" xmlns:cx6="http://schemas.microsoft.com/office/drawing/2016/5/12/chartex" xmlns:cx7="http://schemas.microsoft.com/office/drawing/2016/5/13/chartex" xmlns:cx8="http://schemas.microsoft.com/office/drawing/2016/5/14/chartex" xmlns:mc="http://schemas.openxmlformats.org/markup-compatibility/2006" xmlns:aink="http://schemas.microsoft.com/office/drawing/2016/ink" xmlns:am3d="http://schemas.microsoft.com/office/drawing/2017/model3d" xmlns:o="urn:schemas-microsoft-com:office:office" xmlns:oel="http://schemas.microsoft.com/office/2019/extlst" xmlns:r="http://schemas.openxmlformats.org/officeDocument/2006/relationships" xmlns:m="http://schemas.openxmlformats.org/officeDocument/2006/math" xmlns:v="urn:schemas-microsoft-com:vml" xmlns:wp14="http://schemas.microsoft.com/office/word/2010/wordprocessingDrawing" xmlns:wp="http://schemas.openxmlformats.org/drawingml/2006/wordprocessingDrawing" xmlns:w10="urn:schemas-microsoft-com:office:word" xmlns:w="http://schemas.openxmlformats.org/wordprocessingml/2006/main" xmlns:w14="http://schemas.microsoft.com/office/word/2010/wordml" xmlns:w15="http://schemas.microsoft.com/office/word/2012/wordml" xmlns:w16cex="http://schemas.microsoft.com/office/word/2018/wordml/cex" xmlns:w16cid="http://schemas.microsoft.com/office/word/2016/wordml/cid" xmlns:w16="http://schemas.microsoft.com/office/word/2018/wordml" xmlns:w16du="http://schemas.microsoft.com/office/word/2023/wordml/word16du" xmlns:w16sdtdh="http://schemas.microsoft.com/office/word/2020/wordml/sdtdatahash" xmlns:w16sdtfl="http://schemas.microsoft.com/office/word/2024/wordml/sdtformatlock" xmlns:w16se="http://schemas.microsoft.com/office/word/2015/wordml/symex" xmlns:wpg="http://schemas.microsoft.com/office/word/2010/wordprocessingGroup" xmlns:wpi="http://schemas.microsoft.com/office/word/2010/wordprocessingInk" xmlns:wne="http://schemas.microsoft.com/office/word/2006/wordml" xmlns:wps="http://schemas.microsoft.com/office/word/2010/wordprocessingShape" mc:Ignorable="w14 w15 w16se w16cid w16 w16cex w16sdtdh w16sdtfl w16du wp14">
   <w:footnote w:type="separator" w:id="-1">
     <w:p>
       <w:r>
@@ -12233,7 +11708,7 @@
 </file>
 
 <file path=word/header1.xml><?xml version="1.0" encoding="utf-8"?>
-<w:hdr xmlns:wpc="http://schemas.microsoft.com/office/word/2010/wordprocessingCanvas" xmlns:cx="http://schemas.microsoft.com/office/drawing/2014/chartex" xmlns:cx1="http://schemas.microsoft.com/office/drawing/2015/9/8/chartex" xmlns:cx2="http://schemas.microsoft.com/office/drawing/2015/10/21/chartex" xmlns:cx3="http://schemas.microsoft.com/office/drawing/2016/5/9/chartex" xmlns:cx4="http://schemas.microsoft.com/office/drawing/2016/5/10/chartex" xmlns:cx5="http://schemas.microsoft.com/office/drawing/2016/5/11/chartex" xmlns:cx6="http://schemas.microsoft.com/office/drawing/2016/5/12/chartex" xmlns:cx7="http://schemas.microsoft.com/office/drawing/2016/5/13/chartex" xmlns:cx8="http://schemas.microsoft.com/office/drawing/2016/5/14/chartex" xmlns:mc="http://schemas.openxmlformats.org/markup-compatibility/2006" xmlns:aink="http://schemas.microsoft.com/office/drawing/2016/ink" xmlns:am3d="http://schemas.microsoft.com/office/drawing/2017/model3d" xmlns:o="urn:schemas-microsoft-com:office:office" xmlns:oel="http://schemas.microsoft.com/office/2019/extlst" xmlns:r="http://schemas.openxmlformats.org/officeDocument/2006/relationships" xmlns:m="http://schemas.openxmlformats.org/officeDocument/2006/math" xmlns:v="urn:schemas-microsoft-com:vml" xmlns:wp14="http://schemas.microsoft.com/office/word/2010/wordprocessingDrawing" xmlns:wp="http://schemas.openxmlformats.org/drawingml/2006/wordprocessingDrawing" xmlns:w10="urn:schemas-microsoft-com:office:word" xmlns:w="http://schemas.openxmlformats.org/wordprocessingml/2006/main" xmlns:w14="http://schemas.microsoft.com/office/word/2010/wordml" xmlns:w15="http://schemas.microsoft.com/office/word/2012/wordml" xmlns:w16cex="http://schemas.microsoft.com/office/word/2018/wordml/cex" xmlns:w16cid="http://schemas.microsoft.com/office/word/2016/wordml/cid" xmlns:w16="http://schemas.microsoft.com/office/word/2018/wordml" xmlns:w16sdtdh="http://schemas.microsoft.com/office/word/2020/wordml/sdtdatahash" xmlns:w16se="http://schemas.microsoft.com/office/word/2015/wordml/symex" xmlns:wpg="http://schemas.microsoft.com/office/word/2010/wordprocessingGroup" xmlns:wpi="http://schemas.microsoft.com/office/word/2010/wordprocessingInk" xmlns:wne="http://schemas.microsoft.com/office/word/2006/wordml" xmlns:wps="http://schemas.microsoft.com/office/word/2010/wordprocessingShape" mc:Ignorable="w14 w15 w16se w16cid w16 w16cex w16sdtdh wp14">
+<w:hdr xmlns:wpc="http://schemas.microsoft.com/office/word/2010/wordprocessingCanvas" xmlns:cx="http://schemas.microsoft.com/office/drawing/2014/chartex" xmlns:cx1="http://schemas.microsoft.com/office/drawing/2015/9/8/chartex" xmlns:cx2="http://schemas.microsoft.com/office/drawing/2015/10/21/chartex" xmlns:cx3="http://schemas.microsoft.com/office/drawing/2016/5/9/chartex" xmlns:cx4="http://schemas.microsoft.com/office/drawing/2016/5/10/chartex" xmlns:cx5="http://schemas.microsoft.com/office/drawing/2016/5/11/chartex" xmlns:cx6="http://schemas.microsoft.com/office/drawing/2016/5/12/chartex" xmlns:cx7="http://schemas.microsoft.com/office/drawing/2016/5/13/chartex" xmlns:cx8="http://schemas.microsoft.com/office/drawing/2016/5/14/chartex" xmlns:mc="http://schemas.openxmlformats.org/markup-compatibility/2006" xmlns:aink="http://schemas.microsoft.com/office/drawing/2016/ink" xmlns:am3d="http://schemas.microsoft.com/office/drawing/2017/model3d" xmlns:o="urn:schemas-microsoft-com:office:office" xmlns:oel="http://schemas.microsoft.com/office/2019/extlst" xmlns:r="http://schemas.openxmlformats.org/officeDocument/2006/relationships" xmlns:m="http://schemas.openxmlformats.org/officeDocument/2006/math" xmlns:v="urn:schemas-microsoft-com:vml" xmlns:wp14="http://schemas.microsoft.com/office/word/2010/wordprocessingDrawing" xmlns:wp="http://schemas.openxmlformats.org/drawingml/2006/wordprocessingDrawing" xmlns:w10="urn:schemas-microsoft-com:office:word" xmlns:w="http://schemas.openxmlformats.org/wordprocessingml/2006/main" xmlns:w14="http://schemas.microsoft.com/office/word/2010/wordml" xmlns:w15="http://schemas.microsoft.com/office/word/2012/wordml" xmlns:w16cex="http://schemas.microsoft.com/office/word/2018/wordml/cex" xmlns:w16cid="http://schemas.microsoft.com/office/word/2016/wordml/cid" xmlns:w16="http://schemas.microsoft.com/office/word/2018/wordml" xmlns:w16du="http://schemas.microsoft.com/office/word/2023/wordml/word16du" xmlns:w16sdtdh="http://schemas.microsoft.com/office/word/2020/wordml/sdtdatahash" xmlns:w16sdtfl="http://schemas.microsoft.com/office/word/2024/wordml/sdtformatlock" xmlns:w16se="http://schemas.microsoft.com/office/word/2015/wordml/symex" xmlns:wpg="http://schemas.microsoft.com/office/word/2010/wordprocessingGroup" xmlns:wpi="http://schemas.microsoft.com/office/word/2010/wordprocessingInk" xmlns:wne="http://schemas.microsoft.com/office/word/2006/wordml" xmlns:wps="http://schemas.microsoft.com/office/word/2010/wordprocessingShape" mc:Ignorable="w14 w15 w16se w16cid w16 w16cex w16sdtdh w16sdtfl w16du wp14">
   <w:tbl>
     <w:tblPr>
       <w:tblStyle w:val="Tabellrutnt"/>
@@ -12359,7 +11834,19 @@
             <w:rPr>
               <w:lang w:val="en-US"/>
             </w:rPr>
-            <w:t>2023-</w:t>
+            <w:t>202</w:t>
+          </w:r>
+          <w:r>
+            <w:rPr>
+              <w:lang w:val="en-US"/>
+            </w:rPr>
+            <w:t>5</w:t>
+          </w:r>
+          <w:r>
+            <w:rPr>
+              <w:lang w:val="en-US"/>
+            </w:rPr>
+            <w:t>-</w:t>
           </w:r>
           <w:r>
             <w:rPr>
@@ -12371,7 +11858,7 @@
             <w:rPr>
               <w:lang w:val="en-US"/>
             </w:rPr>
-            <w:t>9</w:t>
+            <w:t>5</w:t>
           </w:r>
           <w:r>
             <w:rPr>
@@ -12389,7 +11876,7 @@
             <w:rPr>
               <w:lang w:val="en-US"/>
             </w:rPr>
-            <w:t>2</w:t>
+            <w:t>1</w:t>
           </w:r>
         </w:p>
       </w:tc>
@@ -12407,7 +11894,7 @@
 </file>
 
 <file path=word/numbering.xml><?xml version="1.0" encoding="utf-8"?>
-<w:numbering xmlns:wpc="http://schemas.microsoft.com/office/word/2010/wordprocessingCanvas" xmlns:cx="http://schemas.microsoft.com/office/drawing/2014/chartex" xmlns:cx1="http://schemas.microsoft.com/office/drawing/2015/9/8/chartex" xmlns:cx2="http://schemas.microsoft.com/office/drawing/2015/10/21/chartex" xmlns:cx3="http://schemas.microsoft.com/office/drawing/2016/5/9/chartex" xmlns:cx4="http://schemas.microsoft.com/office/drawing/2016/5/10/chartex" xmlns:cx5="http://schemas.microsoft.com/office/drawing/2016/5/11/chartex" xmlns:cx6="http://schemas.microsoft.com/office/drawing/2016/5/12/chartex" xmlns:cx7="http://schemas.microsoft.com/office/drawing/2016/5/13/chartex" xmlns:cx8="http://schemas.microsoft.com/office/drawing/2016/5/14/chartex" xmlns:mc="http://schemas.openxmlformats.org/markup-compatibility/2006" xmlns:aink="http://schemas.microsoft.com/office/drawing/2016/ink" xmlns:am3d="http://schemas.microsoft.com/office/drawing/2017/model3d" xmlns:o="urn:schemas-microsoft-com:office:office" xmlns:oel="http://schemas.microsoft.com/office/2019/extlst" xmlns:r="http://schemas.openxmlformats.org/officeDocument/2006/relationships" xmlns:m="http://schemas.openxmlformats.org/officeDocument/2006/math" xmlns:v="urn:schemas-microsoft-com:vml" xmlns:wp14="http://schemas.microsoft.com/office/word/2010/wordprocessingDrawing" xmlns:wp="http://schemas.openxmlformats.org/drawingml/2006/wordprocessingDrawing" xmlns:w10="urn:schemas-microsoft-com:office:word" xmlns:w="http://schemas.openxmlformats.org/wordprocessingml/2006/main" xmlns:w14="http://schemas.microsoft.com/office/word/2010/wordml" xmlns:w15="http://schemas.microsoft.com/office/word/2012/wordml" xmlns:w16cex="http://schemas.microsoft.com/office/word/2018/wordml/cex" xmlns:w16cid="http://schemas.microsoft.com/office/word/2016/wordml/cid" xmlns:w16="http://schemas.microsoft.com/office/word/2018/wordml" xmlns:w16sdtdh="http://schemas.microsoft.com/office/word/2020/wordml/sdtdatahash" xmlns:w16se="http://schemas.microsoft.com/office/word/2015/wordml/symex" xmlns:wpg="http://schemas.microsoft.com/office/word/2010/wordprocessingGroup" xmlns:wpi="http://schemas.microsoft.com/office/word/2010/wordprocessingInk" xmlns:wne="http://schemas.microsoft.com/office/word/2006/wordml" xmlns:wps="http://schemas.microsoft.com/office/word/2010/wordprocessingShape" mc:Ignorable="w14 w15 w16se w16cid w16 w16cex w16sdtdh wp14">
+<w:numbering xmlns:wpc="http://schemas.microsoft.com/office/word/2010/wordprocessingCanvas" xmlns:cx="http://schemas.microsoft.com/office/drawing/2014/chartex" xmlns:cx1="http://schemas.microsoft.com/office/drawing/2015/9/8/chartex" xmlns:cx2="http://schemas.microsoft.com/office/drawing/2015/10/21/chartex" xmlns:cx3="http://schemas.microsoft.com/office/drawing/2016/5/9/chartex" xmlns:cx4="http://schemas.microsoft.com/office/drawing/2016/5/10/chartex" xmlns:cx5="http://schemas.microsoft.com/office/drawing/2016/5/11/chartex" xmlns:cx6="http://schemas.microsoft.com/office/drawing/2016/5/12/chartex" xmlns:cx7="http://schemas.microsoft.com/office/drawing/2016/5/13/chartex" xmlns:cx8="http://schemas.microsoft.com/office/drawing/2016/5/14/chartex" xmlns:mc="http://schemas.openxmlformats.org/markup-compatibility/2006" xmlns:aink="http://schemas.microsoft.com/office/drawing/2016/ink" xmlns:am3d="http://schemas.microsoft.com/office/drawing/2017/model3d" xmlns:o="urn:schemas-microsoft-com:office:office" xmlns:oel="http://schemas.microsoft.com/office/2019/extlst" xmlns:r="http://schemas.openxmlformats.org/officeDocument/2006/relationships" xmlns:m="http://schemas.openxmlformats.org/officeDocument/2006/math" xmlns:v="urn:schemas-microsoft-com:vml" xmlns:wp14="http://schemas.microsoft.com/office/word/2010/wordprocessingDrawing" xmlns:wp="http://schemas.openxmlformats.org/drawingml/2006/wordprocessingDrawing" xmlns:w10="urn:schemas-microsoft-com:office:word" xmlns:w="http://schemas.openxmlformats.org/wordprocessingml/2006/main" xmlns:w14="http://schemas.microsoft.com/office/word/2010/wordml" xmlns:w15="http://schemas.microsoft.com/office/word/2012/wordml" xmlns:w16cex="http://schemas.microsoft.com/office/word/2018/wordml/cex" xmlns:w16cid="http://schemas.microsoft.com/office/word/2016/wordml/cid" xmlns:w16="http://schemas.microsoft.com/office/word/2018/wordml" xmlns:w16du="http://schemas.microsoft.com/office/word/2023/wordml/word16du" xmlns:w16sdtdh="http://schemas.microsoft.com/office/word/2020/wordml/sdtdatahash" xmlns:w16sdtfl="http://schemas.microsoft.com/office/word/2024/wordml/sdtformatlock" xmlns:w16se="http://schemas.microsoft.com/office/word/2015/wordml/symex" xmlns:wpg="http://schemas.microsoft.com/office/word/2010/wordprocessingGroup" xmlns:wpi="http://schemas.microsoft.com/office/word/2010/wordprocessingInk" xmlns:wne="http://schemas.microsoft.com/office/word/2006/wordml" xmlns:wps="http://schemas.microsoft.com/office/word/2010/wordprocessingShape" mc:Ignorable="w14 w15 w16se w16cid w16 w16cex w16sdtdh w16sdtfl w16du wp14">
   <w:abstractNum w:abstractNumId="0" w15:restartNumberingAfterBreak="0">
     <w:nsid w:val="FFFFFF7C"/>
     <w:multiLevelType w:val="singleLevel"/>
@@ -13618,7 +13105,7 @@
 </file>
 
 <file path=word/styles.xml><?xml version="1.0" encoding="utf-8"?>
-<w:styles xmlns:mc="http://schemas.openxmlformats.org/markup-compatibility/2006" xmlns:r="http://schemas.openxmlformats.org/officeDocument/2006/relationships" xmlns:w="http://schemas.openxmlformats.org/wordprocessingml/2006/main" xmlns:w14="http://schemas.microsoft.com/office/word/2010/wordml" xmlns:w15="http://schemas.microsoft.com/office/word/2012/wordml" xmlns:w16cex="http://schemas.microsoft.com/office/word/2018/wordml/cex" xmlns:w16cid="http://schemas.microsoft.com/office/word/2016/wordml/cid" xmlns:w16="http://schemas.microsoft.com/office/word/2018/wordml" xmlns:w16sdtdh="http://schemas.microsoft.com/office/word/2020/wordml/sdtdatahash" xmlns:w16se="http://schemas.microsoft.com/office/word/2015/wordml/symex" mc:Ignorable="w14 w15 w16se w16cid w16 w16cex w16sdtdh">
+<w:styles xmlns:mc="http://schemas.openxmlformats.org/markup-compatibility/2006" xmlns:r="http://schemas.openxmlformats.org/officeDocument/2006/relationships" xmlns:w="http://schemas.openxmlformats.org/wordprocessingml/2006/main" xmlns:w14="http://schemas.microsoft.com/office/word/2010/wordml" xmlns:w15="http://schemas.microsoft.com/office/word/2012/wordml" xmlns:w16cex="http://schemas.microsoft.com/office/word/2018/wordml/cex" xmlns:w16cid="http://schemas.microsoft.com/office/word/2016/wordml/cid" xmlns:w16="http://schemas.microsoft.com/office/word/2018/wordml" xmlns:w16du="http://schemas.microsoft.com/office/word/2023/wordml/word16du" xmlns:w16sdtdh="http://schemas.microsoft.com/office/word/2020/wordml/sdtdatahash" xmlns:w16sdtfl="http://schemas.microsoft.com/office/word/2024/wordml/sdtformatlock" xmlns:w16se="http://schemas.microsoft.com/office/word/2015/wordml/symex" mc:Ignorable="w14 w15 w16se w16cid w16 w16cex w16sdtdh w16sdtfl w16du">
   <w:docDefaults>
     <w:rPrDefault>
       <w:rPr>
@@ -15315,11 +14802,41 @@
       </w:tcPr>
     </w:tblStylePr>
   </w:style>
+  <w:style w:type="character" w:styleId="Kommentarsreferens">
+    <w:name w:val="annotation reference"/>
+    <w:basedOn w:val="Standardstycketeckensnitt"/>
+    <w:uiPriority w:val="99"/>
+    <w:semiHidden/>
+    <w:rsid w:val="001F3BD1"/>
+    <w:rPr>
+      <w:sz w:val="16"/>
+      <w:szCs w:val="16"/>
+    </w:rPr>
+  </w:style>
+  <w:style w:type="paragraph" w:styleId="Kommentarer">
+    <w:name w:val="annotation text"/>
+    <w:basedOn w:val="Normal"/>
+    <w:link w:val="KommentarerChar"/>
+    <w:uiPriority w:val="99"/>
+    <w:semiHidden/>
+    <w:rsid w:val="001F3BD1"/>
+    <w:pPr>
+      <w:spacing w:line="240" w:lineRule="auto"/>
+    </w:pPr>
+  </w:style>
+  <w:style w:type="character" w:customStyle="1" w:styleId="KommentarerChar">
+    <w:name w:val="Kommentarer Char"/>
+    <w:basedOn w:val="Standardstycketeckensnitt"/>
+    <w:link w:val="Kommentarer"/>
+    <w:uiPriority w:val="99"/>
+    <w:semiHidden/>
+    <w:rsid w:val="001F3BD1"/>
+  </w:style>
 </w:styles>
 </file>
 
 <file path=word/glossary/document.xml><?xml version="1.0" encoding="utf-8"?>
-<w:glossaryDocument xmlns:wpc="http://schemas.microsoft.com/office/word/2010/wordprocessingCanvas" xmlns:cx="http://schemas.microsoft.com/office/drawing/2014/chartex" xmlns:cx1="http://schemas.microsoft.com/office/drawing/2015/9/8/chartex" xmlns:cx2="http://schemas.microsoft.com/office/drawing/2015/10/21/chartex" xmlns:cx3="http://schemas.microsoft.com/office/drawing/2016/5/9/chartex" xmlns:cx4="http://schemas.microsoft.com/office/drawing/2016/5/10/chartex" xmlns:cx5="http://schemas.microsoft.com/office/drawing/2016/5/11/chartex" xmlns:cx6="http://schemas.microsoft.com/office/drawing/2016/5/12/chartex" xmlns:cx7="http://schemas.microsoft.com/office/drawing/2016/5/13/chartex" xmlns:cx8="http://schemas.microsoft.com/office/drawing/2016/5/14/chartex" xmlns:mc="http://schemas.openxmlformats.org/markup-compatibility/2006" xmlns:aink="http://schemas.microsoft.com/office/drawing/2016/ink" xmlns:am3d="http://schemas.microsoft.com/office/drawing/2017/model3d" xmlns:o="urn:schemas-microsoft-com:office:office" xmlns:oel="http://schemas.microsoft.com/office/2019/extlst" xmlns:r="http://schemas.openxmlformats.org/officeDocument/2006/relationships" xmlns:m="http://schemas.openxmlformats.org/officeDocument/2006/math" xmlns:v="urn:schemas-microsoft-com:vml" xmlns:wp14="http://schemas.microsoft.com/office/word/2010/wordprocessingDrawing" xmlns:wp="http://schemas.openxmlformats.org/drawingml/2006/wordprocessingDrawing" xmlns:w10="urn:schemas-microsoft-com:office:word" xmlns:w="http://schemas.openxmlformats.org/wordprocessingml/2006/main" xmlns:w14="http://schemas.microsoft.com/office/word/2010/wordml" xmlns:w15="http://schemas.microsoft.com/office/word/2012/wordml" xmlns:w16cex="http://schemas.microsoft.com/office/word/2018/wordml/cex" xmlns:w16cid="http://schemas.microsoft.com/office/word/2016/wordml/cid" xmlns:w16="http://schemas.microsoft.com/office/word/2018/wordml" xmlns:w16sdtdh="http://schemas.microsoft.com/office/word/2020/wordml/sdtdatahash" xmlns:w16se="http://schemas.microsoft.com/office/word/2015/wordml/symex" xmlns:wpg="http://schemas.microsoft.com/office/word/2010/wordprocessingGroup" xmlns:wpi="http://schemas.microsoft.com/office/word/2010/wordprocessingInk" xmlns:wne="http://schemas.microsoft.com/office/word/2006/wordml" xmlns:wps="http://schemas.microsoft.com/office/word/2010/wordprocessingShape" mc:Ignorable="w14 w15 w16se w16cid w16 w16cex w16sdtdh wp14">
+<w:glossaryDocument xmlns:wpc="http://schemas.microsoft.com/office/word/2010/wordprocessingCanvas" xmlns:cx="http://schemas.microsoft.com/office/drawing/2014/chartex" xmlns:cx1="http://schemas.microsoft.com/office/drawing/2015/9/8/chartex" xmlns:cx2="http://schemas.microsoft.com/office/drawing/2015/10/21/chartex" xmlns:cx3="http://schemas.microsoft.com/office/drawing/2016/5/9/chartex" xmlns:cx4="http://schemas.microsoft.com/office/drawing/2016/5/10/chartex" xmlns:cx5="http://schemas.microsoft.com/office/drawing/2016/5/11/chartex" xmlns:cx6="http://schemas.microsoft.com/office/drawing/2016/5/12/chartex" xmlns:cx7="http://schemas.microsoft.com/office/drawing/2016/5/13/chartex" xmlns:cx8="http://schemas.microsoft.com/office/drawing/2016/5/14/chartex" xmlns:mc="http://schemas.openxmlformats.org/markup-compatibility/2006" xmlns:aink="http://schemas.microsoft.com/office/drawing/2016/ink" xmlns:am3d="http://schemas.microsoft.com/office/drawing/2017/model3d" xmlns:o="urn:schemas-microsoft-com:office:office" xmlns:oel="http://schemas.microsoft.com/office/2019/extlst" xmlns:r="http://schemas.openxmlformats.org/officeDocument/2006/relationships" xmlns:m="http://schemas.openxmlformats.org/officeDocument/2006/math" xmlns:v="urn:schemas-microsoft-com:vml" xmlns:wp14="http://schemas.microsoft.com/office/word/2010/wordprocessingDrawing" xmlns:wp="http://schemas.openxmlformats.org/drawingml/2006/wordprocessingDrawing" xmlns:w10="urn:schemas-microsoft-com:office:word" xmlns:w="http://schemas.openxmlformats.org/wordprocessingml/2006/main" xmlns:w14="http://schemas.microsoft.com/office/word/2010/wordml" xmlns:w15="http://schemas.microsoft.com/office/word/2012/wordml" xmlns:w16cex="http://schemas.microsoft.com/office/word/2018/wordml/cex" xmlns:w16cid="http://schemas.microsoft.com/office/word/2016/wordml/cid" xmlns:w16="http://schemas.microsoft.com/office/word/2018/wordml" xmlns:w16du="http://schemas.microsoft.com/office/word/2023/wordml/word16du" xmlns:w16sdtdh="http://schemas.microsoft.com/office/word/2020/wordml/sdtdatahash" xmlns:w16sdtfl="http://schemas.microsoft.com/office/word/2024/wordml/sdtformatlock" xmlns:w16se="http://schemas.microsoft.com/office/word/2015/wordml/symex" xmlns:wpg="http://schemas.microsoft.com/office/word/2010/wordprocessingGroup" xmlns:wpi="http://schemas.microsoft.com/office/word/2010/wordprocessingInk" xmlns:wne="http://schemas.microsoft.com/office/word/2006/wordml" xmlns:wps="http://schemas.microsoft.com/office/word/2010/wordprocessingShape" mc:Ignorable="w14 w15 w16se w16cid w16 w16cex w16sdtdh w16sdtfl w16du wp14">
   <w:docParts>
     <w:docPart>
       <w:docPartPr>
@@ -15384,7 +14901,7 @@
 </file>
 
 <file path=word/glossary/fontTable.xml><?xml version="1.0" encoding="utf-8"?>
-<w:fonts xmlns:mc="http://schemas.openxmlformats.org/markup-compatibility/2006" xmlns:r="http://schemas.openxmlformats.org/officeDocument/2006/relationships" xmlns:w="http://schemas.openxmlformats.org/wordprocessingml/2006/main" xmlns:w14="http://schemas.microsoft.com/office/word/2010/wordml" xmlns:w15="http://schemas.microsoft.com/office/word/2012/wordml" xmlns:w16cex="http://schemas.microsoft.com/office/word/2018/wordml/cex" xmlns:w16cid="http://schemas.microsoft.com/office/word/2016/wordml/cid" xmlns:w16="http://schemas.microsoft.com/office/word/2018/wordml" xmlns:w16sdtdh="http://schemas.microsoft.com/office/word/2020/wordml/sdtdatahash" xmlns:w16se="http://schemas.microsoft.com/office/word/2015/wordml/symex" mc:Ignorable="w14 w15 w16se w16cid w16 w16cex w16sdtdh">
+<w:fonts xmlns:mc="http://schemas.openxmlformats.org/markup-compatibility/2006" xmlns:r="http://schemas.openxmlformats.org/officeDocument/2006/relationships" xmlns:w="http://schemas.openxmlformats.org/wordprocessingml/2006/main" xmlns:w14="http://schemas.microsoft.com/office/word/2010/wordml" xmlns:w15="http://schemas.microsoft.com/office/word/2012/wordml" xmlns:w16cex="http://schemas.microsoft.com/office/word/2018/wordml/cex" xmlns:w16cid="http://schemas.microsoft.com/office/word/2016/wordml/cid" xmlns:w16="http://schemas.microsoft.com/office/word/2018/wordml" xmlns:w16du="http://schemas.microsoft.com/office/word/2023/wordml/word16du" xmlns:w16sdtdh="http://schemas.microsoft.com/office/word/2020/wordml/sdtdatahash" xmlns:w16sdtfl="http://schemas.microsoft.com/office/word/2024/wordml/sdtformatlock" xmlns:w16se="http://schemas.microsoft.com/office/word/2015/wordml/symex" mc:Ignorable="w14 w15 w16se w16cid w16 w16cex w16sdtdh w16sdtfl w16du">
   <w:font w:name="Symbol">
     <w:panose1 w:val="05050102010706020507"/>
     <w:charset w:val="02"/>
@@ -15404,7 +14921,7 @@
     <w:charset w:val="00"/>
     <w:family w:val="swiss"/>
     <w:pitch w:val="variable"/>
-    <w:sig w:usb0="E4002EFF" w:usb1="C000247B" w:usb2="00000009" w:usb3="00000000" w:csb0="000001FF" w:csb1="00000000"/>
+    <w:sig w:usb0="E4002EFF" w:usb1="C200247B" w:usb2="00000009" w:usb3="00000000" w:csb0="000001FF" w:csb1="00000000"/>
   </w:font>
   <w:font w:name="Courier New">
     <w:panose1 w:val="02070309020205020404"/>
@@ -15455,18 +14972,23 @@
     <w:pitch w:val="variable"/>
     <w:sig w:usb0="E0002EFF" w:usb1="C000785B" w:usb2="00000009" w:usb3="00000000" w:csb0="000001FF" w:csb1="00000000"/>
   </w:font>
-  <w:font w:name="Calibri Light">
-    <w:panose1 w:val="020F0302020204030204"/>
+  <w:font w:name="Aptos">
     <w:charset w:val="00"/>
     <w:family w:val="swiss"/>
     <w:pitch w:val="variable"/>
-    <w:sig w:usb0="E4002EFF" w:usb1="C000247B" w:usb2="00000009" w:usb3="00000000" w:csb0="000001FF" w:csb1="00000000"/>
+    <w:sig w:usb0="20000287" w:usb1="00000003" w:usb2="00000000" w:usb3="00000000" w:csb0="0000019F" w:csb1="00000000"/>
+  </w:font>
+  <w:font w:name="Aptos Display">
+    <w:charset w:val="00"/>
+    <w:family w:val="swiss"/>
+    <w:pitch w:val="variable"/>
+    <w:sig w:usb0="20000287" w:usb1="00000003" w:usb2="00000000" w:usb3="00000000" w:csb0="0000019F" w:csb1="00000000"/>
   </w:font>
 </w:fonts>
 </file>
 
 <file path=word/glossary/settings.xml><?xml version="1.0" encoding="utf-8"?>
-<w:settings xmlns:mc="http://schemas.openxmlformats.org/markup-compatibility/2006" xmlns:o="urn:schemas-microsoft-com:office:office" xmlns:r="http://schemas.openxmlformats.org/officeDocument/2006/relationships" xmlns:m="http://schemas.openxmlformats.org/officeDocument/2006/math" xmlns:v="urn:schemas-microsoft-com:vml" xmlns:w10="urn:schemas-microsoft-com:office:word" xmlns:w="http://schemas.openxmlformats.org/wordprocessingml/2006/main" xmlns:w14="http://schemas.microsoft.com/office/word/2010/wordml" xmlns:w15="http://schemas.microsoft.com/office/word/2012/wordml" xmlns:w16cex="http://schemas.microsoft.com/office/word/2018/wordml/cex" xmlns:w16cid="http://schemas.microsoft.com/office/word/2016/wordml/cid" xmlns:w16="http://schemas.microsoft.com/office/word/2018/wordml" xmlns:w16sdtdh="http://schemas.microsoft.com/office/word/2020/wordml/sdtdatahash" xmlns:w16se="http://schemas.microsoft.com/office/word/2015/wordml/symex" xmlns:sl="http://schemas.openxmlformats.org/schemaLibrary/2006/main" mc:Ignorable="w14 w15 w16se w16cid w16 w16cex w16sdtdh">
+<w:settings xmlns:mc="http://schemas.openxmlformats.org/markup-compatibility/2006" xmlns:o="urn:schemas-microsoft-com:office:office" xmlns:r="http://schemas.openxmlformats.org/officeDocument/2006/relationships" xmlns:m="http://schemas.openxmlformats.org/officeDocument/2006/math" xmlns:v="urn:schemas-microsoft-com:vml" xmlns:w10="urn:schemas-microsoft-com:office:word" xmlns:w="http://schemas.openxmlformats.org/wordprocessingml/2006/main" xmlns:w14="http://schemas.microsoft.com/office/word/2010/wordml" xmlns:w15="http://schemas.microsoft.com/office/word/2012/wordml" xmlns:w16cex="http://schemas.microsoft.com/office/word/2018/wordml/cex" xmlns:w16cid="http://schemas.microsoft.com/office/word/2016/wordml/cid" xmlns:w16="http://schemas.microsoft.com/office/word/2018/wordml" xmlns:w16du="http://schemas.microsoft.com/office/word/2023/wordml/word16du" xmlns:w16sdtdh="http://schemas.microsoft.com/office/word/2020/wordml/sdtdatahash" xmlns:w16sdtfl="http://schemas.microsoft.com/office/word/2024/wordml/sdtformatlock" xmlns:w16se="http://schemas.microsoft.com/office/word/2015/wordml/symex" xmlns:sl="http://schemas.openxmlformats.org/schemaLibrary/2006/main" mc:Ignorable="w14 w15 w16se w16cid w16 w16cex w16sdtdh w16sdtfl w16du">
   <w:view w:val="normal"/>
   <w:defaultTabStop w:val="1304"/>
   <w:hyphenationZone w:val="425"/>
@@ -15482,21 +15004,27 @@
   </w:compat>
   <w:rsids>
     <w:rsidRoot w:val="00E45085"/>
+    <w:rsid w:val="001017A3"/>
     <w:rsid w:val="00131380"/>
     <w:rsid w:val="002131CF"/>
     <w:rsid w:val="00250984"/>
+    <w:rsid w:val="002B1EA3"/>
     <w:rsid w:val="00334B4A"/>
     <w:rsid w:val="00390CF8"/>
+    <w:rsid w:val="00630AFE"/>
     <w:rsid w:val="007511BA"/>
+    <w:rsid w:val="009F7631"/>
     <w:rsid w:val="00A03A6E"/>
     <w:rsid w:val="00AC1394"/>
     <w:rsid w:val="00AC1536"/>
+    <w:rsid w:val="00B12769"/>
     <w:rsid w:val="00B37AD4"/>
     <w:rsid w:val="00B879CD"/>
     <w:rsid w:val="00C66A38"/>
     <w:rsid w:val="00E30477"/>
     <w:rsid w:val="00E45085"/>
     <w:rsid w:val="00E65D08"/>
+    <w:rsid w:val="00F50E1E"/>
   </w:rsids>
   <m:mathPr>
     <m:mathFont m:val="Cambria Math"/>
@@ -15520,7 +15048,7 @@
 </file>
 
 <file path=word/glossary/styles.xml><?xml version="1.0" encoding="utf-8"?>
-<w:styles xmlns:mc="http://schemas.openxmlformats.org/markup-compatibility/2006" xmlns:r="http://schemas.openxmlformats.org/officeDocument/2006/relationships" xmlns:w="http://schemas.openxmlformats.org/wordprocessingml/2006/main" xmlns:w14="http://schemas.microsoft.com/office/word/2010/wordml" xmlns:w15="http://schemas.microsoft.com/office/word/2012/wordml" xmlns:w16cex="http://schemas.microsoft.com/office/word/2018/wordml/cex" xmlns:w16cid="http://schemas.microsoft.com/office/word/2016/wordml/cid" xmlns:w16="http://schemas.microsoft.com/office/word/2018/wordml" xmlns:w16sdtdh="http://schemas.microsoft.com/office/word/2020/wordml/sdtdatahash" xmlns:w16se="http://schemas.microsoft.com/office/word/2015/wordml/symex" mc:Ignorable="w14 w15 w16se w16cid w16 w16cex w16sdtdh">
+<w:styles xmlns:mc="http://schemas.openxmlformats.org/markup-compatibility/2006" xmlns:r="http://schemas.openxmlformats.org/officeDocument/2006/relationships" xmlns:w="http://schemas.openxmlformats.org/wordprocessingml/2006/main" xmlns:w14="http://schemas.microsoft.com/office/word/2010/wordml" xmlns:w15="http://schemas.microsoft.com/office/word/2012/wordml" xmlns:w16cex="http://schemas.microsoft.com/office/word/2018/wordml/cex" xmlns:w16cid="http://schemas.microsoft.com/office/word/2016/wordml/cid" xmlns:w16="http://schemas.microsoft.com/office/word/2018/wordml" xmlns:w16du="http://schemas.microsoft.com/office/word/2023/wordml/word16du" xmlns:w16sdtdh="http://schemas.microsoft.com/office/word/2020/wordml/sdtdatahash" xmlns:w16sdtfl="http://schemas.microsoft.com/office/word/2024/wordml/sdtformatlock" xmlns:w16se="http://schemas.microsoft.com/office/word/2015/wordml/symex" mc:Ignorable="w14 w15 w16se w16cid w16 w16cex w16sdtdh w16sdtfl w16du">
   <w:docDefaults>
     <w:rPrDefault>
       <w:rPr>
@@ -15965,7 +15493,7 @@
 </file>
 
 <file path=word/glossary/webSettings.xml><?xml version="1.0" encoding="utf-8"?>
-<w:webSettings xmlns:mc="http://schemas.openxmlformats.org/markup-compatibility/2006" xmlns:r="http://schemas.openxmlformats.org/officeDocument/2006/relationships" xmlns:w="http://schemas.openxmlformats.org/wordprocessingml/2006/main" xmlns:w14="http://schemas.microsoft.com/office/word/2010/wordml" xmlns:w15="http://schemas.microsoft.com/office/word/2012/wordml" xmlns:w16cex="http://schemas.microsoft.com/office/word/2018/wordml/cex" xmlns:w16cid="http://schemas.microsoft.com/office/word/2016/wordml/cid" xmlns:w16="http://schemas.microsoft.com/office/word/2018/wordml" xmlns:w16sdtdh="http://schemas.microsoft.com/office/word/2020/wordml/sdtdatahash" xmlns:w16se="http://schemas.microsoft.com/office/word/2015/wordml/symex" mc:Ignorable="w14 w15 w16se w16cid w16 w16cex w16sdtdh">
+<w:webSettings xmlns:mc="http://schemas.openxmlformats.org/markup-compatibility/2006" xmlns:r="http://schemas.openxmlformats.org/officeDocument/2006/relationships" xmlns:w="http://schemas.openxmlformats.org/wordprocessingml/2006/main" xmlns:w14="http://schemas.microsoft.com/office/word/2010/wordml" xmlns:w15="http://schemas.microsoft.com/office/word/2012/wordml" xmlns:w16cex="http://schemas.microsoft.com/office/word/2018/wordml/cex" xmlns:w16cid="http://schemas.microsoft.com/office/word/2016/wordml/cid" xmlns:w16="http://schemas.microsoft.com/office/word/2018/wordml" xmlns:w16du="http://schemas.microsoft.com/office/word/2023/wordml/word16du" xmlns:w16sdtdh="http://schemas.microsoft.com/office/word/2020/wordml/sdtdatahash" xmlns:w16sdtfl="http://schemas.microsoft.com/office/word/2024/wordml/sdtformatlock" xmlns:w16se="http://schemas.microsoft.com/office/word/2015/wordml/symex" mc:Ignorable="w14 w15 w16se w16cid w16 w16cex w16sdtdh w16sdtfl w16du">
   <w:optimizeForBrowser/>
   <w:allowPNG/>
 </w:webSettings>
@@ -16308,14 +15836,7 @@
 </file>
 
 <file path=customXml/item1.xml><?xml version="1.0" encoding="utf-8"?>
-<p:properties xmlns:p="http://schemas.microsoft.com/office/2006/metadata/properties" xmlns:xsi="http://www.w3.org/2001/XMLSchema-instance" xmlns:pc="http://schemas.microsoft.com/office/infopath/2007/PartnerControls">
-  <documentManagement>
-    <TaxCatchAll xmlns="2650c1b0-b5fc-4490-8d12-d327ee776c7b" xsi:nil="true"/>
-    <lcf76f155ced4ddcb4097134ff3c332f xmlns="40a89c71-6f69-4bdc-886c-c8f971c9b9d4">
-      <Terms xmlns="http://schemas.microsoft.com/office/infopath/2007/PartnerControls"/>
-    </lcf76f155ced4ddcb4097134ff3c332f>
-  </documentManagement>
-</p:properties>
+<b:Sources xmlns:b="http://schemas.openxmlformats.org/officeDocument/2006/bibliography" xmlns="http://schemas.openxmlformats.org/officeDocument/2006/bibliography" SelectedStyle="\APASixthEditionOfficeOnline.xsl" StyleName="APA" Version="6"/>
 </file>
 
 <file path=customXml/item2.xml><?xml version="1.0" encoding="utf-8"?>
@@ -16542,7 +16063,14 @@
 </file>
 
 <file path=customXml/item3.xml><?xml version="1.0" encoding="utf-8"?>
-<b:Sources xmlns:b="http://schemas.openxmlformats.org/officeDocument/2006/bibliography" xmlns="http://schemas.openxmlformats.org/officeDocument/2006/bibliography" SelectedStyle="\APASixthEditionOfficeOnline.xsl" StyleName="APA" Version="6"/>
+<p:properties xmlns:p="http://schemas.microsoft.com/office/2006/metadata/properties" xmlns:xsi="http://www.w3.org/2001/XMLSchema-instance" xmlns:pc="http://schemas.microsoft.com/office/infopath/2007/PartnerControls">
+  <documentManagement>
+    <TaxCatchAll xmlns="2650c1b0-b5fc-4490-8d12-d327ee776c7b" xsi:nil="true"/>
+    <lcf76f155ced4ddcb4097134ff3c332f xmlns="40a89c71-6f69-4bdc-886c-c8f971c9b9d4">
+      <Terms xmlns="http://schemas.microsoft.com/office/infopath/2007/PartnerControls"/>
+    </lcf76f155ced4ddcb4097134ff3c332f>
+  </documentManagement>
+</p:properties>
 </file>
 
 <file path=customXml/item4.xml><?xml version="1.0" encoding="utf-8"?>
@@ -16555,12 +16083,9 @@
 </file>
 
 <file path=customXml/itemProps1.xml><?xml version="1.0" encoding="utf-8"?>
-<ds:datastoreItem xmlns:ds="http://schemas.openxmlformats.org/officeDocument/2006/customXml" ds:itemID="{9DCCB28F-463D-45F3-8BD3-7ACCCA6F54F0}">
+<ds:datastoreItem xmlns:ds="http://schemas.openxmlformats.org/officeDocument/2006/customXml" ds:itemID="{F425ED1F-C8BA-4C2F-B8CC-B65D72B8F6FA}">
   <ds:schemaRefs>
-    <ds:schemaRef ds:uri="http://schemas.microsoft.com/office/2006/metadata/properties"/>
-    <ds:schemaRef ds:uri="http://schemas.microsoft.com/office/infopath/2007/PartnerControls"/>
-    <ds:schemaRef ds:uri="2650c1b0-b5fc-4490-8d12-d327ee776c7b"/>
-    <ds:schemaRef ds:uri="40a89c71-6f69-4bdc-886c-c8f971c9b9d4"/>
+    <ds:schemaRef ds:uri="http://schemas.openxmlformats.org/officeDocument/2006/bibliography"/>
   </ds:schemaRefs>
 </ds:datastoreItem>
 </file>
@@ -16585,9 +16110,12 @@
 </file>
 
 <file path=customXml/itemProps3.xml><?xml version="1.0" encoding="utf-8"?>
-<ds:datastoreItem xmlns:ds="http://schemas.openxmlformats.org/officeDocument/2006/customXml" ds:itemID="{F425ED1F-C8BA-4C2F-B8CC-B65D72B8F6FA}">
+<ds:datastoreItem xmlns:ds="http://schemas.openxmlformats.org/officeDocument/2006/customXml" ds:itemID="{9DCCB28F-463D-45F3-8BD3-7ACCCA6F54F0}">
   <ds:schemaRefs>
-    <ds:schemaRef ds:uri="http://schemas.openxmlformats.org/officeDocument/2006/bibliography"/>
+    <ds:schemaRef ds:uri="http://schemas.microsoft.com/office/2006/metadata/properties"/>
+    <ds:schemaRef ds:uri="http://schemas.microsoft.com/office/infopath/2007/PartnerControls"/>
+    <ds:schemaRef ds:uri="2650c1b0-b5fc-4490-8d12-d327ee776c7b"/>
+    <ds:schemaRef ds:uri="40a89c71-6f69-4bdc-886c-c8f971c9b9d4"/>
   </ds:schemaRefs>
 </ds:datastoreItem>
 </file>
